--- a/新泰週報20260517[2620]B4F.docx
+++ b/新泰週報20260517[2620]B4F.docx
@@ -3610,13 +3610,369 @@
         <w:spacing w:line="300" w:lineRule="exact"/>
         <w:ind w:leftChars="-59" w:left="-142"/>
         <w:rPr>
-          <w:rFonts w:asciiTheme="majorBidi" w:eastAsia="標楷體" w:hAnsiTheme="majorBidi" w:cstheme="majorBidi"/>
-          <w:b/>
+          <w:rFonts w:asciiTheme="majorBidi" w:eastAsia="標楷體" w:hAnsiTheme="majorBidi" w:cstheme="majorBidi" w:hint="eastAsia"/>
+          <w:bCs/>
           <w:w w:val="80"/>
           <w:sz w:val="26"/>
           <w:szCs w:val="26"/>
         </w:rPr>
       </w:pPr>
+      <w:r>
+        <w:rPr>
+          <w:rFonts w:asciiTheme="majorBidi" w:eastAsia="標楷體" w:hAnsiTheme="majorBidi" w:cstheme="majorBidi" w:hint="eastAsia"/>
+          <w:bCs/>
+          <w:w w:val="80"/>
+          <w:sz w:val="26"/>
+          <w:szCs w:val="26"/>
+        </w:rPr>
+        <w:t>謳咾與尊貴，哦！榮耀與權勢，</w:t>
+      </w:r>
+    </w:p>
+    <w:p>
+      <w:pPr>
+        <w:snapToGrid w:val="0"/>
+        <w:spacing w:line="300" w:lineRule="exact"/>
+        <w:ind w:leftChars="-59" w:left="-142"/>
+        <w:rPr>
+          <w:rFonts w:asciiTheme="majorBidi" w:eastAsia="標楷體" w:hAnsiTheme="majorBidi" w:cstheme="majorBidi" w:hint="eastAsia"/>
+          <w:bCs/>
+          <w:w w:val="80"/>
+          <w:sz w:val="26"/>
+          <w:szCs w:val="26"/>
+        </w:rPr>
+      </w:pPr>
+      <w:r>
+        <w:rPr>
+          <w:rFonts w:asciiTheme="majorBidi" w:eastAsia="標楷體" w:hAnsiTheme="majorBidi" w:cstheme="majorBidi" w:hint="eastAsia"/>
+          <w:bCs/>
+          <w:w w:val="80"/>
+          <w:sz w:val="26"/>
+          <w:szCs w:val="26"/>
+        </w:rPr>
+        <w:t>永遠攏屬主上帝。</w:t>
+      </w:r>
+    </w:p>
+    <w:p>
+      <w:pPr>
+        <w:snapToGrid w:val="0"/>
+        <w:spacing w:line="300" w:lineRule="exact"/>
+        <w:ind w:leftChars="-59" w:left="-142"/>
+        <w:rPr>
+          <w:rFonts w:asciiTheme="majorBidi" w:eastAsia="標楷體" w:hAnsiTheme="majorBidi" w:cstheme="majorBidi" w:hint="eastAsia"/>
+          <w:bCs/>
+          <w:w w:val="80"/>
+          <w:sz w:val="26"/>
+          <w:szCs w:val="26"/>
+        </w:rPr>
+      </w:pPr>
+      <w:r>
+        <w:rPr>
+          <w:rFonts w:asciiTheme="majorBidi" w:eastAsia="標楷體" w:hAnsiTheme="majorBidi" w:cstheme="majorBidi" w:hint="eastAsia"/>
+          <w:bCs/>
+          <w:w w:val="80"/>
+          <w:sz w:val="26"/>
+          <w:szCs w:val="26"/>
+        </w:rPr>
+        <w:t>謳咾與尊貴，哦！榮耀與權勢，</w:t>
+      </w:r>
+    </w:p>
+    <w:p>
+      <w:pPr>
+        <w:snapToGrid w:val="0"/>
+        <w:spacing w:line="300" w:lineRule="exact"/>
+        <w:ind w:leftChars="-59" w:left="-142"/>
+        <w:rPr>
+          <w:rFonts w:asciiTheme="majorBidi" w:eastAsia="標楷體" w:hAnsiTheme="majorBidi" w:cstheme="majorBidi" w:hint="eastAsia"/>
+          <w:bCs/>
+          <w:w w:val="80"/>
+          <w:sz w:val="26"/>
+          <w:szCs w:val="26"/>
+        </w:rPr>
+      </w:pPr>
+      <w:r>
+        <w:rPr>
+          <w:rFonts w:asciiTheme="majorBidi" w:eastAsia="標楷體" w:hAnsiTheme="majorBidi" w:cstheme="majorBidi" w:hint="eastAsia"/>
+          <w:bCs/>
+          <w:w w:val="80"/>
+          <w:sz w:val="26"/>
+          <w:szCs w:val="26"/>
+        </w:rPr>
+        <w:t>攏歸佇赦罪的羊羔，祂坐佇寶座。</w:t>
+      </w:r>
+    </w:p>
+    <w:p>
+      <w:pPr>
+        <w:snapToGrid w:val="0"/>
+        <w:spacing w:line="300" w:lineRule="exact"/>
+        <w:ind w:leftChars="-59" w:left="-142"/>
+        <w:rPr>
+          <w:rFonts w:asciiTheme="majorBidi" w:eastAsia="標楷體" w:hAnsiTheme="majorBidi" w:cstheme="majorBidi" w:hint="eastAsia"/>
+          <w:bCs/>
+          <w:w w:val="80"/>
+          <w:sz w:val="26"/>
+          <w:szCs w:val="26"/>
+        </w:rPr>
+      </w:pPr>
+      <w:r>
+        <w:rPr>
+          <w:rFonts w:asciiTheme="majorBidi" w:eastAsia="標楷體" w:hAnsiTheme="majorBidi" w:cstheme="majorBidi" w:hint="eastAsia"/>
+          <w:bCs/>
+          <w:w w:val="80"/>
+          <w:sz w:val="26"/>
+          <w:szCs w:val="26"/>
+        </w:rPr>
+        <w:t>跪落敬拜祂，虔誠來仰望祂，</w:t>
+      </w:r>
+    </w:p>
+    <w:p>
+      <w:pPr>
+        <w:snapToGrid w:val="0"/>
+        <w:spacing w:line="300" w:lineRule="exact"/>
+        <w:ind w:leftChars="-59" w:left="-142"/>
+        <w:rPr>
+          <w:rFonts w:asciiTheme="majorBidi" w:eastAsia="標楷體" w:hAnsiTheme="majorBidi" w:cstheme="majorBidi" w:hint="eastAsia"/>
+          <w:bCs/>
+          <w:w w:val="80"/>
+          <w:sz w:val="26"/>
+          <w:szCs w:val="26"/>
+        </w:rPr>
+      </w:pPr>
+      <w:r>
+        <w:rPr>
+          <w:rFonts w:asciiTheme="majorBidi" w:eastAsia="標楷體" w:hAnsiTheme="majorBidi" w:cstheme="majorBidi" w:hint="eastAsia"/>
+          <w:bCs/>
+          <w:w w:val="80"/>
+          <w:sz w:val="26"/>
+          <w:szCs w:val="26"/>
+        </w:rPr>
+        <w:t>坐佇寶座赦罪羊羔。</w:t>
+      </w:r>
+    </w:p>
+    <w:p>
+      <w:pPr>
+        <w:snapToGrid w:val="0"/>
+        <w:spacing w:line="300" w:lineRule="exact"/>
+        <w:ind w:leftChars="-59" w:left="-142"/>
+        <w:rPr>
+          <w:rFonts w:asciiTheme="majorBidi" w:eastAsia="標楷體" w:hAnsiTheme="majorBidi" w:cstheme="majorBidi" w:hint="eastAsia"/>
+          <w:bCs/>
+          <w:w w:val="80"/>
+          <w:sz w:val="26"/>
+          <w:szCs w:val="26"/>
+        </w:rPr>
+      </w:pPr>
+      <w:r>
+        <w:rPr>
+          <w:rFonts w:asciiTheme="majorBidi" w:eastAsia="標楷體" w:hAnsiTheme="majorBidi" w:cstheme="majorBidi" w:hint="eastAsia"/>
+          <w:bCs/>
+          <w:w w:val="80"/>
+          <w:sz w:val="26"/>
+          <w:szCs w:val="26"/>
+        </w:rPr>
+        <w:t>祂名值得尊崇，祂名充滿榮光，</w:t>
+      </w:r>
+    </w:p>
+    <w:p>
+      <w:pPr>
+        <w:snapToGrid w:val="0"/>
+        <w:spacing w:line="300" w:lineRule="exact"/>
+        <w:ind w:leftChars="-59" w:left="-142"/>
+        <w:rPr>
+          <w:rFonts w:asciiTheme="majorBidi" w:eastAsia="標楷體" w:hAnsiTheme="majorBidi" w:cstheme="majorBidi" w:hint="eastAsia"/>
+          <w:bCs/>
+          <w:w w:val="80"/>
+          <w:sz w:val="26"/>
+          <w:szCs w:val="26"/>
+        </w:rPr>
+      </w:pPr>
+      <w:r>
+        <w:rPr>
+          <w:rFonts w:asciiTheme="majorBidi" w:eastAsia="標楷體" w:hAnsiTheme="majorBidi" w:cstheme="majorBidi" w:hint="eastAsia"/>
+          <w:bCs/>
+          <w:w w:val="80"/>
+          <w:sz w:val="26"/>
+          <w:szCs w:val="26"/>
+        </w:rPr>
+        <w:t>榮耀與尊貴攏歸佇祂。</w:t>
+      </w:r>
+      <w:r>
+        <w:rPr>
+          <w:rFonts w:asciiTheme="majorBidi" w:eastAsia="標楷體" w:hAnsiTheme="majorBidi" w:cstheme="majorBidi" w:hint="eastAsia"/>
+          <w:bCs/>
+          <w:w w:val="80"/>
+          <w:sz w:val="26"/>
+          <w:szCs w:val="26"/>
+        </w:rPr>
+        <w:t>X2</w:t>
+      </w:r>
+    </w:p>
+    <w:p>
+      <w:pPr>
+        <w:snapToGrid w:val="0"/>
+        <w:spacing w:line="300" w:lineRule="exact"/>
+        <w:ind w:leftChars="-59" w:left="-142"/>
+        <w:rPr>
+          <w:rFonts w:asciiTheme="majorBidi" w:eastAsia="標楷體" w:hAnsiTheme="majorBidi" w:cstheme="majorBidi" w:hint="eastAsia"/>
+          <w:bCs/>
+          <w:w w:val="80"/>
+          <w:sz w:val="26"/>
+          <w:szCs w:val="26"/>
+        </w:rPr>
+      </w:pPr>
+      <w:r>
+        <w:rPr>
+          <w:rFonts w:asciiTheme="majorBidi" w:eastAsia="標楷體" w:hAnsiTheme="majorBidi" w:cstheme="majorBidi" w:hint="eastAsia"/>
+          <w:bCs/>
+          <w:w w:val="80"/>
+          <w:sz w:val="26"/>
+          <w:szCs w:val="26"/>
+        </w:rPr>
+        <w:t>謳咾與尊貴，榮耀與權勢，</w:t>
+      </w:r>
+    </w:p>
+    <w:p>
+      <w:pPr>
+        <w:snapToGrid w:val="0"/>
+        <w:spacing w:line="300" w:lineRule="exact"/>
+        <w:ind w:leftChars="-59" w:left="-142"/>
+        <w:rPr>
+          <w:rFonts w:asciiTheme="majorBidi" w:eastAsia="標楷體" w:hAnsiTheme="majorBidi" w:cstheme="majorBidi" w:hint="eastAsia"/>
+          <w:bCs/>
+          <w:w w:val="80"/>
+          <w:sz w:val="26"/>
+          <w:szCs w:val="26"/>
+        </w:rPr>
+      </w:pPr>
+      <w:r>
+        <w:rPr>
+          <w:rFonts w:asciiTheme="majorBidi" w:eastAsia="標楷體" w:hAnsiTheme="majorBidi" w:cstheme="majorBidi" w:hint="eastAsia"/>
+          <w:bCs/>
+          <w:w w:val="80"/>
+          <w:sz w:val="26"/>
+          <w:szCs w:val="26"/>
+        </w:rPr>
+        <w:t>永遠攏屬主上帝。</w:t>
+      </w:r>
+    </w:p>
+    <w:p>
+      <w:pPr>
+        <w:snapToGrid w:val="0"/>
+        <w:spacing w:line="300" w:lineRule="exact"/>
+        <w:ind w:leftChars="-59" w:left="-142"/>
+        <w:rPr>
+          <w:rFonts w:asciiTheme="majorBidi" w:eastAsia="標楷體" w:hAnsiTheme="majorBidi" w:cstheme="majorBidi" w:hint="eastAsia"/>
+          <w:bCs/>
+          <w:w w:val="80"/>
+          <w:sz w:val="26"/>
+          <w:szCs w:val="26"/>
+        </w:rPr>
+      </w:pPr>
+      <w:r>
+        <w:rPr>
+          <w:rFonts w:asciiTheme="majorBidi" w:eastAsia="標楷體" w:hAnsiTheme="majorBidi" w:cstheme="majorBidi" w:hint="eastAsia"/>
+          <w:bCs/>
+          <w:w w:val="80"/>
+          <w:sz w:val="26"/>
+          <w:szCs w:val="26"/>
+        </w:rPr>
+        <w:t>謳咾與尊貴，榮耀與權勢，</w:t>
+      </w:r>
+    </w:p>
+    <w:p>
+      <w:pPr>
+        <w:snapToGrid w:val="0"/>
+        <w:spacing w:line="300" w:lineRule="exact"/>
+        <w:ind w:leftChars="-59" w:left="-142"/>
+        <w:rPr>
+          <w:rFonts w:asciiTheme="majorBidi" w:eastAsia="標楷體" w:hAnsiTheme="majorBidi" w:cstheme="majorBidi" w:hint="eastAsia"/>
+          <w:bCs/>
+          <w:w w:val="80"/>
+          <w:sz w:val="26"/>
+          <w:szCs w:val="26"/>
+        </w:rPr>
+      </w:pPr>
+      <w:r>
+        <w:rPr>
+          <w:rFonts w:asciiTheme="majorBidi" w:eastAsia="標楷體" w:hAnsiTheme="majorBidi" w:cstheme="majorBidi" w:hint="eastAsia"/>
+          <w:bCs/>
+          <w:w w:val="80"/>
+          <w:sz w:val="26"/>
+          <w:szCs w:val="26"/>
+        </w:rPr>
+        <w:t>攏歸佇至尊的上帝，</w:t>
+      </w:r>
+    </w:p>
+    <w:p>
+      <w:pPr>
+        <w:snapToGrid w:val="0"/>
+        <w:spacing w:line="300" w:lineRule="exact"/>
+        <w:ind w:leftChars="-59" w:left="-142"/>
+        <w:rPr>
+          <w:rFonts w:asciiTheme="majorBidi" w:eastAsia="標楷體" w:hAnsiTheme="majorBidi" w:cstheme="majorBidi" w:hint="eastAsia"/>
+          <w:bCs/>
+          <w:w w:val="80"/>
+          <w:sz w:val="26"/>
+          <w:szCs w:val="26"/>
+        </w:rPr>
+      </w:pPr>
+      <w:r>
+        <w:rPr>
+          <w:rFonts w:asciiTheme="majorBidi" w:eastAsia="標楷體" w:hAnsiTheme="majorBidi" w:cstheme="majorBidi" w:hint="eastAsia"/>
+          <w:bCs/>
+          <w:w w:val="80"/>
+          <w:sz w:val="26"/>
+          <w:szCs w:val="26"/>
+        </w:rPr>
+        <w:t>祂是至尊主上帝，</w:t>
+      </w:r>
+    </w:p>
+    <w:p>
+      <w:pPr>
+        <w:snapToGrid w:val="0"/>
+        <w:spacing w:line="300" w:lineRule="exact"/>
+        <w:ind w:leftChars="-59" w:left="-142"/>
+        <w:rPr>
+          <w:rFonts w:asciiTheme="majorBidi" w:eastAsia="標楷體" w:hAnsiTheme="majorBidi" w:cstheme="majorBidi" w:hint="eastAsia"/>
+          <w:bCs/>
+          <w:w w:val="80"/>
+          <w:sz w:val="26"/>
+          <w:szCs w:val="26"/>
+        </w:rPr>
+      </w:pPr>
+      <w:r>
+        <w:rPr>
+          <w:rFonts w:asciiTheme="majorBidi" w:eastAsia="標楷體" w:hAnsiTheme="majorBidi" w:cstheme="majorBidi" w:hint="eastAsia"/>
+          <w:bCs/>
+          <w:w w:val="80"/>
+          <w:sz w:val="26"/>
+          <w:szCs w:val="26"/>
+        </w:rPr>
+        <w:t>寶座永遠攏屬祂，</w:t>
+      </w:r>
+    </w:p>
+    <w:p>
+      <w:pPr>
+        <w:snapToGrid w:val="0"/>
+        <w:spacing w:line="300" w:lineRule="exact"/>
+        <w:ind w:leftChars="-59" w:left="-142"/>
+        <w:rPr>
+          <w:rFonts w:asciiTheme="majorBidi" w:eastAsia="標楷體" w:hAnsiTheme="majorBidi" w:cstheme="majorBidi"/>
+          <w:bCs/>
+          <w:w w:val="80"/>
+          <w:sz w:val="26"/>
+          <w:szCs w:val="26"/>
+        </w:rPr>
+      </w:pPr>
+      <w:r>
+        <w:rPr>
+          <w:rFonts w:asciiTheme="majorBidi" w:eastAsia="標楷體" w:hAnsiTheme="majorBidi" w:cstheme="majorBidi" w:hint="eastAsia"/>
+          <w:bCs/>
+          <w:w w:val="80"/>
+          <w:sz w:val="26"/>
+          <w:szCs w:val="26"/>
+        </w:rPr>
+        <w:t>永遠到永遠攏屬祂。</w:t>
+      </w:r>
     </w:p>
     <w:p>
       <w:pPr>
@@ -3894,7 +4250,7 @@
           <w:lang w:bidi="he-IL"/>
         </w:rPr>
         <w:drawing>
-          <wp:anchor distT="0" distB="0" distL="114300" distR="114300" simplePos="0" relativeHeight="251660288" behindDoc="0" locked="0" layoutInCell="1" allowOverlap="1" wp14:anchorId="0030E694" wp14:editId="02ECF30B">
+          <wp:anchor distT="0" distB="0" distL="114300" distR="114300" simplePos="0" relativeHeight="251660288" behindDoc="0" locked="0" layoutInCell="1" allowOverlap="1" wp14:anchorId="0030E694" wp14:editId="7C688B8B">
             <wp:simplePos x="0" y="0"/>
             <wp:positionH relativeFrom="column">
               <wp:posOffset>2160905</wp:posOffset>
@@ -15220,7 +15576,7 @@
           </mc:Choice>
           <mc:Fallback>
             <w:pict>
-              <v:line w14:anchorId="44052E8D" id="直線接點 2" o:spid="_x0000_s1026" style="position:absolute;z-index:251653120;visibility:visible;mso-wrap-style:square;mso-height-percent:0;mso-wrap-distance-left:9pt;mso-wrap-distance-top:0;mso-wrap-distance-right:9pt;mso-wrap-distance-bottom:0;mso-position-horizontal:absolute;mso-position-horizontal-relative:page;mso-position-vertical:absolute;mso-position-vertical-relative:page;mso-height-percent:0;mso-height-relative:margin" from="687.75pt,19.85pt" to="687.75pt,709.8pt" o:gfxdata="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" strokecolor="black [3213]" strokeweight=".5pt">
+              <v:line w14:anchorId="2E0862ED" id="直線接點 2" o:spid="_x0000_s1026" style="position:absolute;z-index:251653120;visibility:visible;mso-wrap-style:square;mso-height-percent:0;mso-wrap-distance-left:9pt;mso-wrap-distance-top:0;mso-wrap-distance-right:9pt;mso-wrap-distance-bottom:0;mso-position-horizontal:absolute;mso-position-horizontal-relative:page;mso-position-vertical:absolute;mso-position-vertical-relative:page;mso-height-percent:0;mso-height-relative:margin" from="687.75pt,19.85pt" to="687.75pt,709.8pt" o:gfxdata="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" strokecolor="black [3213]" strokeweight=".5pt">
                 <v:stroke dashstyle="3 1" joinstyle="miter"/>
                 <w10:wrap anchorx="page" anchory="page"/>
               </v:line>
@@ -21198,7 +21554,15 @@
                 <w:w w:val="80"/>
                 <w:szCs w:val="24"/>
               </w:rPr>
-              <w:t>,22</w:t>
+              <w:t>,</w:t>
+            </w:r>
+            <w:r>
+              <w:rPr>
+                <w:rFonts w:ascii="Barlow Condensed Medium" w:eastAsia="華康中黑體" w:hAnsi="Barlow Condensed Medium" w:cs="Times New Roman" w:hint="eastAsia"/>
+                <w:w w:val="80"/>
+                <w:szCs w:val="24"/>
+              </w:rPr>
+              <w:t>55</w:t>
             </w:r>
             <w:r>
               <w:rPr>
@@ -21332,11 +21696,11 @@
             </w:pPr>
             <w:r>
               <w:rPr>
-                <w:rFonts w:ascii="Barlow Condensed Medium" w:eastAsia="標楷體" w:hAnsi="Barlow Condensed Medium" w:cstheme="minorHAnsi"/>
+                <w:rFonts w:ascii="Barlow Condensed Medium" w:eastAsia="標楷體" w:hAnsi="Barlow Condensed Medium" w:cstheme="minorHAnsi" w:hint="eastAsia"/>
                 <w:w w:val="80"/>
                 <w:szCs w:val="24"/>
               </w:rPr>
-              <w:t>2</w:t>
+              <w:t>1</w:t>
             </w:r>
             <w:r>
               <w:rPr>
@@ -21370,11 +21734,11 @@
             </w:pPr>
             <w:r>
               <w:rPr>
-                <w:rFonts w:ascii="Barlow Condensed Medium" w:eastAsia="標楷體" w:hAnsi="Barlow Condensed Medium" w:cstheme="minorHAnsi"/>
+                <w:rFonts w:ascii="Barlow Condensed Medium" w:eastAsia="標楷體" w:hAnsi="Barlow Condensed Medium" w:cstheme="minorHAnsi" w:hint="eastAsia"/>
                 <w:w w:val="80"/>
                 <w:szCs w:val="24"/>
               </w:rPr>
-              <w:t>6</w:t>
+              <w:t>5</w:t>
             </w:r>
             <w:r>
               <w:rPr>
@@ -21423,19 +21787,11 @@
             </w:pPr>
             <w:r>
               <w:rPr>
-                <w:rFonts w:ascii="Barlow Condensed Medium" w:eastAsia="標楷體" w:hAnsi="Barlow Condensed Medium" w:cstheme="minorHAnsi"/>
+                <w:rFonts w:ascii="Barlow Condensed Medium" w:eastAsia="標楷體" w:hAnsi="Barlow Condensed Medium" w:cstheme="minorHAnsi" w:hint="eastAsia"/>
                 <w:w w:val="80"/>
                 <w:szCs w:val="24"/>
               </w:rPr>
-              <w:t>9</w:t>
-            </w:r>
-            <w:r>
-              <w:rPr>
-                <w:rFonts w:ascii="Barlow Condensed Medium" w:eastAsia="標楷體" w:hAnsi="Barlow Condensed Medium" w:cstheme="minorHAnsi" w:hint="eastAsia"/>
-                <w:w w:val="80"/>
-                <w:szCs w:val="24"/>
-              </w:rPr>
-              <w:t>-1</w:t>
+              <w:t>7</w:t>
             </w:r>
             <w:r>
               <w:rPr>
@@ -21469,11 +21825,11 @@
             </w:pPr>
             <w:r>
               <w:rPr>
-                <w:rFonts w:ascii="Barlow Condensed Medium" w:eastAsia="標楷體" w:hAnsi="Barlow Condensed Medium" w:cstheme="minorHAnsi"/>
+                <w:rFonts w:ascii="Barlow Condensed Medium" w:eastAsia="標楷體" w:hAnsi="Barlow Condensed Medium" w:cstheme="minorHAnsi" w:hint="eastAsia"/>
                 <w:w w:val="80"/>
                 <w:szCs w:val="24"/>
               </w:rPr>
-              <w:t>4</w:t>
+              <w:t>9</w:t>
             </w:r>
             <w:r>
               <w:rPr>
@@ -21511,7 +21867,15 @@
                 <w:w w:val="80"/>
                 <w:szCs w:val="24"/>
               </w:rPr>
-              <w:t>17</w:t>
+              <w:t>7</w:t>
+            </w:r>
+            <w:r>
+              <w:rPr>
+                <w:rFonts w:ascii="Barlow Condensed Medium" w:eastAsia="標楷體" w:hAnsi="Barlow Condensed Medium" w:cstheme="minorHAnsi" w:hint="eastAsia"/>
+                <w:w w:val="80"/>
+                <w:szCs w:val="24"/>
+              </w:rPr>
+              <w:t>-1</w:t>
             </w:r>
             <w:r>
               <w:rPr>
@@ -21544,11 +21908,27 @@
             </w:pPr>
             <w:r>
               <w:rPr>
+                <w:rFonts w:ascii="Barlow Condensed Medium" w:eastAsia="標楷體" w:hAnsi="Barlow Condensed Medium" w:cstheme="minorHAnsi" w:hint="eastAsia"/>
+                <w:w w:val="80"/>
+                <w:szCs w:val="24"/>
+              </w:rPr>
+              <w:t>5</w:t>
+            </w:r>
+            <w:r>
+              <w:rPr>
                 <w:rFonts w:ascii="Barlow Condensed Medium" w:eastAsia="標楷體" w:hAnsi="Barlow Condensed Medium" w:cstheme="minorHAnsi"/>
                 <w:w w:val="80"/>
                 <w:szCs w:val="24"/>
               </w:rPr>
-              <w:t>4</w:t>
+              <w:t>,</w:t>
+            </w:r>
+            <w:r>
+              <w:rPr>
+                <w:rFonts w:ascii="Barlow Condensed Medium" w:eastAsia="標楷體" w:hAnsi="Barlow Condensed Medium" w:cstheme="minorHAnsi" w:hint="eastAsia"/>
+                <w:w w:val="80"/>
+                <w:szCs w:val="24"/>
+              </w:rPr>
+              <w:t>6</w:t>
             </w:r>
             <w:r>
               <w:rPr>
@@ -21556,7 +21936,7 @@
                 <w:w w:val="80"/>
                 <w:szCs w:val="24"/>
               </w:rPr>
-              <w:t>,000</w:t>
+              <w:t>00</w:t>
             </w:r>
           </w:p>
         </w:tc>
@@ -21610,7 +21990,23 @@
                 <w:w w:val="80"/>
                 <w:szCs w:val="24"/>
               </w:rPr>
-              <w:t>17-1</w:t>
+              <w:t>1</w:t>
+            </w:r>
+            <w:r>
+              <w:rPr>
+                <w:rFonts w:ascii="Barlow Condensed Medium" w:eastAsia="標楷體" w:hAnsi="Barlow Condensed Medium" w:cstheme="minorHAnsi" w:hint="eastAsia"/>
+                <w:w w:val="80"/>
+                <w:szCs w:val="24"/>
+              </w:rPr>
+              <w:t>1</w:t>
+            </w:r>
+            <w:r>
+              <w:rPr>
+                <w:rFonts w:ascii="Barlow Condensed Medium" w:eastAsia="標楷體" w:hAnsi="Barlow Condensed Medium" w:cstheme="minorHAnsi"/>
+                <w:w w:val="80"/>
+                <w:szCs w:val="24"/>
+              </w:rPr>
+              <w:t>-1</w:t>
             </w:r>
             <w:r>
               <w:rPr>
@@ -21644,11 +22040,11 @@
             </w:pPr>
             <w:r>
               <w:rPr>
-                <w:rFonts w:ascii="Barlow Condensed Medium" w:eastAsia="標楷體" w:hAnsi="Barlow Condensed Medium" w:cstheme="minorHAnsi"/>
+                <w:rFonts w:ascii="Barlow Condensed Medium" w:eastAsia="標楷體" w:hAnsi="Barlow Condensed Medium" w:cstheme="minorHAnsi" w:hint="eastAsia"/>
                 <w:w w:val="80"/>
                 <w:szCs w:val="24"/>
               </w:rPr>
-              <w:t>7</w:t>
+              <w:t>3</w:t>
             </w:r>
             <w:r>
               <w:rPr>
@@ -21681,27 +22077,11 @@
             </w:pPr>
             <w:r>
               <w:rPr>
-                <w:rFonts w:ascii="Barlow Condensed Medium" w:eastAsia="標楷體" w:hAnsi="Barlow Condensed Medium" w:cstheme="minorHAnsi"/>
+                <w:rFonts w:ascii="Barlow Condensed Medium" w:eastAsia="標楷體" w:hAnsi="Barlow Condensed Medium" w:cstheme="minorHAnsi" w:hint="eastAsia"/>
                 <w:w w:val="80"/>
                 <w:szCs w:val="24"/>
               </w:rPr>
-              <w:t>17</w:t>
-            </w:r>
-            <w:r>
-              <w:rPr>
-                <w:rFonts w:ascii="Barlow Condensed Medium" w:eastAsia="標楷體" w:hAnsi="Barlow Condensed Medium" w:cstheme="minorHAnsi" w:hint="eastAsia"/>
-                <w:w w:val="80"/>
-                <w:szCs w:val="24"/>
-              </w:rPr>
-              <w:t>-</w:t>
-            </w:r>
-            <w:r>
-              <w:rPr>
-                <w:rFonts w:ascii="Barlow Condensed Medium" w:eastAsia="標楷體" w:hAnsi="Barlow Condensed Medium" w:cstheme="minorHAnsi"/>
-                <w:w w:val="80"/>
-                <w:szCs w:val="24"/>
-              </w:rPr>
-              <w:t>4</w:t>
+              <w:t>23</w:t>
             </w:r>
             <w:r>
               <w:rPr>
@@ -21773,11 +22153,11 @@
             </w:pPr>
             <w:r>
               <w:rPr>
-                <w:rFonts w:ascii="Barlow Condensed Medium" w:eastAsia="標楷體" w:hAnsi="Barlow Condensed Medium" w:cstheme="minorHAnsi"/>
+                <w:rFonts w:ascii="Barlow Condensed Medium" w:eastAsia="標楷體" w:hAnsi="Barlow Condensed Medium" w:cstheme="minorHAnsi" w:hint="eastAsia"/>
                 <w:w w:val="80"/>
                 <w:szCs w:val="24"/>
               </w:rPr>
-              <w:t>20</w:t>
+              <w:t>43</w:t>
             </w:r>
             <w:r>
               <w:rPr>
@@ -21810,11 +22190,11 @@
             </w:pPr>
             <w:r>
               <w:rPr>
-                <w:rFonts w:ascii="Barlow Condensed Medium" w:eastAsia="標楷體" w:hAnsi="Barlow Condensed Medium" w:cstheme="minorHAnsi"/>
+                <w:rFonts w:ascii="Barlow Condensed Medium" w:eastAsia="標楷體" w:hAnsi="Barlow Condensed Medium" w:cstheme="minorHAnsi" w:hint="eastAsia"/>
                 <w:w w:val="80"/>
                 <w:szCs w:val="24"/>
               </w:rPr>
-              <w:t>3</w:t>
+              <w:t>2</w:t>
             </w:r>
             <w:r>
               <w:rPr>
@@ -21872,11 +22252,11 @@
             </w:pPr>
             <w:r>
               <w:rPr>
-                <w:rFonts w:ascii="Barlow Condensed Medium" w:eastAsia="標楷體" w:hAnsi="Barlow Condensed Medium" w:cstheme="minorHAnsi"/>
+                <w:rFonts w:ascii="Barlow Condensed Medium" w:eastAsia="標楷體" w:hAnsi="Barlow Condensed Medium" w:cstheme="minorHAnsi" w:hint="eastAsia"/>
                 <w:w w:val="80"/>
                 <w:szCs w:val="24"/>
               </w:rPr>
-              <w:t>26</w:t>
+              <w:t>58</w:t>
             </w:r>
             <w:r>
               <w:rPr>
@@ -21910,11 +22290,11 @@
             </w:pPr>
             <w:r>
               <w:rPr>
-                <w:rFonts w:ascii="Barlow Condensed Medium" w:eastAsia="標楷體" w:hAnsi="Barlow Condensed Medium" w:cstheme="minorHAnsi"/>
+                <w:rFonts w:ascii="Barlow Condensed Medium" w:eastAsia="標楷體" w:hAnsi="Barlow Condensed Medium" w:cstheme="minorHAnsi" w:hint="eastAsia"/>
                 <w:w w:val="80"/>
                 <w:szCs w:val="24"/>
               </w:rPr>
-              <w:t>3</w:t>
+              <w:t>12</w:t>
             </w:r>
             <w:r>
               <w:rPr>
@@ -21945,23 +22325,6 @@
                 <w:szCs w:val="24"/>
               </w:rPr>
             </w:pPr>
-            <w:r>
-              <w:rPr>
-                <w:rFonts w:ascii="Barlow Condensed Medium" w:eastAsia="標楷體" w:hAnsi="Barlow Condensed Medium" w:cstheme="minorHAnsi"/>
-                <w:w w:val="80"/>
-                <w:szCs w:val="24"/>
-              </w:rPr>
-              <w:t>27</w:t>
-            </w:r>
-            <w:r>
-              <w:rPr>
-                <w:rFonts w:ascii="Barlow Condensed Medium" w:eastAsia="標楷體" w:hAnsi="Barlow Condensed Medium" w:cstheme="minorHAnsi" w:hint="eastAsia"/>
-                <w:w w:val="80"/>
-                <w:szCs w:val="24"/>
-                <w:lang w:eastAsia="zh-HK"/>
-              </w:rPr>
-              <w:t>號</w:t>
-            </w:r>
           </w:p>
         </w:tc>
         <w:tc>
@@ -21983,22 +22346,6 @@
                 <w:szCs w:val="24"/>
               </w:rPr>
             </w:pPr>
-            <w:r>
-              <w:rPr>
-                <w:rFonts w:ascii="Barlow Condensed Medium" w:eastAsia="標楷體" w:hAnsi="Barlow Condensed Medium" w:cstheme="minorHAnsi"/>
-                <w:w w:val="80"/>
-                <w:szCs w:val="24"/>
-              </w:rPr>
-              <w:t>2</w:t>
-            </w:r>
-            <w:r>
-              <w:rPr>
-                <w:rFonts w:ascii="Barlow Condensed Medium" w:eastAsia="標楷體" w:hAnsi="Barlow Condensed Medium" w:cstheme="minorHAnsi"/>
-                <w:w w:val="80"/>
-                <w:szCs w:val="24"/>
-              </w:rPr>
-              <w:t>,000</w:t>
-            </w:r>
           </w:p>
         </w:tc>
         <w:tc>
@@ -22021,23 +22368,6 @@
                 <w:szCs w:val="24"/>
               </w:rPr>
             </w:pPr>
-            <w:r>
-              <w:rPr>
-                <w:rFonts w:ascii="Barlow Condensed Medium" w:eastAsia="標楷體" w:hAnsi="Barlow Condensed Medium" w:cstheme="minorHAnsi"/>
-                <w:w w:val="80"/>
-                <w:szCs w:val="24"/>
-              </w:rPr>
-              <w:t>34</w:t>
-            </w:r>
-            <w:r>
-              <w:rPr>
-                <w:rFonts w:ascii="Barlow Condensed Medium" w:eastAsia="標楷體" w:hAnsi="Barlow Condensed Medium" w:cstheme="minorHAnsi" w:hint="eastAsia"/>
-                <w:w w:val="80"/>
-                <w:szCs w:val="24"/>
-                <w:lang w:eastAsia="zh-HK"/>
-              </w:rPr>
-              <w:t>號</w:t>
-            </w:r>
           </w:p>
         </w:tc>
         <w:tc>
@@ -22058,22 +22388,6 @@
                 <w:szCs w:val="24"/>
               </w:rPr>
             </w:pPr>
-            <w:r>
-              <w:rPr>
-                <w:rFonts w:ascii="Barlow Condensed Medium" w:eastAsia="標楷體" w:hAnsi="Barlow Condensed Medium" w:cstheme="minorHAnsi"/>
-                <w:w w:val="80"/>
-                <w:szCs w:val="24"/>
-              </w:rPr>
-              <w:t>2</w:t>
-            </w:r>
-            <w:r>
-              <w:rPr>
-                <w:rFonts w:ascii="Barlow Condensed Medium" w:eastAsia="標楷體" w:hAnsi="Barlow Condensed Medium" w:cstheme="minorHAnsi"/>
-                <w:w w:val="80"/>
-                <w:szCs w:val="24"/>
-              </w:rPr>
-              <w:t>,000</w:t>
-            </w:r>
           </w:p>
         </w:tc>
       </w:tr>
@@ -22120,23 +22434,6 @@
                 <w:szCs w:val="24"/>
               </w:rPr>
             </w:pPr>
-            <w:r>
-              <w:rPr>
-                <w:rFonts w:ascii="Barlow Condensed Medium" w:eastAsia="標楷體" w:hAnsi="Barlow Condensed Medium" w:cstheme="minorHAnsi"/>
-                <w:w w:val="80"/>
-                <w:szCs w:val="24"/>
-              </w:rPr>
-              <w:t>34-1</w:t>
-            </w:r>
-            <w:r>
-              <w:rPr>
-                <w:rFonts w:ascii="Barlow Condensed Medium" w:eastAsia="標楷體" w:hAnsi="Barlow Condensed Medium" w:cstheme="minorHAnsi" w:hint="eastAsia"/>
-                <w:w w:val="80"/>
-                <w:szCs w:val="24"/>
-                <w:lang w:eastAsia="zh-HK"/>
-              </w:rPr>
-              <w:t>號</w:t>
-            </w:r>
           </w:p>
         </w:tc>
         <w:tc>
@@ -22158,38 +22455,6 @@
                 <w:szCs w:val="24"/>
               </w:rPr>
             </w:pPr>
-            <w:r>
-              <w:rPr>
-                <w:rFonts w:ascii="Barlow Condensed Medium" w:eastAsia="標楷體" w:hAnsi="Barlow Condensed Medium" w:cstheme="minorHAnsi"/>
-                <w:w w:val="80"/>
-                <w:szCs w:val="24"/>
-              </w:rPr>
-              <w:t>2</w:t>
-            </w:r>
-            <w:r>
-              <w:rPr>
-                <w:rFonts w:ascii="Barlow Condensed Medium" w:eastAsia="標楷體" w:hAnsi="Barlow Condensed Medium" w:cstheme="minorHAnsi"/>
-                <w:w w:val="80"/>
-                <w:szCs w:val="24"/>
-              </w:rPr>
-              <w:t>,</w:t>
-            </w:r>
-            <w:r>
-              <w:rPr>
-                <w:rFonts w:ascii="Barlow Condensed Medium" w:eastAsia="標楷體" w:hAnsi="Barlow Condensed Medium" w:cstheme="minorHAnsi"/>
-                <w:w w:val="80"/>
-                <w:szCs w:val="24"/>
-              </w:rPr>
-              <w:t>5</w:t>
-            </w:r>
-            <w:r>
-              <w:rPr>
-                <w:rFonts w:ascii="Barlow Condensed Medium" w:eastAsia="標楷體" w:hAnsi="Barlow Condensed Medium" w:cstheme="minorHAnsi"/>
-                <w:w w:val="80"/>
-                <w:szCs w:val="24"/>
-              </w:rPr>
-              <w:t>00</w:t>
-            </w:r>
           </w:p>
         </w:tc>
         <w:tc>
@@ -22211,23 +22476,6 @@
                 <w:szCs w:val="24"/>
               </w:rPr>
             </w:pPr>
-            <w:r>
-              <w:rPr>
-                <w:rFonts w:ascii="Barlow Condensed Medium" w:eastAsia="標楷體" w:hAnsi="Barlow Condensed Medium" w:cstheme="minorHAnsi"/>
-                <w:w w:val="80"/>
-                <w:szCs w:val="24"/>
-              </w:rPr>
-              <w:t>65</w:t>
-            </w:r>
-            <w:r>
-              <w:rPr>
-                <w:rFonts w:ascii="Barlow Condensed Medium" w:eastAsia="標楷體" w:hAnsi="Barlow Condensed Medium" w:cstheme="minorHAnsi" w:hint="eastAsia"/>
-                <w:w w:val="80"/>
-                <w:szCs w:val="24"/>
-                <w:lang w:eastAsia="zh-HK"/>
-              </w:rPr>
-              <w:t>號</w:t>
-            </w:r>
           </w:p>
         </w:tc>
         <w:tc>
@@ -22249,22 +22497,6 @@
                 <w:szCs w:val="24"/>
               </w:rPr>
             </w:pPr>
-            <w:r>
-              <w:rPr>
-                <w:rFonts w:ascii="Barlow Condensed Medium" w:eastAsia="標楷體" w:hAnsi="Barlow Condensed Medium" w:cstheme="minorHAnsi"/>
-                <w:w w:val="80"/>
-                <w:szCs w:val="24"/>
-              </w:rPr>
-              <w:t>5</w:t>
-            </w:r>
-            <w:r>
-              <w:rPr>
-                <w:rFonts w:ascii="Barlow Condensed Medium" w:eastAsia="標楷體" w:hAnsi="Barlow Condensed Medium" w:cstheme="minorHAnsi"/>
-                <w:w w:val="80"/>
-                <w:szCs w:val="24"/>
-              </w:rPr>
-              <w:t>,000</w:t>
-            </w:r>
           </w:p>
         </w:tc>
         <w:tc>
@@ -22287,23 +22519,6 @@
                 <w:szCs w:val="24"/>
               </w:rPr>
             </w:pPr>
-            <w:r>
-              <w:rPr>
-                <w:rFonts w:ascii="Barlow Condensed Medium" w:eastAsia="標楷體" w:hAnsi="Barlow Condensed Medium" w:cstheme="minorHAnsi"/>
-                <w:w w:val="80"/>
-                <w:szCs w:val="24"/>
-              </w:rPr>
-              <w:t>65-1</w:t>
-            </w:r>
-            <w:r>
-              <w:rPr>
-                <w:rFonts w:ascii="Barlow Condensed Medium" w:eastAsia="標楷體" w:hAnsi="Barlow Condensed Medium" w:cstheme="minorHAnsi" w:hint="eastAsia"/>
-                <w:w w:val="80"/>
-                <w:szCs w:val="24"/>
-                <w:lang w:eastAsia="zh-HK"/>
-              </w:rPr>
-              <w:t>號</w:t>
-            </w:r>
           </w:p>
         </w:tc>
         <w:tc>
@@ -22324,22 +22539,6 @@
                 <w:szCs w:val="24"/>
               </w:rPr>
             </w:pPr>
-            <w:r>
-              <w:rPr>
-                <w:rFonts w:ascii="Barlow Condensed Medium" w:eastAsia="標楷體" w:hAnsi="Barlow Condensed Medium" w:cstheme="minorHAnsi"/>
-                <w:w w:val="80"/>
-                <w:szCs w:val="24"/>
-              </w:rPr>
-              <w:t>3</w:t>
-            </w:r>
-            <w:r>
-              <w:rPr>
-                <w:rFonts w:ascii="Barlow Condensed Medium" w:eastAsia="標楷體" w:hAnsi="Barlow Condensed Medium" w:cstheme="minorHAnsi"/>
-                <w:w w:val="80"/>
-                <w:szCs w:val="24"/>
-              </w:rPr>
-              <w:t>,000</w:t>
-            </w:r>
           </w:p>
         </w:tc>
       </w:tr>
@@ -22365,6 +22564,39 @@
                 <w:szCs w:val="24"/>
               </w:rPr>
             </w:pPr>
+            <w:r>
+              <w:rPr>
+                <w:rFonts w:ascii="Barlow Condensed Medium" w:eastAsia="華康中黑體" w:hAnsi="Barlow Condensed Medium" w:cstheme="minorHAnsi"/>
+                <w:w w:val="80"/>
+                <w:szCs w:val="24"/>
+              </w:rPr>
+              <w:sym w:font="Wingdings 2" w:char="F0AE"/>
+            </w:r>
+            <w:r>
+              <w:rPr>
+                <w:rFonts w:ascii="Barlow Condensed Medium" w:eastAsia="華康中黑體" w:hAnsi="Barlow Condensed Medium" w:cstheme="minorHAnsi" w:hint="eastAsia"/>
+                <w:w w:val="80"/>
+                <w:szCs w:val="24"/>
+                <w:lang w:eastAsia="zh-HK"/>
+              </w:rPr>
+              <w:t>感恩</w:t>
+            </w:r>
+            <w:r>
+              <w:rPr>
+                <w:rFonts w:ascii="Barlow Condensed Medium" w:eastAsia="華康中黑體" w:hAnsi="Barlow Condensed Medium" w:cstheme="minorHAnsi"/>
+                <w:w w:val="80"/>
+                <w:szCs w:val="24"/>
+              </w:rPr>
+              <w:t>奉獻</w:t>
+            </w:r>
+            <w:r>
+              <w:rPr>
+                <w:rFonts w:ascii="Barlow Condensed Medium" w:eastAsia="華康中黑體" w:hAnsi="Barlow Condensed Medium" w:cstheme="minorHAnsi"/>
+                <w:w w:val="80"/>
+                <w:szCs w:val="24"/>
+              </w:rPr>
+              <w:t>:</w:t>
+            </w:r>
           </w:p>
         </w:tc>
         <w:tc>
@@ -22388,11 +22620,19 @@
             </w:pPr>
             <w:r>
               <w:rPr>
-                <w:rFonts w:ascii="Barlow Condensed Medium" w:eastAsia="標楷體" w:hAnsi="Barlow Condensed Medium" w:cstheme="minorHAnsi"/>
+                <w:rFonts w:ascii="Barlow Condensed Medium" w:eastAsia="標楷體" w:hAnsi="Barlow Condensed Medium" w:cstheme="minorHAnsi" w:hint="eastAsia"/>
                 <w:w w:val="80"/>
                 <w:szCs w:val="24"/>
               </w:rPr>
-              <w:t>67</w:t>
+              <w:t>1</w:t>
+            </w:r>
+            <w:r>
+              <w:rPr>
+                <w:rFonts w:ascii="Barlow Condensed Medium" w:eastAsia="標楷體" w:hAnsi="Barlow Condensed Medium" w:cstheme="minorHAnsi" w:hint="eastAsia"/>
+                <w:w w:val="80"/>
+                <w:szCs w:val="24"/>
+              </w:rPr>
+              <w:t>-1</w:t>
             </w:r>
             <w:r>
               <w:rPr>
@@ -22426,11 +22666,11 @@
             </w:pPr>
             <w:r>
               <w:rPr>
-                <w:rFonts w:ascii="Barlow Condensed Medium" w:eastAsia="標楷體" w:hAnsi="Barlow Condensed Medium" w:cstheme="minorHAnsi"/>
+                <w:rFonts w:ascii="Barlow Condensed Medium" w:eastAsia="標楷體" w:hAnsi="Barlow Condensed Medium" w:cstheme="minorHAnsi" w:hint="eastAsia"/>
                 <w:w w:val="80"/>
                 <w:szCs w:val="24"/>
               </w:rPr>
-              <w:t>3</w:t>
+              <w:t>1</w:t>
             </w:r>
             <w:r>
               <w:rPr>
@@ -22461,6 +22701,23 @@
                 <w:szCs w:val="24"/>
               </w:rPr>
             </w:pPr>
+            <w:r>
+              <w:rPr>
+                <w:rFonts w:ascii="Barlow Condensed Medium" w:eastAsia="標楷體" w:hAnsi="Barlow Condensed Medium" w:cstheme="minorHAnsi" w:hint="eastAsia"/>
+                <w:w w:val="80"/>
+                <w:szCs w:val="24"/>
+              </w:rPr>
+              <w:t>7</w:t>
+            </w:r>
+            <w:r>
+              <w:rPr>
+                <w:rFonts w:ascii="Barlow Condensed Medium" w:eastAsia="標楷體" w:hAnsi="Barlow Condensed Medium" w:cstheme="minorHAnsi" w:hint="eastAsia"/>
+                <w:w w:val="80"/>
+                <w:szCs w:val="24"/>
+                <w:lang w:eastAsia="zh-HK"/>
+              </w:rPr>
+              <w:t>號</w:t>
+            </w:r>
           </w:p>
         </w:tc>
         <w:tc>
@@ -22482,6 +22739,22 @@
                 <w:szCs w:val="24"/>
               </w:rPr>
             </w:pPr>
+            <w:r>
+              <w:rPr>
+                <w:rFonts w:ascii="Barlow Condensed Medium" w:eastAsia="標楷體" w:hAnsi="Barlow Condensed Medium" w:cstheme="minorHAnsi" w:hint="eastAsia"/>
+                <w:w w:val="80"/>
+                <w:szCs w:val="24"/>
+              </w:rPr>
+              <w:t>1</w:t>
+            </w:r>
+            <w:r>
+              <w:rPr>
+                <w:rFonts w:ascii="Barlow Condensed Medium" w:eastAsia="標楷體" w:hAnsi="Barlow Condensed Medium" w:cstheme="minorHAnsi"/>
+                <w:w w:val="80"/>
+                <w:szCs w:val="24"/>
+              </w:rPr>
+              <w:t>,000</w:t>
+            </w:r>
           </w:p>
         </w:tc>
         <w:tc>
@@ -22504,6 +22777,31 @@
                 <w:szCs w:val="24"/>
               </w:rPr>
             </w:pPr>
+            <w:r>
+              <w:rPr>
+                <w:rFonts w:ascii="Barlow Condensed Medium" w:eastAsia="標楷體" w:hAnsi="Barlow Condensed Medium" w:cstheme="minorHAnsi"/>
+                <w:w w:val="80"/>
+                <w:szCs w:val="24"/>
+              </w:rPr>
+              <w:t>7</w:t>
+            </w:r>
+            <w:r>
+              <w:rPr>
+                <w:rFonts w:ascii="Barlow Condensed Medium" w:eastAsia="標楷體" w:hAnsi="Barlow Condensed Medium" w:cstheme="minorHAnsi" w:hint="eastAsia"/>
+                <w:w w:val="80"/>
+                <w:szCs w:val="24"/>
+              </w:rPr>
+              <w:t>-1</w:t>
+            </w:r>
+            <w:r>
+              <w:rPr>
+                <w:rFonts w:ascii="Barlow Condensed Medium" w:eastAsia="標楷體" w:hAnsi="Barlow Condensed Medium" w:cstheme="minorHAnsi" w:hint="eastAsia"/>
+                <w:w w:val="80"/>
+                <w:szCs w:val="24"/>
+                <w:lang w:eastAsia="zh-HK"/>
+              </w:rPr>
+              <w:t>號</w:t>
+            </w:r>
           </w:p>
         </w:tc>
         <w:tc>
@@ -22524,6 +22822,38 @@
                 <w:szCs w:val="24"/>
               </w:rPr>
             </w:pPr>
+            <w:r>
+              <w:rPr>
+                <w:rFonts w:ascii="Barlow Condensed Medium" w:eastAsia="標楷體" w:hAnsi="Barlow Condensed Medium" w:cstheme="minorHAnsi" w:hint="eastAsia"/>
+                <w:w w:val="80"/>
+                <w:szCs w:val="24"/>
+              </w:rPr>
+              <w:t>1</w:t>
+            </w:r>
+            <w:r>
+              <w:rPr>
+                <w:rFonts w:ascii="Barlow Condensed Medium" w:eastAsia="標楷體" w:hAnsi="Barlow Condensed Medium" w:cstheme="minorHAnsi"/>
+                <w:w w:val="80"/>
+                <w:szCs w:val="24"/>
+              </w:rPr>
+              <w:t>,</w:t>
+            </w:r>
+            <w:r>
+              <w:rPr>
+                <w:rFonts w:ascii="Barlow Condensed Medium" w:eastAsia="標楷體" w:hAnsi="Barlow Condensed Medium" w:cstheme="minorHAnsi" w:hint="eastAsia"/>
+                <w:w w:val="80"/>
+                <w:szCs w:val="24"/>
+              </w:rPr>
+              <w:t>0</w:t>
+            </w:r>
+            <w:r>
+              <w:rPr>
+                <w:rFonts w:ascii="Barlow Condensed Medium" w:eastAsia="標楷體" w:hAnsi="Barlow Condensed Medium" w:cstheme="minorHAnsi"/>
+                <w:w w:val="80"/>
+                <w:szCs w:val="24"/>
+              </w:rPr>
+              <w:t>00</w:t>
+            </w:r>
           </w:p>
         </w:tc>
       </w:tr>
@@ -22570,6 +22900,31 @@
                 <w:szCs w:val="24"/>
               </w:rPr>
             </w:pPr>
+            <w:r>
+              <w:rPr>
+                <w:rFonts w:ascii="Barlow Condensed Medium" w:eastAsia="標楷體" w:hAnsi="Barlow Condensed Medium" w:cstheme="minorHAnsi"/>
+                <w:w w:val="80"/>
+                <w:szCs w:val="24"/>
+              </w:rPr>
+              <w:t>1</w:t>
+            </w:r>
+            <w:r>
+              <w:rPr>
+                <w:rFonts w:ascii="Barlow Condensed Medium" w:eastAsia="標楷體" w:hAnsi="Barlow Condensed Medium" w:cstheme="minorHAnsi" w:hint="eastAsia"/>
+                <w:w w:val="80"/>
+                <w:szCs w:val="24"/>
+              </w:rPr>
+              <w:t>0</w:t>
+            </w:r>
+            <w:r>
+              <w:rPr>
+                <w:rFonts w:ascii="Barlow Condensed Medium" w:eastAsia="標楷體" w:hAnsi="Barlow Condensed Medium" w:cstheme="minorHAnsi" w:hint="eastAsia"/>
+                <w:w w:val="80"/>
+                <w:szCs w:val="24"/>
+                <w:lang w:eastAsia="zh-HK"/>
+              </w:rPr>
+              <w:t>號</w:t>
+            </w:r>
           </w:p>
         </w:tc>
         <w:tc>
@@ -22591,6 +22946,22 @@
                 <w:szCs w:val="24"/>
               </w:rPr>
             </w:pPr>
+            <w:r>
+              <w:rPr>
+                <w:rFonts w:ascii="Barlow Condensed Medium" w:eastAsia="標楷體" w:hAnsi="Barlow Condensed Medium" w:cstheme="minorHAnsi" w:hint="eastAsia"/>
+                <w:w w:val="80"/>
+                <w:szCs w:val="24"/>
+              </w:rPr>
+              <w:t>25</w:t>
+            </w:r>
+            <w:r>
+              <w:rPr>
+                <w:rFonts w:ascii="Barlow Condensed Medium" w:eastAsia="標楷體" w:hAnsi="Barlow Condensed Medium" w:cstheme="minorHAnsi"/>
+                <w:w w:val="80"/>
+                <w:szCs w:val="24"/>
+              </w:rPr>
+              <w:t>,000</w:t>
+            </w:r>
           </w:p>
         </w:tc>
         <w:tc>
@@ -22612,6 +22983,23 @@
                 <w:szCs w:val="24"/>
               </w:rPr>
             </w:pPr>
+            <w:r>
+              <w:rPr>
+                <w:rFonts w:ascii="Barlow Condensed Medium" w:eastAsia="標楷體" w:hAnsi="Barlow Condensed Medium" w:cstheme="minorHAnsi" w:hint="eastAsia"/>
+                <w:w w:val="80"/>
+                <w:szCs w:val="24"/>
+              </w:rPr>
+              <w:t>23</w:t>
+            </w:r>
+            <w:r>
+              <w:rPr>
+                <w:rFonts w:ascii="Barlow Condensed Medium" w:eastAsia="標楷體" w:hAnsi="Barlow Condensed Medium" w:cstheme="minorHAnsi" w:hint="eastAsia"/>
+                <w:w w:val="80"/>
+                <w:szCs w:val="24"/>
+                <w:lang w:eastAsia="zh-HK"/>
+              </w:rPr>
+              <w:t>號</w:t>
+            </w:r>
           </w:p>
         </w:tc>
         <w:tc>
@@ -22633,6 +23021,22 @@
                 <w:szCs w:val="24"/>
               </w:rPr>
             </w:pPr>
+            <w:r>
+              <w:rPr>
+                <w:rFonts w:ascii="Barlow Condensed Medium" w:eastAsia="標楷體" w:hAnsi="Barlow Condensed Medium" w:cstheme="minorHAnsi" w:hint="eastAsia"/>
+                <w:w w:val="80"/>
+                <w:szCs w:val="24"/>
+              </w:rPr>
+              <w:t>1</w:t>
+            </w:r>
+            <w:r>
+              <w:rPr>
+                <w:rFonts w:ascii="Barlow Condensed Medium" w:eastAsia="標楷體" w:hAnsi="Barlow Condensed Medium" w:cstheme="minorHAnsi"/>
+                <w:w w:val="80"/>
+                <w:szCs w:val="24"/>
+              </w:rPr>
+              <w:t>,000</w:t>
+            </w:r>
           </w:p>
         </w:tc>
         <w:tc>
@@ -22655,6 +23059,23 @@
                 <w:szCs w:val="24"/>
               </w:rPr>
             </w:pPr>
+            <w:r>
+              <w:rPr>
+                <w:rFonts w:ascii="Barlow Condensed Medium" w:eastAsia="標楷體" w:hAnsi="Barlow Condensed Medium" w:cstheme="minorHAnsi" w:hint="eastAsia"/>
+                <w:w w:val="80"/>
+                <w:szCs w:val="24"/>
+              </w:rPr>
+              <w:t>31</w:t>
+            </w:r>
+            <w:r>
+              <w:rPr>
+                <w:rFonts w:ascii="Barlow Condensed Medium" w:eastAsia="標楷體" w:hAnsi="Barlow Condensed Medium" w:cstheme="minorHAnsi" w:hint="eastAsia"/>
+                <w:w w:val="80"/>
+                <w:szCs w:val="24"/>
+                <w:lang w:eastAsia="zh-HK"/>
+              </w:rPr>
+              <w:t>號</w:t>
+            </w:r>
           </w:p>
         </w:tc>
         <w:tc>
@@ -22675,6 +23096,22 @@
                 <w:szCs w:val="24"/>
               </w:rPr>
             </w:pPr>
+            <w:r>
+              <w:rPr>
+                <w:rFonts w:ascii="Barlow Condensed Medium" w:eastAsia="標楷體" w:hAnsi="Barlow Condensed Medium" w:cstheme="minorHAnsi" w:hint="eastAsia"/>
+                <w:w w:val="80"/>
+                <w:szCs w:val="24"/>
+              </w:rPr>
+              <w:t>8</w:t>
+            </w:r>
+            <w:r>
+              <w:rPr>
+                <w:rFonts w:ascii="Barlow Condensed Medium" w:eastAsia="標楷體" w:hAnsi="Barlow Condensed Medium" w:cstheme="minorHAnsi"/>
+                <w:w w:val="80"/>
+                <w:szCs w:val="24"/>
+              </w:rPr>
+              <w:t>,000</w:t>
+            </w:r>
           </w:p>
         </w:tc>
       </w:tr>
@@ -22700,44 +23137,86 @@
                 <w:szCs w:val="24"/>
               </w:rPr>
             </w:pPr>
-            <w:r>
-              <w:rPr>
-                <w:rFonts w:ascii="Barlow Condensed Medium" w:eastAsia="華康中黑體" w:hAnsi="Barlow Condensed Medium" w:cstheme="minorHAnsi"/>
+          </w:p>
+        </w:tc>
+        <w:tc>
+          <w:tcPr>
+            <w:tcW w:w="685" w:type="dxa"/>
+            <w:tcMar>
+              <w:left w:w="28" w:type="dxa"/>
+              <w:right w:w="28" w:type="dxa"/>
+            </w:tcMar>
+            <w:vAlign w:val="center"/>
+          </w:tcPr>
+          <w:p>
+            <w:pPr>
+              <w:snapToGrid w:val="0"/>
+              <w:jc w:val="right"/>
+              <w:rPr>
+                <w:rFonts w:ascii="Barlow Condensed Medium" w:eastAsia="標楷體" w:hAnsi="Barlow Condensed Medium" w:cstheme="minorHAnsi" w:hint="eastAsia"/>
                 <w:w w:val="80"/>
                 <w:szCs w:val="24"/>
               </w:rPr>
-              <w:sym w:font="Wingdings 2" w:char="F0AE"/>
-            </w:r>
-            <w:r>
-              <w:rPr>
-                <w:rFonts w:ascii="Barlow Condensed Medium" w:eastAsia="華康中黑體" w:hAnsi="Barlow Condensed Medium" w:cstheme="minorHAnsi" w:hint="eastAsia"/>
+            </w:pPr>
+            <w:r>
+              <w:rPr>
+                <w:rFonts w:ascii="Barlow Condensed Medium" w:eastAsia="標楷體" w:hAnsi="Barlow Condensed Medium" w:cstheme="minorHAnsi" w:hint="eastAsia"/>
+                <w:w w:val="80"/>
+                <w:szCs w:val="24"/>
+              </w:rPr>
+              <w:t>45</w:t>
+            </w:r>
+            <w:r>
+              <w:rPr>
+                <w:rFonts w:ascii="Barlow Condensed Medium" w:eastAsia="標楷體" w:hAnsi="Barlow Condensed Medium" w:cstheme="minorHAnsi" w:hint="eastAsia"/>
                 <w:w w:val="80"/>
                 <w:szCs w:val="24"/>
                 <w:lang w:eastAsia="zh-HK"/>
               </w:rPr>
-              <w:t>感恩</w:t>
-            </w:r>
-            <w:r>
-              <w:rPr>
-                <w:rFonts w:ascii="Barlow Condensed Medium" w:eastAsia="華康中黑體" w:hAnsi="Barlow Condensed Medium" w:cstheme="minorHAnsi"/>
+              <w:t>號</w:t>
+            </w:r>
+          </w:p>
+        </w:tc>
+        <w:tc>
+          <w:tcPr>
+            <w:tcW w:w="685" w:type="dxa"/>
+            <w:tcMar>
+              <w:left w:w="113" w:type="dxa"/>
+              <w:right w:w="28" w:type="dxa"/>
+            </w:tcMar>
+            <w:vAlign w:val="center"/>
+          </w:tcPr>
+          <w:p>
+            <w:pPr>
+              <w:snapToGrid w:val="0"/>
+              <w:ind w:leftChars="-2" w:left="-5" w:rightChars="-3" w:right="-7"/>
+              <w:rPr>
+                <w:rFonts w:ascii="Barlow Condensed Medium" w:eastAsia="標楷體" w:hAnsi="Barlow Condensed Medium" w:cstheme="minorHAnsi" w:hint="eastAsia"/>
                 <w:w w:val="80"/>
                 <w:szCs w:val="24"/>
               </w:rPr>
-              <w:t>奉獻</w:t>
-            </w:r>
-            <w:r>
-              <w:rPr>
-                <w:rFonts w:ascii="Barlow Condensed Medium" w:eastAsia="華康中黑體" w:hAnsi="Barlow Condensed Medium" w:cstheme="minorHAnsi"/>
+            </w:pPr>
+            <w:r>
+              <w:rPr>
+                <w:rFonts w:ascii="Barlow Condensed Medium" w:eastAsia="標楷體" w:hAnsi="Barlow Condensed Medium" w:cstheme="minorHAnsi" w:hint="eastAsia"/>
                 <w:w w:val="80"/>
                 <w:szCs w:val="24"/>
               </w:rPr>
-              <w:t>:</w:t>
-            </w:r>
-          </w:p>
-        </w:tc>
-        <w:tc>
-          <w:tcPr>
-            <w:tcW w:w="685" w:type="dxa"/>
+              <w:t>4</w:t>
+            </w:r>
+            <w:r>
+              <w:rPr>
+                <w:rFonts w:ascii="Barlow Condensed Medium" w:eastAsia="標楷體" w:hAnsi="Barlow Condensed Medium" w:cstheme="minorHAnsi"/>
+                <w:w w:val="80"/>
+                <w:szCs w:val="24"/>
+              </w:rPr>
+              <w:t>,000</w:t>
+            </w:r>
+          </w:p>
+        </w:tc>
+        <w:tc>
+          <w:tcPr>
+            <w:tcW w:w="686" w:type="dxa"/>
             <w:tcMar>
               <w:left w:w="28" w:type="dxa"/>
               <w:right w:w="28" w:type="dxa"/>
@@ -22756,27 +23235,27 @@
             </w:pPr>
             <w:r>
               <w:rPr>
-                <w:rFonts w:ascii="Barlow Condensed Medium" w:eastAsia="標楷體" w:hAnsi="Barlow Condensed Medium" w:cstheme="minorHAnsi"/>
+                <w:rFonts w:ascii="Barlow Condensed Medium" w:eastAsia="標楷體" w:hAnsi="Barlow Condensed Medium" w:cstheme="minorHAnsi" w:hint="eastAsia"/>
+                <w:w w:val="80"/>
+                <w:szCs w:val="24"/>
+              </w:rPr>
+              <w:t>58</w:t>
+            </w:r>
+            <w:r>
+              <w:rPr>
+                <w:rFonts w:ascii="Barlow Condensed Medium" w:eastAsia="標楷體" w:hAnsi="Barlow Condensed Medium" w:cstheme="minorHAnsi" w:hint="eastAsia"/>
                 <w:w w:val="80"/>
                 <w:szCs w:val="24"/>
                 <w:lang w:eastAsia="zh-HK"/>
               </w:rPr>
-              <w:t>6</w:t>
-            </w:r>
-            <w:r>
-              <w:rPr>
-                <w:rFonts w:ascii="Barlow Condensed Medium" w:eastAsia="標楷體" w:hAnsi="Barlow Condensed Medium" w:cstheme="minorHAnsi" w:hint="eastAsia"/>
-                <w:w w:val="80"/>
-                <w:szCs w:val="24"/>
-                <w:lang w:eastAsia="zh-HK"/>
-              </w:rPr>
               <w:t>號</w:t>
             </w:r>
           </w:p>
         </w:tc>
         <w:tc>
           <w:tcPr>
-            <w:tcW w:w="685" w:type="dxa"/>
+            <w:tcW w:w="682" w:type="dxa"/>
+            <w:gridSpan w:val="2"/>
             <w:tcMar>
               <w:left w:w="113" w:type="dxa"/>
               <w:right w:w="28" w:type="dxa"/>
@@ -22786,7 +23265,6 @@
           <w:p>
             <w:pPr>
               <w:snapToGrid w:val="0"/>
-              <w:ind w:leftChars="-2" w:left="-5" w:rightChars="-3" w:right="-7"/>
               <w:rPr>
                 <w:rFonts w:ascii="Barlow Condensed Medium" w:eastAsia="標楷體" w:hAnsi="Barlow Condensed Medium" w:cstheme="minorHAnsi"/>
                 <w:w w:val="80"/>
@@ -22795,303 +23273,20 @@
             </w:pPr>
             <w:r>
               <w:rPr>
+                <w:rFonts w:ascii="Barlow Condensed Medium" w:eastAsia="標楷體" w:hAnsi="Barlow Condensed Medium" w:cstheme="minorHAnsi" w:hint="eastAsia"/>
+                <w:w w:val="80"/>
+                <w:szCs w:val="24"/>
+              </w:rPr>
+              <w:t>1</w:t>
+            </w:r>
+            <w:r>
+              <w:rPr>
                 <w:rFonts w:ascii="Barlow Condensed Medium" w:eastAsia="標楷體" w:hAnsi="Barlow Condensed Medium" w:cstheme="minorHAnsi"/>
                 <w:w w:val="80"/>
                 <w:szCs w:val="24"/>
               </w:rPr>
-              <w:t>5</w:t>
-            </w:r>
-            <w:r>
-              <w:rPr>
-                <w:rFonts w:ascii="Barlow Condensed Medium" w:eastAsia="標楷體" w:hAnsi="Barlow Condensed Medium" w:cstheme="minorHAnsi"/>
-                <w:w w:val="80"/>
-                <w:szCs w:val="24"/>
-              </w:rPr>
-              <w:t>,</w:t>
-            </w:r>
-            <w:r>
-              <w:rPr>
-                <w:rFonts w:ascii="Barlow Condensed Medium" w:eastAsia="標楷體" w:hAnsi="Barlow Condensed Medium" w:cstheme="minorHAnsi" w:hint="eastAsia"/>
-                <w:w w:val="80"/>
-                <w:szCs w:val="24"/>
-              </w:rPr>
-              <w:t>000</w:t>
-            </w:r>
-          </w:p>
-        </w:tc>
-        <w:tc>
-          <w:tcPr>
-            <w:tcW w:w="686" w:type="dxa"/>
-            <w:tcMar>
-              <w:left w:w="28" w:type="dxa"/>
-              <w:right w:w="28" w:type="dxa"/>
-            </w:tcMar>
-            <w:vAlign w:val="center"/>
-          </w:tcPr>
-          <w:p>
-            <w:pPr>
-              <w:snapToGrid w:val="0"/>
-              <w:jc w:val="right"/>
-              <w:rPr>
-                <w:rFonts w:ascii="Barlow Condensed Medium" w:eastAsia="標楷體" w:hAnsi="Barlow Condensed Medium" w:cstheme="minorHAnsi"/>
-                <w:w w:val="80"/>
-                <w:szCs w:val="24"/>
-              </w:rPr>
-            </w:pPr>
-            <w:r>
-              <w:rPr>
-                <w:rFonts w:ascii="Barlow Condensed Medium" w:eastAsia="標楷體" w:hAnsi="Barlow Condensed Medium" w:cstheme="minorHAnsi"/>
-                <w:w w:val="80"/>
-                <w:szCs w:val="24"/>
-              </w:rPr>
-              <w:t>37</w:t>
-            </w:r>
-            <w:r>
-              <w:rPr>
-                <w:rFonts w:ascii="Barlow Condensed Medium" w:eastAsia="標楷體" w:hAnsi="Barlow Condensed Medium" w:cstheme="minorHAnsi" w:hint="eastAsia"/>
-                <w:w w:val="80"/>
-                <w:szCs w:val="24"/>
-                <w:lang w:eastAsia="zh-HK"/>
-              </w:rPr>
-              <w:t>號</w:t>
-            </w:r>
-          </w:p>
-        </w:tc>
-        <w:tc>
-          <w:tcPr>
-            <w:tcW w:w="682" w:type="dxa"/>
-            <w:gridSpan w:val="2"/>
-            <w:tcMar>
-              <w:left w:w="113" w:type="dxa"/>
-              <w:right w:w="28" w:type="dxa"/>
-            </w:tcMar>
-            <w:vAlign w:val="center"/>
-          </w:tcPr>
-          <w:p>
-            <w:pPr>
-              <w:snapToGrid w:val="0"/>
-              <w:rPr>
-                <w:rFonts w:ascii="Barlow Condensed Medium" w:eastAsia="標楷體" w:hAnsi="Barlow Condensed Medium" w:cstheme="minorHAnsi"/>
-                <w:w w:val="80"/>
-                <w:szCs w:val="24"/>
-              </w:rPr>
-            </w:pPr>
-            <w:r>
-              <w:rPr>
-                <w:rFonts w:ascii="Barlow Condensed Medium" w:eastAsia="標楷體" w:hAnsi="Barlow Condensed Medium" w:cstheme="minorHAnsi"/>
-                <w:w w:val="80"/>
-                <w:szCs w:val="24"/>
-              </w:rPr>
-              <w:t>2</w:t>
-            </w:r>
-            <w:r>
-              <w:rPr>
-                <w:rFonts w:ascii="Barlow Condensed Medium" w:eastAsia="標楷體" w:hAnsi="Barlow Condensed Medium" w:cstheme="minorHAnsi"/>
-                <w:w w:val="80"/>
-                <w:szCs w:val="24"/>
-              </w:rPr>
               <w:t>,000</w:t>
             </w:r>
-          </w:p>
-        </w:tc>
-        <w:tc>
-          <w:tcPr>
-            <w:tcW w:w="683" w:type="dxa"/>
-            <w:gridSpan w:val="2"/>
-            <w:tcMar>
-              <w:left w:w="28" w:type="dxa"/>
-              <w:right w:w="28" w:type="dxa"/>
-            </w:tcMar>
-            <w:vAlign w:val="center"/>
-          </w:tcPr>
-          <w:p>
-            <w:pPr>
-              <w:snapToGrid w:val="0"/>
-              <w:jc w:val="right"/>
-              <w:rPr>
-                <w:rFonts w:ascii="Barlow Condensed Medium" w:eastAsia="標楷體" w:hAnsi="Barlow Condensed Medium" w:cstheme="minorHAnsi"/>
-                <w:w w:val="80"/>
-                <w:szCs w:val="24"/>
-              </w:rPr>
-            </w:pPr>
-            <w:r>
-              <w:rPr>
-                <w:rFonts w:ascii="Barlow Condensed Medium" w:eastAsia="標楷體" w:hAnsi="Barlow Condensed Medium" w:cstheme="minorHAnsi"/>
-                <w:w w:val="80"/>
-                <w:szCs w:val="24"/>
-              </w:rPr>
-              <w:t>49</w:t>
-            </w:r>
-            <w:r>
-              <w:rPr>
-                <w:rFonts w:ascii="Barlow Condensed Medium" w:eastAsia="標楷體" w:hAnsi="Barlow Condensed Medium" w:cstheme="minorHAnsi" w:hint="eastAsia"/>
-                <w:w w:val="80"/>
-                <w:szCs w:val="24"/>
-                <w:lang w:eastAsia="zh-HK"/>
-              </w:rPr>
-              <w:t>號</w:t>
-            </w:r>
-          </w:p>
-        </w:tc>
-        <w:tc>
-          <w:tcPr>
-            <w:tcW w:w="683" w:type="dxa"/>
-            <w:tcMar>
-              <w:left w:w="113" w:type="dxa"/>
-              <w:right w:w="28" w:type="dxa"/>
-            </w:tcMar>
-            <w:vAlign w:val="center"/>
-          </w:tcPr>
-          <w:p>
-            <w:pPr>
-              <w:snapToGrid w:val="0"/>
-              <w:rPr>
-                <w:rFonts w:ascii="Barlow Condensed Medium" w:eastAsia="標楷體" w:hAnsi="Barlow Condensed Medium" w:cstheme="minorHAnsi"/>
-                <w:w w:val="80"/>
-                <w:szCs w:val="24"/>
-              </w:rPr>
-            </w:pPr>
-            <w:r>
-              <w:rPr>
-                <w:rFonts w:ascii="Barlow Condensed Medium" w:eastAsia="標楷體" w:hAnsi="Barlow Condensed Medium" w:cstheme="minorHAnsi"/>
-                <w:w w:val="80"/>
-                <w:szCs w:val="24"/>
-              </w:rPr>
-              <w:t>3</w:t>
-            </w:r>
-            <w:r>
-              <w:rPr>
-                <w:rFonts w:ascii="Barlow Condensed Medium" w:eastAsia="標楷體" w:hAnsi="Barlow Condensed Medium" w:cstheme="minorHAnsi"/>
-                <w:w w:val="80"/>
-                <w:szCs w:val="24"/>
-              </w:rPr>
-              <w:t>,000</w:t>
-            </w:r>
-          </w:p>
-        </w:tc>
-      </w:tr>
-      <w:tr>
-        <w:trPr>
-          <w:trHeight w:hRule="exact" w:val="340"/>
-        </w:trPr>
-        <w:tc>
-          <w:tcPr>
-            <w:tcW w:w="1622" w:type="dxa"/>
-            <w:tcMar>
-              <w:left w:w="28" w:type="dxa"/>
-              <w:right w:w="28" w:type="dxa"/>
-            </w:tcMar>
-            <w:vAlign w:val="center"/>
-          </w:tcPr>
-          <w:p>
-            <w:pPr>
-              <w:snapToGrid w:val="0"/>
-              <w:rPr>
-                <w:rFonts w:ascii="Barlow Condensed Medium" w:eastAsia="華康中黑體" w:hAnsi="Barlow Condensed Medium" w:cstheme="minorHAnsi"/>
-                <w:w w:val="80"/>
-                <w:szCs w:val="24"/>
-              </w:rPr>
-            </w:pPr>
-          </w:p>
-        </w:tc>
-        <w:tc>
-          <w:tcPr>
-            <w:tcW w:w="685" w:type="dxa"/>
-            <w:tcMar>
-              <w:left w:w="28" w:type="dxa"/>
-              <w:right w:w="28" w:type="dxa"/>
-            </w:tcMar>
-            <w:vAlign w:val="center"/>
-          </w:tcPr>
-          <w:p>
-            <w:pPr>
-              <w:snapToGrid w:val="0"/>
-              <w:jc w:val="right"/>
-              <w:rPr>
-                <w:rFonts w:ascii="Barlow Condensed Medium" w:eastAsia="標楷體" w:hAnsi="Barlow Condensed Medium" w:cstheme="minorHAnsi"/>
-                <w:w w:val="80"/>
-                <w:szCs w:val="24"/>
-              </w:rPr>
-            </w:pPr>
-            <w:r>
-              <w:rPr>
-                <w:rFonts w:ascii="Barlow Condensed Medium" w:eastAsia="標楷體" w:hAnsi="Barlow Condensed Medium" w:cstheme="minorHAnsi" w:hint="eastAsia"/>
-                <w:w w:val="80"/>
-                <w:szCs w:val="24"/>
-              </w:rPr>
-              <w:t>有志</w:t>
-            </w:r>
-          </w:p>
-        </w:tc>
-        <w:tc>
-          <w:tcPr>
-            <w:tcW w:w="685" w:type="dxa"/>
-            <w:tcMar>
-              <w:left w:w="113" w:type="dxa"/>
-              <w:right w:w="28" w:type="dxa"/>
-            </w:tcMar>
-            <w:vAlign w:val="center"/>
-          </w:tcPr>
-          <w:p>
-            <w:pPr>
-              <w:snapToGrid w:val="0"/>
-              <w:ind w:leftChars="-2" w:left="-5" w:rightChars="-3" w:right="-7"/>
-              <w:rPr>
-                <w:rFonts w:ascii="Barlow Condensed Medium" w:eastAsia="標楷體" w:hAnsi="Barlow Condensed Medium" w:cstheme="minorHAnsi"/>
-                <w:w w:val="80"/>
-                <w:szCs w:val="24"/>
-              </w:rPr>
-            </w:pPr>
-            <w:r>
-              <w:rPr>
-                <w:rFonts w:ascii="Barlow Condensed Medium" w:eastAsia="標楷體" w:hAnsi="Barlow Condensed Medium" w:cstheme="minorHAnsi" w:hint="eastAsia"/>
-                <w:w w:val="80"/>
-                <w:szCs w:val="24"/>
-              </w:rPr>
-              <w:t>100</w:t>
-            </w:r>
-          </w:p>
-        </w:tc>
-        <w:tc>
-          <w:tcPr>
-            <w:tcW w:w="686" w:type="dxa"/>
-            <w:tcMar>
-              <w:left w:w="28" w:type="dxa"/>
-              <w:right w:w="28" w:type="dxa"/>
-            </w:tcMar>
-            <w:vAlign w:val="center"/>
-          </w:tcPr>
-          <w:p>
-            <w:pPr>
-              <w:snapToGrid w:val="0"/>
-              <w:jc w:val="right"/>
-              <w:rPr>
-                <w:rFonts w:ascii="Barlow Condensed Medium" w:eastAsia="標楷體" w:hAnsi="Barlow Condensed Medium" w:cstheme="minorHAnsi"/>
-                <w:w w:val="80"/>
-                <w:szCs w:val="24"/>
-              </w:rPr>
-            </w:pPr>
-          </w:p>
-        </w:tc>
-        <w:tc>
-          <w:tcPr>
-            <w:tcW w:w="682" w:type="dxa"/>
-            <w:gridSpan w:val="2"/>
-            <w:tcMar>
-              <w:left w:w="113" w:type="dxa"/>
-              <w:right w:w="28" w:type="dxa"/>
-            </w:tcMar>
-            <w:vAlign w:val="center"/>
-          </w:tcPr>
-          <w:p>
-            <w:pPr>
-              <w:snapToGrid w:val="0"/>
-              <w:rPr>
-                <w:rFonts w:ascii="Barlow Condensed Medium" w:eastAsia="標楷體" w:hAnsi="Barlow Condensed Medium" w:cstheme="minorHAnsi"/>
-                <w:w w:val="80"/>
-                <w:szCs w:val="24"/>
-              </w:rPr>
-            </w:pPr>
           </w:p>
         </w:tc>
         <w:tc>
@@ -23571,7 +23766,7 @@
                 <w:szCs w:val="24"/>
                 <w:lang w:eastAsia="zh-HK"/>
               </w:rPr>
-              <w:t>27</w:t>
+              <w:t>7</w:t>
             </w:r>
             <w:r>
               <w:rPr>
@@ -23605,11 +23800,19 @@
             </w:pPr>
             <w:r>
               <w:rPr>
+                <w:rFonts w:ascii="Barlow Condensed Medium" w:eastAsia="標楷體" w:hAnsi="Barlow Condensed Medium" w:cstheme="minorHAnsi" w:hint="eastAsia"/>
+                <w:w w:val="80"/>
+                <w:szCs w:val="24"/>
+              </w:rPr>
+              <w:t>1</w:t>
+            </w:r>
+            <w:r>
+              <w:rPr>
                 <w:rFonts w:ascii="Barlow Condensed Medium" w:eastAsia="標楷體" w:hAnsi="Barlow Condensed Medium" w:cstheme="minorHAnsi"/>
                 <w:w w:val="80"/>
                 <w:szCs w:val="24"/>
               </w:rPr>
-              <w:t>2,000</w:t>
+              <w:t>,000</w:t>
             </w:r>
           </w:p>
         </w:tc>
@@ -23634,12 +23837,87 @@
             </w:pPr>
             <w:r>
               <w:rPr>
-                <w:rFonts w:ascii="Barlow Condensed Medium" w:eastAsia="標楷體" w:hAnsi="Barlow Condensed Medium" w:cstheme="minorHAnsi"/>
+                <w:rFonts w:ascii="Barlow Condensed Medium" w:eastAsia="標楷體" w:hAnsi="Barlow Condensed Medium" w:cstheme="minorHAnsi" w:hint="eastAsia"/>
+                <w:w w:val="80"/>
+                <w:szCs w:val="24"/>
+              </w:rPr>
+              <w:t>22</w:t>
+            </w:r>
+            <w:r>
+              <w:rPr>
+                <w:rFonts w:ascii="Barlow Condensed Medium" w:eastAsia="標楷體" w:hAnsi="Barlow Condensed Medium" w:cstheme="minorHAnsi" w:hint="eastAsia"/>
                 <w:w w:val="80"/>
                 <w:szCs w:val="24"/>
                 <w:lang w:eastAsia="zh-HK"/>
               </w:rPr>
-              <w:t>49</w:t>
+              <w:t>號</w:t>
+            </w:r>
+          </w:p>
+        </w:tc>
+        <w:tc>
+          <w:tcPr>
+            <w:tcW w:w="682" w:type="dxa"/>
+            <w:gridSpan w:val="2"/>
+            <w:tcMar>
+              <w:left w:w="113" w:type="dxa"/>
+              <w:right w:w="28" w:type="dxa"/>
+            </w:tcMar>
+            <w:vAlign w:val="center"/>
+          </w:tcPr>
+          <w:p>
+            <w:pPr>
+              <w:snapToGrid w:val="0"/>
+              <w:rPr>
+                <w:rFonts w:ascii="Barlow Condensed Medium" w:eastAsia="標楷體" w:hAnsi="Barlow Condensed Medium" w:cstheme="minorHAnsi"/>
+                <w:w w:val="80"/>
+                <w:szCs w:val="24"/>
+              </w:rPr>
+            </w:pPr>
+            <w:r>
+              <w:rPr>
+                <w:rFonts w:ascii="Barlow Condensed Medium" w:eastAsia="標楷體" w:hAnsi="Barlow Condensed Medium" w:cstheme="minorHAnsi" w:hint="eastAsia"/>
+                <w:w w:val="80"/>
+                <w:szCs w:val="24"/>
+              </w:rPr>
+              <w:t>2</w:t>
+            </w:r>
+            <w:r>
+              <w:rPr>
+                <w:rFonts w:ascii="Barlow Condensed Medium" w:eastAsia="標楷體" w:hAnsi="Barlow Condensed Medium" w:cstheme="minorHAnsi"/>
+                <w:w w:val="80"/>
+                <w:szCs w:val="24"/>
+              </w:rPr>
+              <w:t>,000</w:t>
+            </w:r>
+          </w:p>
+        </w:tc>
+        <w:tc>
+          <w:tcPr>
+            <w:tcW w:w="683" w:type="dxa"/>
+            <w:gridSpan w:val="2"/>
+            <w:tcMar>
+              <w:left w:w="28" w:type="dxa"/>
+              <w:right w:w="28" w:type="dxa"/>
+            </w:tcMar>
+            <w:vAlign w:val="center"/>
+          </w:tcPr>
+          <w:p>
+            <w:pPr>
+              <w:snapToGrid w:val="0"/>
+              <w:jc w:val="right"/>
+              <w:rPr>
+                <w:rFonts w:ascii="Barlow Condensed Medium" w:eastAsia="標楷體" w:hAnsi="Barlow Condensed Medium" w:cstheme="minorHAnsi"/>
+                <w:w w:val="80"/>
+                <w:szCs w:val="24"/>
+              </w:rPr>
+            </w:pPr>
+            <w:r>
+              <w:rPr>
+                <w:rFonts w:ascii="Barlow Condensed Medium" w:eastAsia="標楷體" w:hAnsi="Barlow Condensed Medium" w:cstheme="minorHAnsi" w:hint="eastAsia"/>
+                <w:w w:val="80"/>
+                <w:szCs w:val="24"/>
+              </w:rPr>
+              <w:t>23</w:t>
             </w:r>
             <w:r>
               <w:rPr>
@@ -23654,8 +23932,7 @@
         </w:tc>
         <w:tc>
           <w:tcPr>
-            <w:tcW w:w="682" w:type="dxa"/>
-            <w:gridSpan w:val="2"/>
+            <w:tcW w:w="683" w:type="dxa"/>
             <w:tcMar>
               <w:left w:w="113" w:type="dxa"/>
               <w:right w:w="28" w:type="dxa"/>
@@ -23673,54 +23950,20 @@
             </w:pPr>
             <w:r>
               <w:rPr>
+                <w:rFonts w:ascii="Barlow Condensed Medium" w:eastAsia="標楷體" w:hAnsi="Barlow Condensed Medium" w:cstheme="minorHAnsi" w:hint="eastAsia"/>
+                <w:w w:val="80"/>
+                <w:szCs w:val="24"/>
+              </w:rPr>
+              <w:t>1</w:t>
+            </w:r>
+            <w:r>
+              <w:rPr>
                 <w:rFonts w:ascii="Barlow Condensed Medium" w:eastAsia="標楷體" w:hAnsi="Barlow Condensed Medium" w:cstheme="minorHAnsi"/>
                 <w:w w:val="80"/>
                 <w:szCs w:val="24"/>
               </w:rPr>
-              <w:t>1,000</w:t>
-            </w:r>
-          </w:p>
-        </w:tc>
-        <w:tc>
-          <w:tcPr>
-            <w:tcW w:w="683" w:type="dxa"/>
-            <w:gridSpan w:val="2"/>
-            <w:tcMar>
-              <w:left w:w="28" w:type="dxa"/>
-              <w:right w:w="28" w:type="dxa"/>
-            </w:tcMar>
-            <w:vAlign w:val="center"/>
-          </w:tcPr>
-          <w:p>
-            <w:pPr>
-              <w:snapToGrid w:val="0"/>
-              <w:jc w:val="right"/>
-              <w:rPr>
-                <w:rFonts w:ascii="Barlow Condensed Medium" w:eastAsia="標楷體" w:hAnsi="Barlow Condensed Medium" w:cstheme="minorHAnsi"/>
-                <w:w w:val="80"/>
-                <w:szCs w:val="24"/>
-              </w:rPr>
-            </w:pPr>
-          </w:p>
-        </w:tc>
-        <w:tc>
-          <w:tcPr>
-            <w:tcW w:w="683" w:type="dxa"/>
-            <w:tcMar>
-              <w:left w:w="113" w:type="dxa"/>
-              <w:right w:w="28" w:type="dxa"/>
-            </w:tcMar>
-            <w:vAlign w:val="center"/>
-          </w:tcPr>
-          <w:p>
-            <w:pPr>
-              <w:snapToGrid w:val="0"/>
-              <w:rPr>
-                <w:rFonts w:ascii="Barlow Condensed Medium" w:eastAsia="標楷體" w:hAnsi="Barlow Condensed Medium" w:cstheme="minorHAnsi"/>
-                <w:w w:val="80"/>
-                <w:szCs w:val="24"/>
-              </w:rPr>
-            </w:pPr>
+              <w:t>,000</w:t>
+            </w:r>
           </w:p>
         </w:tc>
       </w:tr>
@@ -23912,7 +24155,33 @@
                 <w:szCs w:val="24"/>
                 <w:lang w:eastAsia="zh-HK"/>
               </w:rPr>
-              <w:t>為聖歌隊奉</w:t>
+              <w:t>為</w:t>
+            </w:r>
+            <w:r>
+              <w:rPr>
+                <w:rFonts w:ascii="Barlow Condensed Medium" w:eastAsia="華康中黑體" w:hAnsi="Barlow Condensed Medium" w:cstheme="minorHAnsi" w:hint="eastAsia"/>
+                <w:w w:val="80"/>
+                <w:szCs w:val="24"/>
+              </w:rPr>
+              <w:t>婦女</w:t>
+            </w:r>
+            <w:r>
+              <w:rPr>
+                <w:rFonts w:ascii="Barlow Condensed Medium" w:eastAsia="華康中黑體" w:hAnsi="Barlow Condensed Medium" w:cstheme="minorHAnsi" w:hint="eastAsia"/>
+                <w:w w:val="80"/>
+                <w:szCs w:val="24"/>
+                <w:lang w:eastAsia="zh-HK"/>
+              </w:rPr>
+              <w:t>團契</w:t>
+            </w:r>
+            <w:r>
+              <w:rPr>
+                <w:rFonts w:ascii="Barlow Condensed Medium" w:eastAsia="華康中黑體" w:hAnsi="Barlow Condensed Medium" w:cstheme="minorHAnsi" w:hint="eastAsia"/>
+                <w:w w:val="80"/>
+                <w:szCs w:val="24"/>
+                <w:lang w:eastAsia="zh-HK"/>
+              </w:rPr>
+              <w:t>奉</w:t>
             </w:r>
             <w:r>
               <w:rPr>
@@ -23953,20 +24222,27 @@
             </w:pPr>
             <w:r>
               <w:rPr>
+                <w:rFonts w:ascii="Barlow Condensed Medium" w:eastAsia="標楷體" w:hAnsi="Barlow Condensed Medium" w:cstheme="minorHAnsi"/>
+                <w:w w:val="80"/>
+                <w:szCs w:val="24"/>
+              </w:rPr>
+              <w:t>7</w:t>
+            </w:r>
+            <w:r>
+              <w:rPr>
+                <w:rFonts w:ascii="Barlow Condensed Medium" w:eastAsia="標楷體" w:hAnsi="Barlow Condensed Medium" w:cstheme="minorHAnsi" w:hint="eastAsia"/>
+                <w:w w:val="80"/>
+                <w:szCs w:val="24"/>
+              </w:rPr>
+              <w:t>-1</w:t>
+            </w:r>
+            <w:r>
+              <w:rPr>
                 <w:rFonts w:ascii="Barlow Condensed Medium" w:eastAsia="標楷體" w:hAnsi="Barlow Condensed Medium" w:cstheme="minorHAnsi" w:hint="eastAsia"/>
                 <w:w w:val="80"/>
                 <w:szCs w:val="24"/>
                 <w:lang w:eastAsia="zh-HK"/>
               </w:rPr>
-              <w:t>62</w:t>
-            </w:r>
-            <w:r>
-              <w:rPr>
-                <w:rFonts w:ascii="Barlow Condensed Medium" w:eastAsia="標楷體" w:hAnsi="Barlow Condensed Medium" w:cstheme="minorHAnsi" w:hint="eastAsia"/>
-                <w:w w:val="80"/>
-                <w:szCs w:val="24"/>
-                <w:lang w:eastAsia="zh-HK"/>
-              </w:rPr>
               <w:t>號</w:t>
             </w:r>
           </w:p>
@@ -23992,11 +24268,35 @@
             </w:pPr>
             <w:r>
               <w:rPr>
+                <w:rFonts w:ascii="Barlow Condensed Medium" w:eastAsia="標楷體" w:hAnsi="Barlow Condensed Medium" w:cstheme="minorHAnsi" w:hint="eastAsia"/>
+                <w:w w:val="80"/>
+                <w:szCs w:val="24"/>
+              </w:rPr>
+              <w:t>1</w:t>
+            </w:r>
+            <w:r>
+              <w:rPr>
                 <w:rFonts w:ascii="Barlow Condensed Medium" w:eastAsia="標楷體" w:hAnsi="Barlow Condensed Medium" w:cstheme="minorHAnsi"/>
                 <w:w w:val="80"/>
                 <w:szCs w:val="24"/>
               </w:rPr>
-              <w:t>2,000</w:t>
+              <w:t>,</w:t>
+            </w:r>
+            <w:r>
+              <w:rPr>
+                <w:rFonts w:ascii="Barlow Condensed Medium" w:eastAsia="標楷體" w:hAnsi="Barlow Condensed Medium" w:cstheme="minorHAnsi" w:hint="eastAsia"/>
+                <w:w w:val="80"/>
+                <w:szCs w:val="24"/>
+              </w:rPr>
+              <w:t>0</w:t>
+            </w:r>
+            <w:r>
+              <w:rPr>
+                <w:rFonts w:ascii="Barlow Condensed Medium" w:eastAsia="標楷體" w:hAnsi="Barlow Condensed Medium" w:cstheme="minorHAnsi"/>
+                <w:w w:val="80"/>
+                <w:szCs w:val="24"/>
+              </w:rPr>
+              <w:t>00</w:t>
             </w:r>
           </w:p>
         </w:tc>
@@ -24273,7 +24573,25 @@
                 <w:szCs w:val="24"/>
                 <w:lang w:eastAsia="zh-HK"/>
               </w:rPr>
-              <w:t>為主日獻花奉</w:t>
+              <w:t>為</w:t>
+            </w:r>
+            <w:r>
+              <w:rPr>
+                <w:rFonts w:ascii="Barlow Condensed Medium" w:eastAsia="華康中黑體" w:hAnsi="Barlow Condensed Medium" w:cstheme="minorHAnsi" w:hint="eastAsia"/>
+                <w:w w:val="80"/>
+                <w:szCs w:val="24"/>
+                <w:lang w:eastAsia="zh-HK"/>
+              </w:rPr>
+              <w:t>建堂</w:t>
+            </w:r>
+            <w:r>
+              <w:rPr>
+                <w:rFonts w:ascii="Barlow Condensed Medium" w:eastAsia="華康中黑體" w:hAnsi="Barlow Condensed Medium" w:cstheme="minorHAnsi" w:hint="eastAsia"/>
+                <w:w w:val="80"/>
+                <w:szCs w:val="24"/>
+                <w:lang w:eastAsia="zh-HK"/>
+              </w:rPr>
+              <w:t>奉</w:t>
             </w:r>
             <w:r>
               <w:rPr>
@@ -24314,20 +24632,19 @@
             </w:pPr>
             <w:r>
               <w:rPr>
-                <w:rFonts w:ascii="Barlow Condensed Medium" w:eastAsia="標楷體" w:hAnsi="Barlow Condensed Medium" w:cstheme="minorHAnsi"/>
+                <w:rFonts w:ascii="Barlow Condensed Medium" w:eastAsia="標楷體" w:hAnsi="Barlow Condensed Medium" w:cstheme="minorHAnsi" w:hint="eastAsia"/>
+                <w:w w:val="80"/>
+                <w:szCs w:val="24"/>
+              </w:rPr>
+              <w:t>45</w:t>
+            </w:r>
+            <w:r>
+              <w:rPr>
+                <w:rFonts w:ascii="Barlow Condensed Medium" w:eastAsia="標楷體" w:hAnsi="Barlow Condensed Medium" w:cstheme="minorHAnsi" w:hint="eastAsia"/>
                 <w:w w:val="80"/>
                 <w:szCs w:val="24"/>
                 <w:lang w:eastAsia="zh-HK"/>
               </w:rPr>
-              <w:t>56</w:t>
-            </w:r>
-            <w:r>
-              <w:rPr>
-                <w:rFonts w:ascii="Barlow Condensed Medium" w:eastAsia="標楷體" w:hAnsi="Barlow Condensed Medium" w:cstheme="minorHAnsi" w:hint="eastAsia"/>
-                <w:w w:val="80"/>
-                <w:szCs w:val="24"/>
-                <w:lang w:eastAsia="zh-HK"/>
-              </w:rPr>
               <w:t>號</w:t>
             </w:r>
           </w:p>
@@ -24353,11 +24670,19 @@
             </w:pPr>
             <w:r>
               <w:rPr>
+                <w:rFonts w:ascii="Barlow Condensed Medium" w:eastAsia="標楷體" w:hAnsi="Barlow Condensed Medium" w:cstheme="minorHAnsi" w:hint="eastAsia"/>
+                <w:w w:val="80"/>
+                <w:szCs w:val="24"/>
+              </w:rPr>
+              <w:t>4</w:t>
+            </w:r>
+            <w:r>
+              <w:rPr>
                 <w:rFonts w:ascii="Barlow Condensed Medium" w:eastAsia="標楷體" w:hAnsi="Barlow Condensed Medium" w:cstheme="minorHAnsi"/>
                 <w:w w:val="80"/>
                 <w:szCs w:val="24"/>
               </w:rPr>
-              <w:t>1,000</w:t>
+              <w:t>,000</w:t>
             </w:r>
           </w:p>
         </w:tc>
@@ -24380,33 +24705,6 @@
                 <w:szCs w:val="24"/>
               </w:rPr>
             </w:pPr>
-            <w:r>
-              <w:rPr>
-                <w:rFonts w:ascii="Barlow Condensed Medium" w:eastAsia="標楷體" w:hAnsi="Barlow Condensed Medium" w:cstheme="minorHAnsi" w:hint="eastAsia"/>
-                <w:w w:val="80"/>
-                <w:szCs w:val="24"/>
-                <w:lang w:eastAsia="zh-HK"/>
-              </w:rPr>
-              <w:t>62</w:t>
-            </w:r>
-            <w:r>
-              <w:rPr>
-                <w:rFonts w:ascii="Barlow Condensed Medium" w:eastAsia="標楷體" w:hAnsi="Barlow Condensed Medium" w:cstheme="minorHAnsi"/>
-                <w:w w:val="80"/>
-                <w:szCs w:val="24"/>
-                <w:lang w:eastAsia="zh-HK"/>
-              </w:rPr>
-              <w:t>-1</w:t>
-            </w:r>
-            <w:r>
-              <w:rPr>
-                <w:rFonts w:ascii="Barlow Condensed Medium" w:eastAsia="標楷體" w:hAnsi="Barlow Condensed Medium" w:cstheme="minorHAnsi" w:hint="eastAsia"/>
-                <w:w w:val="80"/>
-                <w:szCs w:val="24"/>
-                <w:lang w:eastAsia="zh-HK"/>
-              </w:rPr>
-              <w:t>號</w:t>
-            </w:r>
           </w:p>
         </w:tc>
         <w:tc>
@@ -24428,14 +24726,6 @@
                 <w:szCs w:val="24"/>
               </w:rPr>
             </w:pPr>
-            <w:r>
-              <w:rPr>
-                <w:rFonts w:ascii="Barlow Condensed Medium" w:eastAsia="標楷體" w:hAnsi="Barlow Condensed Medium" w:cstheme="minorHAnsi"/>
-                <w:w w:val="80"/>
-                <w:szCs w:val="24"/>
-              </w:rPr>
-              <w:t>1,000</w:t>
-            </w:r>
           </w:p>
         </w:tc>
         <w:tc>
@@ -24545,6 +24835,243 @@
                 <w:szCs w:val="24"/>
               </w:rPr>
             </w:pPr>
+          </w:p>
+        </w:tc>
+        <w:tc>
+          <w:tcPr>
+            <w:tcW w:w="1368" w:type="dxa"/>
+            <w:gridSpan w:val="3"/>
+            <w:tcMar>
+              <w:left w:w="28" w:type="dxa"/>
+              <w:right w:w="28" w:type="dxa"/>
+            </w:tcMar>
+            <w:vAlign w:val="center"/>
+          </w:tcPr>
+          <w:p>
+            <w:pPr>
+              <w:snapToGrid w:val="0"/>
+              <w:rPr>
+                <w:rFonts w:ascii="Barlow Condensed Medium" w:eastAsia="標楷體" w:hAnsi="Barlow Condensed Medium" w:cstheme="minorHAnsi"/>
+                <w:w w:val="80"/>
+                <w:szCs w:val="24"/>
+              </w:rPr>
+            </w:pPr>
+          </w:p>
+        </w:tc>
+        <w:tc>
+          <w:tcPr>
+            <w:tcW w:w="683" w:type="dxa"/>
+            <w:gridSpan w:val="2"/>
+            <w:tcMar>
+              <w:left w:w="28" w:type="dxa"/>
+              <w:right w:w="28" w:type="dxa"/>
+            </w:tcMar>
+            <w:vAlign w:val="center"/>
+          </w:tcPr>
+          <w:p>
+            <w:pPr>
+              <w:snapToGrid w:val="0"/>
+              <w:jc w:val="right"/>
+              <w:rPr>
+                <w:rFonts w:ascii="Barlow Condensed Medium" w:eastAsia="標楷體" w:hAnsi="Barlow Condensed Medium" w:cstheme="minorHAnsi"/>
+                <w:w w:val="80"/>
+                <w:szCs w:val="24"/>
+              </w:rPr>
+            </w:pPr>
+          </w:p>
+        </w:tc>
+        <w:tc>
+          <w:tcPr>
+            <w:tcW w:w="683" w:type="dxa"/>
+            <w:tcMar>
+              <w:left w:w="113" w:type="dxa"/>
+              <w:right w:w="28" w:type="dxa"/>
+            </w:tcMar>
+            <w:vAlign w:val="center"/>
+          </w:tcPr>
+          <w:p>
+            <w:pPr>
+              <w:snapToGrid w:val="0"/>
+              <w:rPr>
+                <w:rFonts w:ascii="Barlow Condensed Medium" w:eastAsia="標楷體" w:hAnsi="Barlow Condensed Medium" w:cstheme="minorHAnsi"/>
+                <w:w w:val="80"/>
+                <w:szCs w:val="24"/>
+              </w:rPr>
+            </w:pPr>
+          </w:p>
+        </w:tc>
+      </w:tr>
+      <w:tr>
+        <w:trPr>
+          <w:trHeight w:hRule="exact" w:val="340"/>
+        </w:trPr>
+        <w:tc>
+          <w:tcPr>
+            <w:tcW w:w="1622" w:type="dxa"/>
+            <w:tcMar>
+              <w:left w:w="28" w:type="dxa"/>
+              <w:right w:w="28" w:type="dxa"/>
+            </w:tcMar>
+            <w:vAlign w:val="center"/>
+          </w:tcPr>
+          <w:p>
+            <w:pPr>
+              <w:snapToGrid w:val="0"/>
+              <w:rPr>
+                <w:rFonts w:ascii="Barlow Condensed Medium" w:eastAsia="華康中黑體" w:hAnsi="Barlow Condensed Medium" w:cstheme="minorHAnsi"/>
+                <w:w w:val="80"/>
+                <w:szCs w:val="24"/>
+              </w:rPr>
+            </w:pPr>
+            <w:r>
+              <w:rPr>
+                <w:rFonts w:ascii="Barlow Condensed Medium" w:eastAsia="華康中黑體" w:hAnsi="Barlow Condensed Medium" w:cstheme="minorHAnsi"/>
+                <w:w w:val="80"/>
+                <w:szCs w:val="24"/>
+              </w:rPr>
+              <w:sym w:font="Wingdings 2" w:char="F0AE"/>
+            </w:r>
+            <w:r>
+              <w:rPr>
+                <w:rFonts w:ascii="Barlow Condensed Medium" w:eastAsia="華康中黑體" w:hAnsi="Barlow Condensed Medium" w:cstheme="minorHAnsi" w:hint="eastAsia"/>
+                <w:w w:val="80"/>
+                <w:szCs w:val="24"/>
+                <w:lang w:eastAsia="zh-HK"/>
+              </w:rPr>
+              <w:t>為</w:t>
+            </w:r>
+            <w:r>
+              <w:rPr>
+                <w:rFonts w:ascii="Barlow Condensed Medium" w:eastAsia="華康中黑體" w:hAnsi="Barlow Condensed Medium" w:cstheme="minorHAnsi" w:hint="eastAsia"/>
+                <w:w w:val="80"/>
+                <w:szCs w:val="24"/>
+              </w:rPr>
+              <w:t>聖歌隊</w:t>
+            </w:r>
+            <w:r>
+              <w:rPr>
+                <w:rFonts w:ascii="Barlow Condensed Medium" w:eastAsia="華康中黑體" w:hAnsi="Barlow Condensed Medium" w:cstheme="minorHAnsi" w:hint="eastAsia"/>
+                <w:w w:val="80"/>
+                <w:szCs w:val="24"/>
+                <w:lang w:eastAsia="zh-HK"/>
+              </w:rPr>
+              <w:t>奉</w:t>
+            </w:r>
+            <w:r>
+              <w:rPr>
+                <w:rFonts w:ascii="Barlow Condensed Medium" w:eastAsia="華康中黑體" w:hAnsi="Barlow Condensed Medium" w:cstheme="minorHAnsi"/>
+                <w:w w:val="80"/>
+                <w:szCs w:val="24"/>
+              </w:rPr>
+              <w:t>獻</w:t>
+            </w:r>
+            <w:r>
+              <w:rPr>
+                <w:rFonts w:ascii="Barlow Condensed Medium" w:eastAsia="華康中黑體" w:hAnsi="Barlow Condensed Medium" w:cstheme="minorHAnsi"/>
+                <w:w w:val="80"/>
+                <w:szCs w:val="24"/>
+              </w:rPr>
+              <w:t>:</w:t>
+            </w:r>
+          </w:p>
+        </w:tc>
+        <w:tc>
+          <w:tcPr>
+            <w:tcW w:w="685" w:type="dxa"/>
+            <w:tcMar>
+              <w:left w:w="28" w:type="dxa"/>
+              <w:right w:w="28" w:type="dxa"/>
+            </w:tcMar>
+            <w:vAlign w:val="center"/>
+          </w:tcPr>
+          <w:p>
+            <w:pPr>
+              <w:snapToGrid w:val="0"/>
+              <w:jc w:val="right"/>
+              <w:rPr>
+                <w:rFonts w:ascii="Barlow Condensed Medium" w:eastAsia="標楷體" w:hAnsi="Barlow Condensed Medium" w:cstheme="minorHAnsi"/>
+                <w:w w:val="80"/>
+                <w:szCs w:val="24"/>
+              </w:rPr>
+            </w:pPr>
+            <w:r>
+              <w:rPr>
+                <w:rFonts w:ascii="Barlow Condensed Medium" w:eastAsia="標楷體" w:hAnsi="Barlow Condensed Medium" w:cstheme="minorHAnsi"/>
+                <w:w w:val="80"/>
+                <w:szCs w:val="24"/>
+              </w:rPr>
+              <w:t>7</w:t>
+            </w:r>
+            <w:r>
+              <w:rPr>
+                <w:rFonts w:ascii="Barlow Condensed Medium" w:eastAsia="標楷體" w:hAnsi="Barlow Condensed Medium" w:cstheme="minorHAnsi" w:hint="eastAsia"/>
+                <w:w w:val="80"/>
+                <w:szCs w:val="24"/>
+              </w:rPr>
+              <w:t>-1</w:t>
+            </w:r>
+            <w:r>
+              <w:rPr>
+                <w:rFonts w:ascii="Barlow Condensed Medium" w:eastAsia="標楷體" w:hAnsi="Barlow Condensed Medium" w:cstheme="minorHAnsi" w:hint="eastAsia"/>
+                <w:w w:val="80"/>
+                <w:szCs w:val="24"/>
+                <w:lang w:eastAsia="zh-HK"/>
+              </w:rPr>
+              <w:t>號</w:t>
+            </w:r>
+          </w:p>
+        </w:tc>
+        <w:tc>
+          <w:tcPr>
+            <w:tcW w:w="685" w:type="dxa"/>
+            <w:tcMar>
+              <w:left w:w="113" w:type="dxa"/>
+              <w:right w:w="28" w:type="dxa"/>
+            </w:tcMar>
+            <w:vAlign w:val="center"/>
+          </w:tcPr>
+          <w:p>
+            <w:pPr>
+              <w:snapToGrid w:val="0"/>
+              <w:ind w:leftChars="-2" w:left="-5" w:rightChars="-3" w:right="-7"/>
+              <w:rPr>
+                <w:rFonts w:ascii="Barlow Condensed Medium" w:eastAsia="標楷體" w:hAnsi="Barlow Condensed Medium" w:cstheme="minorHAnsi"/>
+                <w:w w:val="80"/>
+                <w:szCs w:val="24"/>
+              </w:rPr>
+            </w:pPr>
+            <w:r>
+              <w:rPr>
+                <w:rFonts w:ascii="Barlow Condensed Medium" w:eastAsia="標楷體" w:hAnsi="Barlow Condensed Medium" w:cstheme="minorHAnsi" w:hint="eastAsia"/>
+                <w:w w:val="80"/>
+                <w:szCs w:val="24"/>
+              </w:rPr>
+              <w:t>1</w:t>
+            </w:r>
+            <w:r>
+              <w:rPr>
+                <w:rFonts w:ascii="Barlow Condensed Medium" w:eastAsia="標楷體" w:hAnsi="Barlow Condensed Medium" w:cstheme="minorHAnsi"/>
+                <w:w w:val="80"/>
+                <w:szCs w:val="24"/>
+              </w:rPr>
+              <w:t>,</w:t>
+            </w:r>
+            <w:r>
+              <w:rPr>
+                <w:rFonts w:ascii="Barlow Condensed Medium" w:eastAsia="標楷體" w:hAnsi="Barlow Condensed Medium" w:cstheme="minorHAnsi" w:hint="eastAsia"/>
+                <w:w w:val="80"/>
+                <w:szCs w:val="24"/>
+              </w:rPr>
+              <w:t>0</w:t>
+            </w:r>
+            <w:r>
+              <w:rPr>
+                <w:rFonts w:ascii="Barlow Condensed Medium" w:eastAsia="標楷體" w:hAnsi="Barlow Condensed Medium" w:cstheme="minorHAnsi"/>
+                <w:w w:val="80"/>
+                <w:szCs w:val="24"/>
+              </w:rPr>
+              <w:t>00</w:t>
+            </w:r>
           </w:p>
         </w:tc>
         <w:tc>
@@ -27014,7 +27541,7 @@
           </mc:Choice>
           <mc:Fallback>
             <w:pict>
-              <v:line w14:anchorId="53206C00" id="直線接點 6" o:spid="_x0000_s1026" style="position:absolute;z-index:251665408;visibility:visible;mso-wrap-style:square;mso-width-percent:0;mso-height-percent:0;mso-wrap-distance-left:9pt;mso-wrap-distance-top:0;mso-wrap-distance-right:9pt;mso-wrap-distance-bottom:0;mso-position-horizontal:absolute;mso-position-horizontal-relative:page;mso-position-vertical:absolute;mso-position-vertical-relative:page;mso-width-percent:0;mso-height-percent:0;mso-width-relative:margin;mso-height-relative:margin" from="343.9pt,19.85pt" to="345.05pt,710.95pt" o:gfxdata="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" strokecolor="black [3213]" strokeweight=".5pt">
+              <v:line w14:anchorId="71185668" id="直線接點 6" o:spid="_x0000_s1026" style="position:absolute;z-index:251665408;visibility:visible;mso-wrap-style:square;mso-width-percent:0;mso-height-percent:0;mso-wrap-distance-left:9pt;mso-wrap-distance-top:0;mso-wrap-distance-right:9pt;mso-wrap-distance-bottom:0;mso-position-horizontal:absolute;mso-position-horizontal-relative:page;mso-position-vertical:absolute;mso-position-vertical-relative:page;mso-width-percent:0;mso-height-percent:0;mso-width-relative:margin;mso-height-relative:margin" from="343.9pt,19.85pt" to="345.05pt,710.95pt" o:gfxdata="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" strokecolor="black [3213]" strokeweight=".5pt">
                 <v:stroke dashstyle="3 1" joinstyle="miter"/>
                 <w10:wrap anchorx="page" anchory="page"/>
               </v:line>
@@ -27092,7 +27619,7 @@
           </mc:Choice>
           <mc:Fallback>
             <w:pict>
-              <v:line w14:anchorId="7EBC9477" id="直線接點 4" o:spid="_x0000_s1026" style="position:absolute;z-index:251661312;visibility:visible;mso-wrap-style:square;mso-width-percent:0;mso-height-percent:0;mso-wrap-distance-left:9pt;mso-wrap-distance-top:0;mso-wrap-distance-right:9pt;mso-wrap-distance-bottom:0;mso-position-horizontal:absolute;mso-position-horizontal-relative:page;mso-position-vertical:absolute;mso-position-vertical-relative:page;mso-width-percent:0;mso-height-percent:0;mso-width-relative:margin;mso-height-relative:margin" from="343.9pt,19.85pt" to="345.05pt,710.95pt" o:gfxdata="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" strokecolor="black [3213]" strokeweight=".5pt">
+              <v:line w14:anchorId="61651AD3" id="直線接點 4" o:spid="_x0000_s1026" style="position:absolute;z-index:251661312;visibility:visible;mso-wrap-style:square;mso-width-percent:0;mso-height-percent:0;mso-wrap-distance-left:9pt;mso-wrap-distance-top:0;mso-wrap-distance-right:9pt;mso-wrap-distance-bottom:0;mso-position-horizontal:absolute;mso-position-horizontal-relative:page;mso-position-vertical:absolute;mso-position-vertical-relative:page;mso-width-percent:0;mso-height-percent:0;mso-width-relative:margin;mso-height-relative:margin" from="343.9pt,19.85pt" to="345.05pt,710.95pt" o:gfxdata="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" strokecolor="black [3213]" strokeweight=".5pt">
                 <v:stroke dashstyle="3 1" joinstyle="miter"/>
                 <w10:wrap anchorx="page" anchory="page"/>
               </v:line>

--- a/新泰週報20260517[2620]B4F.docx
+++ b/新泰週報20260517[2620]B4F.docx
@@ -1,6 +1,6 @@
 
 <file path=word/document.xml><?xml version="1.0" encoding="utf-8"?>
-<w:document xmlns:wpc="http://schemas.microsoft.com/office/word/2010/wordprocessingCanvas" xmlns:cx="http://schemas.microsoft.com/office/drawing/2014/chartex" xmlns:cx1="http://schemas.microsoft.com/office/drawing/2015/9/8/chartex" xmlns:cx2="http://schemas.microsoft.com/office/drawing/2015/10/21/chartex" xmlns:cx3="http://schemas.microsoft.com/office/drawing/2016/5/9/chartex" xmlns:cx4="http://schemas.microsoft.com/office/drawing/2016/5/10/chartex" xmlns:cx5="http://schemas.microsoft.com/office/drawing/2016/5/11/chartex" xmlns:cx6="http://schemas.microsoft.com/office/drawing/2016/5/12/chartex" xmlns:cx7="http://schemas.microsoft.com/office/drawing/2016/5/13/chartex" xmlns:cx8="http://schemas.microsoft.com/office/drawing/2016/5/14/chartex" xmlns:mc="http://schemas.openxmlformats.org/markup-compatibility/2006" xmlns:aink="http://schemas.microsoft.com/office/drawing/2016/ink" xmlns:am3d="http://schemas.microsoft.com/office/drawing/2017/model3d" xmlns:o="urn:schemas-microsoft-com:office:office" xmlns:oel="http://schemas.microsoft.com/office/2019/extlst" xmlns:r="http://schemas.openxmlformats.org/officeDocument/2006/relationships" xmlns:m="http://schemas.openxmlformats.org/officeDocument/2006/math" xmlns:v="urn:schemas-microsoft-com:vml" xmlns:wp14="http://schemas.microsoft.com/office/word/2010/wordprocessingDrawing" xmlns:wp="http://schemas.openxmlformats.org/drawingml/2006/wordprocessingDrawing" xmlns:w10="urn:schemas-microsoft-com:office:word" xmlns:w="http://schemas.openxmlformats.org/wordprocessingml/2006/main" xmlns:w14="http://schemas.microsoft.com/office/word/2010/wordml" xmlns:w15="http://schemas.microsoft.com/office/word/2012/wordml" xmlns:w16cex="http://schemas.microsoft.com/office/word/2018/wordml/cex" xmlns:w16cid="http://schemas.microsoft.com/office/word/2016/wordml/cid" xmlns:w16="http://schemas.microsoft.com/office/word/2018/wordml" xmlns:w16sdtdh="http://schemas.microsoft.com/office/word/2020/wordml/sdtdatahash" xmlns:w16se="http://schemas.microsoft.com/office/word/2015/wordml/symex" xmlns:wpg="http://schemas.microsoft.com/office/word/2010/wordprocessingGroup" xmlns:wpi="http://schemas.microsoft.com/office/word/2010/wordprocessingInk" xmlns:wne="http://schemas.microsoft.com/office/word/2006/wordml" xmlns:wps="http://schemas.microsoft.com/office/word/2010/wordprocessingShape" mc:Ignorable="w14 w15 w16se w16cid w16 w16cex w16sdtdh wp14">
+<w:document xmlns:wpc="http://schemas.microsoft.com/office/word/2010/wordprocessingCanvas" xmlns:mc="http://schemas.openxmlformats.org/markup-compatibility/2006" xmlns:o="urn:schemas-microsoft-com:office:office" xmlns:r="http://schemas.openxmlformats.org/officeDocument/2006/relationships" xmlns:m="http://schemas.openxmlformats.org/officeDocument/2006/math" xmlns:v="urn:schemas-microsoft-com:vml" xmlns:wp14="http://schemas.microsoft.com/office/word/2010/wordprocessingDrawing" xmlns:wp="http://schemas.openxmlformats.org/drawingml/2006/wordprocessingDrawing" xmlns:w10="urn:schemas-microsoft-com:office:word" xmlns:w="http://schemas.openxmlformats.org/wordprocessingml/2006/main" xmlns:w14="http://schemas.microsoft.com/office/word/2010/wordml" xmlns:w15="http://schemas.microsoft.com/office/word/2012/wordml" xmlns:wpg="http://schemas.microsoft.com/office/word/2010/wordprocessingGroup" xmlns:wpi="http://schemas.microsoft.com/office/word/2010/wordprocessingInk" xmlns:wne="http://schemas.microsoft.com/office/word/2006/wordml" xmlns:wps="http://schemas.microsoft.com/office/word/2010/wordprocessingShape" mc:Ignorable="w14 w15 wp14">
   <w:body>
     <w:p>
       <w:pPr>
@@ -1275,15 +1275,6 @@
             </w:pPr>
             <w:r>
               <w:rPr>
-                <w:rFonts w:ascii="Segoe UI Symbol" w:eastAsia="標楷體" w:hAnsi="Segoe UI Symbol" w:cs="Segoe UI Symbol"/>
-                <w:w w:val="90"/>
-                <w:sz w:val="26"/>
-                <w:szCs w:val="26"/>
-              </w:rPr>
-              <w:t>★</w:t>
-            </w:r>
-            <w:r>
-              <w:rPr>
                 <w:rFonts w:ascii="Barlow Condensed Medium" w:eastAsia="標楷體" w:hAnsi="Barlow Condensed Medium" w:cs="Segoe UI Symbol" w:hint="eastAsia"/>
                 <w:noProof/>
                 <w:w w:val="90"/>
@@ -1465,254 +1456,75 @@
             </w:pPr>
             <w:r>
               <w:rPr>
-                <w:rFonts w:ascii="Segoe UI Symbol" w:eastAsia="標楷體" w:hAnsi="Segoe UI Symbol" w:cs="Segoe UI Symbol"/>
+                <w:rFonts w:ascii="Barlow Condensed Medium" w:eastAsia="標楷體" w:hAnsi="Barlow Condensed Medium" w:cs="Segoe UI Symbol"/>
                 <w:w w:val="90"/>
                 <w:sz w:val="26"/>
                 <w:szCs w:val="26"/>
               </w:rPr>
-              <w:t>★</w:t>
+              <w:t>台北中會青年部主辦「</w:t>
             </w:r>
             <w:r>
               <w:rPr>
                 <w:rFonts w:ascii="Barlow Condensed Medium" w:eastAsia="標楷體" w:hAnsi="Barlow Condensed Medium" w:cs="Segoe UI Symbol" w:hint="eastAsia"/>
-                <w:noProof/>
                 <w:w w:val="90"/>
                 <w:sz w:val="26"/>
                 <w:szCs w:val="26"/>
-                <w:lang w:bidi="he-IL"/>
-              </w:rPr>
-              <w:t>2026</w:t>
+              </w:rPr>
+              <w:t>傳說對決──當傳說遇見現實」青年復興特會將於</w:t>
             </w:r>
             <w:r>
               <w:rPr>
                 <w:rFonts w:ascii="Barlow Condensed Medium" w:eastAsia="標楷體" w:hAnsi="Barlow Condensed Medium" w:cs="Segoe UI Symbol" w:hint="eastAsia"/>
-                <w:noProof/>
                 <w:w w:val="90"/>
                 <w:sz w:val="26"/>
                 <w:szCs w:val="26"/>
-                <w:lang w:bidi="he-IL"/>
-              </w:rPr>
-              <w:t>年全國婦女靈修營「與主同行」將於華語場</w:t>
+              </w:rPr>
+              <w:t>8/28~29(</w:t>
             </w:r>
             <w:r>
               <w:rPr>
                 <w:rFonts w:ascii="Barlow Condensed Medium" w:eastAsia="標楷體" w:hAnsi="Barlow Condensed Medium" w:cs="Segoe UI Symbol" w:hint="eastAsia"/>
-                <w:noProof/>
                 <w:w w:val="90"/>
                 <w:sz w:val="26"/>
                 <w:szCs w:val="26"/>
-                <w:lang w:bidi="he-IL"/>
-              </w:rPr>
-              <w:t>6/25-27(</w:t>
+              </w:rPr>
+              <w:t>五</w:t>
             </w:r>
             <w:r>
               <w:rPr>
                 <w:rFonts w:ascii="Barlow Condensed Medium" w:eastAsia="標楷體" w:hAnsi="Barlow Condensed Medium" w:cs="Segoe UI Symbol" w:hint="eastAsia"/>
-                <w:noProof/>
                 <w:w w:val="90"/>
                 <w:sz w:val="26"/>
                 <w:szCs w:val="26"/>
-                <w:lang w:bidi="he-IL"/>
-              </w:rPr>
-              <w:t>四</w:t>
+              </w:rPr>
+              <w:t>~</w:t>
             </w:r>
             <w:r>
               <w:rPr>
                 <w:rFonts w:ascii="Barlow Condensed Medium" w:eastAsia="標楷體" w:hAnsi="Barlow Condensed Medium" w:cs="Segoe UI Symbol" w:hint="eastAsia"/>
-                <w:noProof/>
                 <w:w w:val="90"/>
                 <w:sz w:val="26"/>
                 <w:szCs w:val="26"/>
-                <w:lang w:bidi="he-IL"/>
-              </w:rPr>
-              <w:t>~</w:t>
+              </w:rPr>
+              <w:t>六</w:t>
             </w:r>
             <w:r>
               <w:rPr>
                 <w:rFonts w:ascii="Barlow Condensed Medium" w:eastAsia="標楷體" w:hAnsi="Barlow Condensed Medium" w:cs="Segoe UI Symbol" w:hint="eastAsia"/>
-                <w:noProof/>
                 <w:w w:val="90"/>
                 <w:sz w:val="26"/>
                 <w:szCs w:val="26"/>
-                <w:lang w:bidi="he-IL"/>
-              </w:rPr>
-              <w:t>六</w:t>
+              </w:rPr>
+              <w:t>)</w:t>
             </w:r>
             <w:r>
               <w:rPr>
                 <w:rFonts w:ascii="Barlow Condensed Medium" w:eastAsia="標楷體" w:hAnsi="Barlow Condensed Medium" w:cs="Segoe UI Symbol" w:hint="eastAsia"/>
-                <w:noProof/>
                 <w:w w:val="90"/>
                 <w:sz w:val="26"/>
                 <w:szCs w:val="26"/>
-                <w:lang w:bidi="he-IL"/>
-              </w:rPr>
-              <w:t>)</w:t>
-            </w:r>
-            <w:r>
-              <w:rPr>
-                <w:rFonts w:ascii="Barlow Condensed Medium" w:eastAsia="標楷體" w:hAnsi="Barlow Condensed Medium" w:cs="Segoe UI Symbol" w:hint="eastAsia"/>
-                <w:noProof/>
-                <w:w w:val="90"/>
-                <w:sz w:val="26"/>
-                <w:szCs w:val="26"/>
-                <w:lang w:bidi="he-IL"/>
-              </w:rPr>
-              <w:t>，台語場</w:t>
-            </w:r>
-            <w:r>
-              <w:rPr>
-                <w:rFonts w:ascii="Barlow Condensed Medium" w:eastAsia="標楷體" w:hAnsi="Barlow Condensed Medium" w:cs="Segoe UI Symbol" w:hint="eastAsia"/>
-                <w:noProof/>
-                <w:w w:val="90"/>
-                <w:sz w:val="26"/>
-                <w:szCs w:val="26"/>
-                <w:lang w:bidi="he-IL"/>
-              </w:rPr>
-              <w:t>7/23-25(</w:t>
-            </w:r>
-            <w:r>
-              <w:rPr>
-                <w:rFonts w:ascii="Barlow Condensed Medium" w:eastAsia="標楷體" w:hAnsi="Barlow Condensed Medium" w:cs="Segoe UI Symbol" w:hint="eastAsia"/>
-                <w:noProof/>
-                <w:w w:val="90"/>
-                <w:sz w:val="26"/>
-                <w:szCs w:val="26"/>
-                <w:lang w:bidi="he-IL"/>
-              </w:rPr>
-              <w:t>四</w:t>
-            </w:r>
-            <w:r>
-              <w:rPr>
-                <w:rFonts w:ascii="Barlow Condensed Medium" w:eastAsia="標楷體" w:hAnsi="Barlow Condensed Medium" w:cs="Segoe UI Symbol" w:hint="eastAsia"/>
-                <w:noProof/>
-                <w:w w:val="90"/>
-                <w:sz w:val="26"/>
-                <w:szCs w:val="26"/>
-                <w:lang w:bidi="he-IL"/>
-              </w:rPr>
-              <w:t>~</w:t>
-            </w:r>
-            <w:r>
-              <w:rPr>
-                <w:rFonts w:ascii="Barlow Condensed Medium" w:eastAsia="標楷體" w:hAnsi="Barlow Condensed Medium" w:cs="Segoe UI Symbol" w:hint="eastAsia"/>
-                <w:noProof/>
-                <w:w w:val="90"/>
-                <w:sz w:val="26"/>
-                <w:szCs w:val="26"/>
-                <w:lang w:bidi="he-IL"/>
-              </w:rPr>
-              <w:t>六</w:t>
-            </w:r>
-            <w:r>
-              <w:rPr>
-                <w:rFonts w:ascii="Barlow Condensed Medium" w:eastAsia="標楷體" w:hAnsi="Barlow Condensed Medium" w:cs="Segoe UI Symbol" w:hint="eastAsia"/>
-                <w:noProof/>
-                <w:w w:val="90"/>
-                <w:sz w:val="26"/>
-                <w:szCs w:val="26"/>
-                <w:lang w:bidi="he-IL"/>
-              </w:rPr>
-              <w:t>)</w:t>
-            </w:r>
-            <w:r>
-              <w:rPr>
-                <w:rFonts w:ascii="Barlow Condensed Medium" w:eastAsia="標楷體" w:hAnsi="Barlow Condensed Medium" w:cs="Segoe UI Symbol" w:hint="eastAsia"/>
-                <w:noProof/>
-                <w:w w:val="90"/>
-                <w:sz w:val="26"/>
-                <w:szCs w:val="26"/>
-                <w:lang w:bidi="he-IL"/>
-              </w:rPr>
-              <w:t>在花蓮美侖大飯店舉行，報名至</w:t>
-            </w:r>
-            <w:r>
-              <w:rPr>
-                <w:rFonts w:ascii="Barlow Condensed Medium" w:eastAsia="標楷體" w:hAnsi="Barlow Condensed Medium" w:cs="Segoe UI Symbol" w:hint="eastAsia"/>
-                <w:noProof/>
-                <w:w w:val="90"/>
-                <w:sz w:val="26"/>
-                <w:szCs w:val="26"/>
-                <w:lang w:bidi="he-IL"/>
-              </w:rPr>
-              <w:t>6/8(</w:t>
-            </w:r>
-            <w:r>
-              <w:rPr>
-                <w:rFonts w:ascii="Barlow Condensed Medium" w:eastAsia="標楷體" w:hAnsi="Barlow Condensed Medium" w:cs="Segoe UI Symbol" w:hint="eastAsia"/>
-                <w:noProof/>
-                <w:w w:val="90"/>
-                <w:sz w:val="26"/>
-                <w:szCs w:val="26"/>
-                <w:lang w:bidi="he-IL"/>
-              </w:rPr>
-              <w:t>一</w:t>
-            </w:r>
-            <w:r>
-              <w:rPr>
-                <w:rFonts w:ascii="Barlow Condensed Medium" w:eastAsia="標楷體" w:hAnsi="Barlow Condensed Medium" w:cs="Segoe UI Symbol" w:hint="eastAsia"/>
-                <w:noProof/>
-                <w:w w:val="90"/>
-                <w:sz w:val="26"/>
-                <w:szCs w:val="26"/>
-                <w:lang w:bidi="he-IL"/>
-              </w:rPr>
-              <w:t>)</w:t>
-            </w:r>
-            <w:r>
-              <w:rPr>
-                <w:rFonts w:ascii="Barlow Condensed Medium" w:eastAsia="標楷體" w:hAnsi="Barlow Condensed Medium" w:cs="Segoe UI Symbol" w:hint="eastAsia"/>
-                <w:noProof/>
-                <w:w w:val="90"/>
-                <w:sz w:val="26"/>
-                <w:szCs w:val="26"/>
-                <w:lang w:bidi="he-IL"/>
-              </w:rPr>
-              <w:t>和</w:t>
-            </w:r>
-            <w:r>
-              <w:rPr>
-                <w:rFonts w:ascii="Barlow Condensed Medium" w:eastAsia="標楷體" w:hAnsi="Barlow Condensed Medium" w:cs="Segoe UI Symbol" w:hint="eastAsia"/>
-                <w:noProof/>
-                <w:w w:val="90"/>
-                <w:sz w:val="26"/>
-                <w:szCs w:val="26"/>
-                <w:lang w:bidi="he-IL"/>
-              </w:rPr>
-              <w:t>7/6(</w:t>
-            </w:r>
-            <w:r>
-              <w:rPr>
-                <w:rFonts w:ascii="Barlow Condensed Medium" w:eastAsia="標楷體" w:hAnsi="Barlow Condensed Medium" w:cs="Segoe UI Symbol" w:hint="eastAsia"/>
-                <w:noProof/>
-                <w:w w:val="90"/>
-                <w:sz w:val="26"/>
-                <w:szCs w:val="26"/>
-                <w:lang w:bidi="he-IL"/>
-              </w:rPr>
-              <w:t>一</w:t>
-            </w:r>
-            <w:r>
-              <w:rPr>
-                <w:rFonts w:ascii="Barlow Condensed Medium" w:eastAsia="標楷體" w:hAnsi="Barlow Condensed Medium" w:cs="Segoe UI Symbol" w:hint="eastAsia"/>
-                <w:noProof/>
-                <w:w w:val="90"/>
-                <w:sz w:val="26"/>
-                <w:szCs w:val="26"/>
-                <w:lang w:bidi="he-IL"/>
-              </w:rPr>
-              <w:t>)</w:t>
-            </w:r>
-            <w:r>
-              <w:rPr>
-                <w:rFonts w:ascii="Barlow Condensed Medium" w:eastAsia="標楷體" w:hAnsi="Barlow Condensed Medium" w:cs="Segoe UI Symbol" w:hint="eastAsia"/>
-                <w:noProof/>
-                <w:w w:val="90"/>
-                <w:sz w:val="26"/>
-                <w:szCs w:val="26"/>
-                <w:lang w:bidi="he-IL"/>
-              </w:rPr>
-              <w:t>。詳見公佈欄。</w:t>
+              </w:rPr>
+              <w:t>在中華汽車人才培訓中心舉行，對象升小六至社青，詳見公佈欄。</w:t>
             </w:r>
           </w:p>
         </w:tc>
@@ -1785,129 +1597,245 @@
             </w:pPr>
             <w:r>
               <w:rPr>
-                <w:rFonts w:ascii="Segoe UI Symbol" w:eastAsia="標楷體" w:hAnsi="Segoe UI Symbol" w:cs="Segoe UI Symbol"/>
+                <w:rFonts w:ascii="Barlow Condensed Medium" w:eastAsia="標楷體" w:hAnsi="Barlow Condensed Medium" w:cs="Segoe UI Symbol" w:hint="eastAsia"/>
+                <w:noProof/>
                 <w:w w:val="90"/>
                 <w:sz w:val="26"/>
                 <w:szCs w:val="26"/>
-              </w:rPr>
-              <w:t>★</w:t>
-            </w:r>
-            <w:r>
-              <w:rPr>
-                <w:rFonts w:ascii="Barlow Condensed Medium" w:eastAsia="標楷體" w:hAnsi="Barlow Condensed Medium" w:cs="Segoe UI Symbol"/>
+                <w:lang w:bidi="he-IL"/>
+              </w:rPr>
+              <w:t>2026</w:t>
+            </w:r>
+            <w:r>
+              <w:rPr>
+                <w:rFonts w:ascii="Barlow Condensed Medium" w:eastAsia="標楷體" w:hAnsi="Barlow Condensed Medium" w:cs="Segoe UI Symbol" w:hint="eastAsia"/>
+                <w:noProof/>
                 <w:w w:val="90"/>
                 <w:sz w:val="26"/>
                 <w:szCs w:val="26"/>
-              </w:rPr>
-              <w:t>台北中會青年部主辦「維克特的傳說</w:t>
-            </w:r>
-            <w:r>
-              <w:rPr>
-                <w:rFonts w:ascii="Barlow Condensed Medium" w:eastAsia="標楷體" w:hAnsi="Barlow Condensed Medium" w:cs="Segoe UI Symbol"/>
+                <w:lang w:bidi="he-IL"/>
+              </w:rPr>
+              <w:t>年全國婦女靈修營「與主同行」將於華語場</w:t>
+            </w:r>
+            <w:r>
+              <w:rPr>
+                <w:rFonts w:ascii="Barlow Condensed Medium" w:eastAsia="標楷體" w:hAnsi="Barlow Condensed Medium" w:cs="Segoe UI Symbol" w:hint="eastAsia"/>
+                <w:noProof/>
                 <w:w w:val="90"/>
                 <w:sz w:val="26"/>
                 <w:szCs w:val="26"/>
-              </w:rPr>
-              <w:t>2026</w:t>
-            </w:r>
-            <w:r>
-              <w:rPr>
-                <w:rFonts w:ascii="Barlow Condensed Medium" w:eastAsia="標楷體" w:hAnsi="Barlow Condensed Medium" w:cs="Segoe UI Symbol"/>
+                <w:lang w:bidi="he-IL"/>
+              </w:rPr>
+              <w:t>6/25-27(</w:t>
+            </w:r>
+            <w:r>
+              <w:rPr>
+                <w:rFonts w:ascii="Barlow Condensed Medium" w:eastAsia="標楷體" w:hAnsi="Barlow Condensed Medium" w:cs="Segoe UI Symbol" w:hint="eastAsia"/>
+                <w:noProof/>
                 <w:w w:val="90"/>
                 <w:sz w:val="26"/>
                 <w:szCs w:val="26"/>
-              </w:rPr>
-              <w:t>」將於</w:t>
-            </w:r>
-            <w:r>
-              <w:rPr>
-                <w:rFonts w:ascii="Barlow Condensed Medium" w:eastAsia="標楷體" w:hAnsi="Barlow Condensed Medium" w:cs="Segoe UI Symbol"/>
+                <w:lang w:bidi="he-IL"/>
+              </w:rPr>
+              <w:t>四</w:t>
+            </w:r>
+            <w:r>
+              <w:rPr>
+                <w:rFonts w:ascii="Barlow Condensed Medium" w:eastAsia="標楷體" w:hAnsi="Barlow Condensed Medium" w:cs="Segoe UI Symbol" w:hint="eastAsia"/>
+                <w:noProof/>
                 <w:w w:val="90"/>
                 <w:sz w:val="26"/>
                 <w:szCs w:val="26"/>
-              </w:rPr>
-              <w:t>7/6~9</w:t>
+                <w:lang w:bidi="he-IL"/>
+              </w:rPr>
+              <w:t>~</w:t>
             </w:r>
             <w:r>
               <w:rPr>
                 <w:rFonts w:ascii="Barlow Condensed Medium" w:eastAsia="標楷體" w:hAnsi="Barlow Condensed Medium" w:cs="Segoe UI Symbol" w:hint="eastAsia"/>
+                <w:noProof/>
                 <w:w w:val="90"/>
                 <w:sz w:val="26"/>
                 <w:szCs w:val="26"/>
-              </w:rPr>
-              <w:t xml:space="preserve"> </w:t>
-            </w:r>
-            <w:r>
-              <w:rPr>
-                <w:rFonts w:ascii="Barlow Condensed Medium" w:eastAsia="標楷體" w:hAnsi="Barlow Condensed Medium" w:cs="Segoe UI Symbol"/>
+                <w:lang w:bidi="he-IL"/>
+              </w:rPr>
+              <w:t>六</w:t>
+            </w:r>
+            <w:r>
+              <w:rPr>
+                <w:rFonts w:ascii="Barlow Condensed Medium" w:eastAsia="標楷體" w:hAnsi="Barlow Condensed Medium" w:cs="Segoe UI Symbol" w:hint="eastAsia"/>
+                <w:noProof/>
                 <w:w w:val="90"/>
                 <w:sz w:val="26"/>
                 <w:szCs w:val="26"/>
-              </w:rPr>
-              <w:t>(</w:t>
-            </w:r>
-            <w:r>
-              <w:rPr>
-                <w:rFonts w:ascii="Barlow Condensed Medium" w:eastAsia="標楷體" w:hAnsi="Barlow Condensed Medium" w:cs="Segoe UI Symbol"/>
+                <w:lang w:bidi="he-IL"/>
+              </w:rPr>
+              <w:t>)</w:t>
+            </w:r>
+            <w:r>
+              <w:rPr>
+                <w:rFonts w:ascii="Barlow Condensed Medium" w:eastAsia="標楷體" w:hAnsi="Barlow Condensed Medium" w:cs="Segoe UI Symbol" w:hint="eastAsia"/>
+                <w:noProof/>
                 <w:w w:val="90"/>
                 <w:sz w:val="26"/>
                 <w:szCs w:val="26"/>
-              </w:rPr>
-              <w:t>一</w:t>
-            </w:r>
-            <w:r>
-              <w:rPr>
-                <w:rFonts w:ascii="Barlow Condensed Medium" w:eastAsia="標楷體" w:hAnsi="Barlow Condensed Medium" w:cs="Segoe UI Symbol"/>
+                <w:lang w:bidi="he-IL"/>
+              </w:rPr>
+              <w:t>，台語場</w:t>
+            </w:r>
+            <w:r>
+              <w:rPr>
+                <w:rFonts w:ascii="Barlow Condensed Medium" w:eastAsia="標楷體" w:hAnsi="Barlow Condensed Medium" w:cs="Segoe UI Symbol" w:hint="eastAsia"/>
+                <w:noProof/>
                 <w:w w:val="90"/>
                 <w:sz w:val="26"/>
                 <w:szCs w:val="26"/>
-              </w:rPr>
-              <w:t>~</w:t>
-            </w:r>
-            <w:r>
-              <w:rPr>
-                <w:rFonts w:ascii="Barlow Condensed Medium" w:eastAsia="標楷體" w:hAnsi="Barlow Condensed Medium" w:cs="Segoe UI Symbol"/>
+                <w:lang w:bidi="he-IL"/>
+              </w:rPr>
+              <w:t>7/23-25(</w:t>
+            </w:r>
+            <w:r>
+              <w:rPr>
+                <w:rFonts w:ascii="Barlow Condensed Medium" w:eastAsia="標楷體" w:hAnsi="Barlow Condensed Medium" w:cs="Segoe UI Symbol" w:hint="eastAsia"/>
+                <w:noProof/>
                 <w:w w:val="90"/>
                 <w:sz w:val="26"/>
                 <w:szCs w:val="26"/>
+                <w:lang w:bidi="he-IL"/>
               </w:rPr>
               <w:t>四</w:t>
             </w:r>
             <w:r>
               <w:rPr>
-                <w:rFonts w:ascii="Barlow Condensed Medium" w:eastAsia="標楷體" w:hAnsi="Barlow Condensed Medium" w:cs="Segoe UI Symbol"/>
+                <w:rFonts w:ascii="Barlow Condensed Medium" w:eastAsia="標楷體" w:hAnsi="Barlow Condensed Medium" w:cs="Segoe UI Symbol" w:hint="eastAsia"/>
+                <w:noProof/>
                 <w:w w:val="90"/>
                 <w:sz w:val="26"/>
                 <w:szCs w:val="26"/>
-              </w:rPr>
-              <w:t>)</w:t>
+                <w:lang w:bidi="he-IL"/>
+              </w:rPr>
+              <w:t>~</w:t>
             </w:r>
             <w:r>
               <w:rPr>
                 <w:rFonts w:ascii="Barlow Condensed Medium" w:eastAsia="標楷體" w:hAnsi="Barlow Condensed Medium" w:cs="Segoe UI Symbol" w:hint="eastAsia"/>
+                <w:noProof/>
                 <w:w w:val="90"/>
                 <w:sz w:val="26"/>
                 <w:szCs w:val="26"/>
-              </w:rPr>
-              <w:t>在長榮大學舉行，報名至</w:t>
+                <w:lang w:bidi="he-IL"/>
+              </w:rPr>
+              <w:t>六</w:t>
             </w:r>
             <w:r>
               <w:rPr>
                 <w:rFonts w:ascii="Barlow Condensed Medium" w:eastAsia="標楷體" w:hAnsi="Barlow Condensed Medium" w:cs="Segoe UI Symbol" w:hint="eastAsia"/>
+                <w:noProof/>
                 <w:w w:val="90"/>
                 <w:sz w:val="26"/>
                 <w:szCs w:val="26"/>
-              </w:rPr>
-              <w:t>5/10</w:t>
+                <w:lang w:bidi="he-IL"/>
+              </w:rPr>
+              <w:t>)</w:t>
             </w:r>
             <w:r>
               <w:rPr>
                 <w:rFonts w:ascii="Barlow Condensed Medium" w:eastAsia="標楷體" w:hAnsi="Barlow Condensed Medium" w:cs="Segoe UI Symbol" w:hint="eastAsia"/>
+                <w:noProof/>
                 <w:w w:val="90"/>
                 <w:sz w:val="26"/>
                 <w:szCs w:val="26"/>
-              </w:rPr>
-              <w:t>，詳見公佈欄。</w:t>
+                <w:lang w:bidi="he-IL"/>
+              </w:rPr>
+              <w:t>在花蓮美侖大飯店舉行，報名至</w:t>
+            </w:r>
+            <w:r>
+              <w:rPr>
+                <w:rFonts w:ascii="Barlow Condensed Medium" w:eastAsia="標楷體" w:hAnsi="Barlow Condensed Medium" w:cs="Segoe UI Symbol" w:hint="eastAsia"/>
+                <w:noProof/>
+                <w:w w:val="90"/>
+                <w:sz w:val="26"/>
+                <w:szCs w:val="26"/>
+                <w:lang w:bidi="he-IL"/>
+              </w:rPr>
+              <w:t>6/8(</w:t>
+            </w:r>
+            <w:r>
+              <w:rPr>
+                <w:rFonts w:ascii="Barlow Condensed Medium" w:eastAsia="標楷體" w:hAnsi="Barlow Condensed Medium" w:cs="Segoe UI Symbol" w:hint="eastAsia"/>
+                <w:noProof/>
+                <w:w w:val="90"/>
+                <w:sz w:val="26"/>
+                <w:szCs w:val="26"/>
+                <w:lang w:bidi="he-IL"/>
+              </w:rPr>
+              <w:t>一</w:t>
+            </w:r>
+            <w:r>
+              <w:rPr>
+                <w:rFonts w:ascii="Barlow Condensed Medium" w:eastAsia="標楷體" w:hAnsi="Barlow Condensed Medium" w:cs="Segoe UI Symbol" w:hint="eastAsia"/>
+                <w:noProof/>
+                <w:w w:val="90"/>
+                <w:sz w:val="26"/>
+                <w:szCs w:val="26"/>
+                <w:lang w:bidi="he-IL"/>
+              </w:rPr>
+              <w:t>)</w:t>
+            </w:r>
+            <w:r>
+              <w:rPr>
+                <w:rFonts w:ascii="Barlow Condensed Medium" w:eastAsia="標楷體" w:hAnsi="Barlow Condensed Medium" w:cs="Segoe UI Symbol" w:hint="eastAsia"/>
+                <w:noProof/>
+                <w:w w:val="90"/>
+                <w:sz w:val="26"/>
+                <w:szCs w:val="26"/>
+                <w:lang w:bidi="he-IL"/>
+              </w:rPr>
+              <w:t>和</w:t>
+            </w:r>
+            <w:r>
+              <w:rPr>
+                <w:rFonts w:ascii="Barlow Condensed Medium" w:eastAsia="標楷體" w:hAnsi="Barlow Condensed Medium" w:cs="Segoe UI Symbol" w:hint="eastAsia"/>
+                <w:noProof/>
+                <w:w w:val="90"/>
+                <w:sz w:val="26"/>
+                <w:szCs w:val="26"/>
+                <w:lang w:bidi="he-IL"/>
+              </w:rPr>
+              <w:t>7/6(</w:t>
+            </w:r>
+            <w:r>
+              <w:rPr>
+                <w:rFonts w:ascii="Barlow Condensed Medium" w:eastAsia="標楷體" w:hAnsi="Barlow Condensed Medium" w:cs="Segoe UI Symbol" w:hint="eastAsia"/>
+                <w:noProof/>
+                <w:w w:val="90"/>
+                <w:sz w:val="26"/>
+                <w:szCs w:val="26"/>
+                <w:lang w:bidi="he-IL"/>
+              </w:rPr>
+              <w:t>一</w:t>
+            </w:r>
+            <w:r>
+              <w:rPr>
+                <w:rFonts w:ascii="Barlow Condensed Medium" w:eastAsia="標楷體" w:hAnsi="Barlow Condensed Medium" w:cs="Segoe UI Symbol" w:hint="eastAsia"/>
+                <w:noProof/>
+                <w:w w:val="90"/>
+                <w:sz w:val="26"/>
+                <w:szCs w:val="26"/>
+                <w:lang w:bidi="he-IL"/>
+              </w:rPr>
+              <w:t>)</w:t>
+            </w:r>
+            <w:r>
+              <w:rPr>
+                <w:rFonts w:ascii="Barlow Condensed Medium" w:eastAsia="標楷體" w:hAnsi="Barlow Condensed Medium" w:cs="Segoe UI Symbol" w:hint="eastAsia"/>
+                <w:noProof/>
+                <w:w w:val="90"/>
+                <w:sz w:val="26"/>
+                <w:szCs w:val="26"/>
+                <w:lang w:bidi="he-IL"/>
+              </w:rPr>
+              <w:t>。詳見公佈欄。</w:t>
             </w:r>
           </w:p>
         </w:tc>
@@ -1947,7 +1875,7 @@
                 <w:sz w:val="26"/>
                 <w:szCs w:val="26"/>
               </w:rPr>
-              <w:t>6.</w:t>
+              <w:t>6</w:t>
             </w:r>
           </w:p>
         </w:tc>
@@ -1989,12 +1917,198 @@
             </w:r>
             <w:r>
               <w:rPr>
+                <w:rFonts w:ascii="Barlow Condensed Medium" w:eastAsia="標楷體" w:hAnsi="Barlow Condensed Medium" w:cs="Segoe UI Symbol" w:hint="eastAsia"/>
+                <w:w w:val="90"/>
+                <w:sz w:val="26"/>
+                <w:szCs w:val="26"/>
+              </w:rPr>
+              <w:t>台北中會松年部創立</w:t>
+            </w:r>
+            <w:r>
+              <w:rPr>
+                <w:rFonts w:ascii="Barlow Condensed Medium" w:eastAsia="標楷體" w:hAnsi="Barlow Condensed Medium" w:cs="Segoe UI Symbol" w:hint="eastAsia"/>
+                <w:w w:val="90"/>
+                <w:sz w:val="26"/>
+                <w:szCs w:val="26"/>
+              </w:rPr>
+              <w:t>40</w:t>
+            </w:r>
+            <w:r>
+              <w:rPr>
+                <w:rFonts w:ascii="Barlow Condensed Medium" w:eastAsia="標楷體" w:hAnsi="Barlow Condensed Medium" w:cs="Segoe UI Symbol" w:hint="eastAsia"/>
+                <w:w w:val="90"/>
+                <w:sz w:val="26"/>
+                <w:szCs w:val="26"/>
+              </w:rPr>
+              <w:t>週年感恩禮拜訂於</w:t>
+            </w:r>
+            <w:r>
+              <w:rPr>
+                <w:rFonts w:ascii="Barlow Condensed Medium" w:eastAsia="標楷體" w:hAnsi="Barlow Condensed Medium" w:cs="Segoe UI Symbol" w:hint="eastAsia"/>
+                <w:w w:val="90"/>
+                <w:sz w:val="26"/>
+                <w:szCs w:val="26"/>
+              </w:rPr>
+              <w:t>6/5(</w:t>
+            </w:r>
+            <w:r>
+              <w:rPr>
+                <w:rFonts w:ascii="Barlow Condensed Medium" w:eastAsia="標楷體" w:hAnsi="Barlow Condensed Medium" w:cs="Segoe UI Symbol" w:hint="eastAsia"/>
+                <w:w w:val="90"/>
+                <w:sz w:val="26"/>
+                <w:szCs w:val="26"/>
+              </w:rPr>
+              <w:t>五</w:t>
+            </w:r>
+            <w:r>
+              <w:rPr>
+                <w:rFonts w:ascii="Barlow Condensed Medium" w:eastAsia="標楷體" w:hAnsi="Barlow Condensed Medium" w:cs="Segoe UI Symbol" w:hint="eastAsia"/>
+                <w:w w:val="90"/>
+                <w:sz w:val="26"/>
+                <w:szCs w:val="26"/>
+              </w:rPr>
+              <w:t>)</w:t>
+            </w:r>
+            <w:r>
+              <w:rPr>
+                <w:rFonts w:ascii="Barlow Condensed Medium" w:eastAsia="標楷體" w:hAnsi="Barlow Condensed Medium" w:cs="Segoe UI Symbol" w:hint="eastAsia"/>
+                <w:w w:val="90"/>
+                <w:sz w:val="26"/>
+                <w:szCs w:val="26"/>
+              </w:rPr>
+              <w:t>上午</w:t>
+            </w:r>
+            <w:r>
+              <w:rPr>
+                <w:rFonts w:ascii="Barlow Condensed Medium" w:eastAsia="標楷體" w:hAnsi="Barlow Condensed Medium" w:cs="Segoe UI Symbol" w:hint="eastAsia"/>
+                <w:w w:val="90"/>
+                <w:sz w:val="26"/>
+                <w:szCs w:val="26"/>
+              </w:rPr>
+              <w:t>9:30</w:t>
+            </w:r>
+            <w:r>
+              <w:rPr>
+                <w:rFonts w:ascii="Barlow Condensed Medium" w:eastAsia="標楷體" w:hAnsi="Barlow Condensed Medium" w:cs="Segoe UI Symbol" w:hint="eastAsia"/>
+                <w:w w:val="90"/>
+                <w:sz w:val="26"/>
+                <w:szCs w:val="26"/>
+              </w:rPr>
+              <w:t>在台北馬偕醫院九樓大禮堂舉行。報名至</w:t>
+            </w:r>
+            <w:r>
+              <w:rPr>
+                <w:rFonts w:ascii="Barlow Condensed Medium" w:eastAsia="標楷體" w:hAnsi="Barlow Condensed Medium" w:cs="Segoe UI Symbol" w:hint="eastAsia"/>
+                <w:w w:val="90"/>
+                <w:sz w:val="26"/>
+                <w:szCs w:val="26"/>
+              </w:rPr>
+              <w:t>5/22(</w:t>
+            </w:r>
+            <w:r>
+              <w:rPr>
+                <w:rFonts w:ascii="Barlow Condensed Medium" w:eastAsia="標楷體" w:hAnsi="Barlow Condensed Medium" w:cs="Segoe UI Symbol" w:hint="eastAsia"/>
+                <w:w w:val="90"/>
+                <w:sz w:val="26"/>
+                <w:szCs w:val="26"/>
+              </w:rPr>
+              <w:t>五</w:t>
+            </w:r>
+            <w:r>
+              <w:rPr>
+                <w:rFonts w:ascii="Barlow Condensed Medium" w:eastAsia="標楷體" w:hAnsi="Barlow Condensed Medium" w:cs="Segoe UI Symbol" w:hint="eastAsia"/>
+                <w:w w:val="90"/>
+                <w:sz w:val="26"/>
+                <w:szCs w:val="26"/>
+              </w:rPr>
+              <w:t>)</w:t>
+            </w:r>
+            <w:r>
+              <w:rPr>
+                <w:rFonts w:ascii="Barlow Condensed Medium" w:eastAsia="標楷體" w:hAnsi="Barlow Condensed Medium" w:cs="Segoe UI Symbol" w:hint="eastAsia"/>
+                <w:w w:val="90"/>
+                <w:sz w:val="26"/>
+                <w:szCs w:val="26"/>
+              </w:rPr>
+              <w:t>。</w:t>
+            </w:r>
+          </w:p>
+        </w:tc>
+      </w:tr>
+      <w:tr>
+        <w:tc>
+          <w:tcPr>
+            <w:tcW w:w="299" w:type="dxa"/>
+            <w:tcBorders>
+              <w:top w:val="nil"/>
+              <w:left w:val="nil"/>
+              <w:bottom w:val="nil"/>
+              <w:right w:val="nil"/>
+            </w:tcBorders>
+            <w:tcMar>
+              <w:left w:w="28" w:type="dxa"/>
+              <w:right w:w="28" w:type="dxa"/>
+            </w:tcMar>
+          </w:tcPr>
+          <w:p>
+            <w:pPr>
+              <w:snapToGrid w:val="0"/>
+              <w:spacing w:line="300" w:lineRule="exact"/>
+              <w:ind w:rightChars="11" w:right="26"/>
+              <w:jc w:val="right"/>
+              <w:rPr>
+                <w:rFonts w:ascii="Barlow Condensed Medium" w:eastAsia="華康細黑體" w:hAnsi="Barlow Condensed Medium"/>
+                <w:w w:val="90"/>
+                <w:sz w:val="26"/>
+                <w:szCs w:val="26"/>
+              </w:rPr>
+            </w:pPr>
+            <w:r>
+              <w:rPr>
+                <w:rFonts w:ascii="Barlow Condensed Medium" w:eastAsia="華康細黑體" w:hAnsi="Barlow Condensed Medium" w:hint="eastAsia"/>
+                <w:w w:val="90"/>
+                <w:sz w:val="26"/>
+                <w:szCs w:val="26"/>
+              </w:rPr>
+              <w:t>7</w:t>
+            </w:r>
+          </w:p>
+        </w:tc>
+        <w:tc>
+          <w:tcPr>
+            <w:tcW w:w="5622" w:type="dxa"/>
+            <w:tcBorders>
+              <w:top w:val="nil"/>
+              <w:left w:val="nil"/>
+              <w:bottom w:val="nil"/>
+              <w:right w:val="nil"/>
+            </w:tcBorders>
+            <w:tcMar>
+              <w:left w:w="28" w:type="dxa"/>
+              <w:right w:w="28" w:type="dxa"/>
+            </w:tcMar>
+          </w:tcPr>
+          <w:p>
+            <w:pPr>
+              <w:kinsoku w:val="0"/>
+              <w:snapToGrid w:val="0"/>
+              <w:spacing w:line="300" w:lineRule="exact"/>
+              <w:jc w:val="both"/>
+              <w:rPr>
                 <w:rFonts w:ascii="Barlow Condensed Medium" w:eastAsia="標楷體" w:hAnsi="Barlow Condensed Medium" w:cs="Segoe UI Symbol"/>
                 <w:w w:val="90"/>
                 <w:sz w:val="26"/>
                 <w:szCs w:val="26"/>
               </w:rPr>
-              <w:t>台北中會青年部主辦「</w:t>
+            </w:pPr>
+            <w:r>
+              <w:rPr>
+                <w:rFonts w:ascii="Segoe UI Symbol" w:eastAsia="標楷體" w:hAnsi="Segoe UI Symbol" w:cs="Segoe UI Symbol"/>
+                <w:w w:val="90"/>
+                <w:sz w:val="26"/>
+                <w:szCs w:val="26"/>
+              </w:rPr>
+              <w:t>★</w:t>
             </w:r>
             <w:r>
               <w:rPr>
@@ -2003,7 +2117,7 @@
                 <w:sz w:val="26"/>
                 <w:szCs w:val="26"/>
               </w:rPr>
-              <w:t>傳說對決──當傳說遇見現實」青年復興特會將於</w:t>
+              <w:t>關渡教會將於</w:t>
             </w:r>
             <w:r>
               <w:rPr>
@@ -2012,7 +2126,7 @@
                 <w:sz w:val="26"/>
                 <w:szCs w:val="26"/>
               </w:rPr>
-              <w:t>8/28~29(</w:t>
+              <w:t>6/14</w:t>
             </w:r>
             <w:r>
               <w:rPr>
@@ -2021,7 +2135,7 @@
                 <w:sz w:val="26"/>
                 <w:szCs w:val="26"/>
               </w:rPr>
-              <w:t>五</w:t>
+              <w:t>主日下午</w:t>
             </w:r>
             <w:r>
               <w:rPr>
@@ -2030,7 +2144,7 @@
                 <w:sz w:val="26"/>
                 <w:szCs w:val="26"/>
               </w:rPr>
-              <w:t>~</w:t>
+              <w:t>3:30</w:t>
             </w:r>
             <w:r>
               <w:rPr>
@@ -2039,7 +2153,7 @@
                 <w:sz w:val="26"/>
                 <w:szCs w:val="26"/>
               </w:rPr>
-              <w:t>六</w:t>
+              <w:t>於台北基督學院大禮堂舉行楊善雄牧師就任第</w:t>
             </w:r>
             <w:r>
               <w:rPr>
@@ -2048,7 +2162,7 @@
                 <w:sz w:val="26"/>
                 <w:szCs w:val="26"/>
               </w:rPr>
-              <w:t>)</w:t>
+              <w:t>4</w:t>
             </w:r>
             <w:r>
               <w:rPr>
@@ -2057,7 +2171,157 @@
                 <w:sz w:val="26"/>
                 <w:szCs w:val="26"/>
               </w:rPr>
-              <w:t>在中華汽車人才培訓中心舉行，對象升小六至社青，詳見公佈欄。</w:t>
+              <w:t>任牧師授職禮拜。</w:t>
+            </w:r>
+          </w:p>
+        </w:tc>
+      </w:tr>
+      <w:tr>
+        <w:tc>
+          <w:tcPr>
+            <w:tcW w:w="299" w:type="dxa"/>
+            <w:tcBorders>
+              <w:top w:val="nil"/>
+              <w:left w:val="nil"/>
+              <w:bottom w:val="nil"/>
+              <w:right w:val="nil"/>
+            </w:tcBorders>
+            <w:tcMar>
+              <w:left w:w="28" w:type="dxa"/>
+              <w:right w:w="28" w:type="dxa"/>
+            </w:tcMar>
+          </w:tcPr>
+          <w:p>
+            <w:pPr>
+              <w:snapToGrid w:val="0"/>
+              <w:spacing w:line="300" w:lineRule="exact"/>
+              <w:ind w:rightChars="11" w:right="26"/>
+              <w:jc w:val="right"/>
+              <w:rPr>
+                <w:rFonts w:ascii="Barlow Condensed Medium" w:eastAsia="華康細黑體" w:hAnsi="Barlow Condensed Medium"/>
+                <w:w w:val="90"/>
+                <w:sz w:val="26"/>
+                <w:szCs w:val="26"/>
+              </w:rPr>
+            </w:pPr>
+            <w:r>
+              <w:rPr>
+                <w:rFonts w:ascii="Barlow Condensed Medium" w:eastAsia="華康細黑體" w:hAnsi="Barlow Condensed Medium" w:hint="eastAsia"/>
+                <w:w w:val="90"/>
+                <w:sz w:val="26"/>
+                <w:szCs w:val="26"/>
+              </w:rPr>
+              <w:t>8</w:t>
+            </w:r>
+          </w:p>
+        </w:tc>
+        <w:tc>
+          <w:tcPr>
+            <w:tcW w:w="5622" w:type="dxa"/>
+            <w:tcBorders>
+              <w:top w:val="nil"/>
+              <w:left w:val="nil"/>
+              <w:bottom w:val="nil"/>
+              <w:right w:val="nil"/>
+            </w:tcBorders>
+            <w:tcMar>
+              <w:left w:w="28" w:type="dxa"/>
+              <w:right w:w="28" w:type="dxa"/>
+            </w:tcMar>
+          </w:tcPr>
+          <w:p>
+            <w:pPr>
+              <w:kinsoku w:val="0"/>
+              <w:snapToGrid w:val="0"/>
+              <w:spacing w:line="300" w:lineRule="exact"/>
+              <w:jc w:val="both"/>
+              <w:rPr>
+                <w:rFonts w:ascii="Barlow Condensed Medium" w:eastAsia="標楷體" w:hAnsi="Barlow Condensed Medium" w:cs="Segoe UI Symbol"/>
+                <w:w w:val="90"/>
+                <w:sz w:val="26"/>
+                <w:szCs w:val="26"/>
+              </w:rPr>
+            </w:pPr>
+            <w:r>
+              <w:rPr>
+                <w:rFonts w:ascii="Segoe UI Symbol" w:eastAsia="標楷體" w:hAnsi="Segoe UI Symbol" w:cs="Segoe UI Symbol"/>
+                <w:w w:val="90"/>
+                <w:sz w:val="26"/>
+                <w:szCs w:val="26"/>
+              </w:rPr>
+              <w:t>★</w:t>
+            </w:r>
+            <w:r>
+              <w:rPr>
+                <w:rFonts w:ascii="Barlow Condensed Medium" w:eastAsia="標楷體" w:hAnsi="Barlow Condensed Medium" w:cs="Segoe UI Symbol" w:hint="eastAsia"/>
+                <w:w w:val="90"/>
+                <w:sz w:val="26"/>
+                <w:szCs w:val="26"/>
+              </w:rPr>
+              <w:t>台北中會將於</w:t>
+            </w:r>
+            <w:r>
+              <w:rPr>
+                <w:rFonts w:ascii="Barlow Condensed Medium" w:eastAsia="標楷體" w:hAnsi="Barlow Condensed Medium" w:cs="Segoe UI Symbol" w:hint="eastAsia"/>
+                <w:w w:val="90"/>
+                <w:sz w:val="26"/>
+                <w:szCs w:val="26"/>
+              </w:rPr>
+              <w:t>5/30(</w:t>
+            </w:r>
+            <w:r>
+              <w:rPr>
+                <w:rFonts w:ascii="Barlow Condensed Medium" w:eastAsia="標楷體" w:hAnsi="Barlow Condensed Medium" w:cs="Segoe UI Symbol" w:hint="eastAsia"/>
+                <w:w w:val="90"/>
+                <w:sz w:val="26"/>
+                <w:szCs w:val="26"/>
+              </w:rPr>
+              <w:t>六</w:t>
+            </w:r>
+            <w:r>
+              <w:rPr>
+                <w:rFonts w:ascii="Barlow Condensed Medium" w:eastAsia="標楷體" w:hAnsi="Barlow Condensed Medium" w:cs="Segoe UI Symbol" w:hint="eastAsia"/>
+                <w:w w:val="90"/>
+                <w:sz w:val="26"/>
+                <w:szCs w:val="26"/>
+              </w:rPr>
+              <w:t>)</w:t>
+            </w:r>
+            <w:r>
+              <w:rPr>
+                <w:rFonts w:ascii="Barlow Condensed Medium" w:eastAsia="標楷體" w:hAnsi="Barlow Condensed Medium" w:cs="Segoe UI Symbol" w:hint="eastAsia"/>
+                <w:w w:val="90"/>
+                <w:sz w:val="26"/>
+                <w:szCs w:val="26"/>
+              </w:rPr>
+              <w:t>下午</w:t>
+            </w:r>
+            <w:r>
+              <w:rPr>
+                <w:rFonts w:ascii="Barlow Condensed Medium" w:eastAsia="標楷體" w:hAnsi="Barlow Condensed Medium" w:cs="Segoe UI Symbol" w:hint="eastAsia"/>
+                <w:w w:val="90"/>
+                <w:sz w:val="26"/>
+                <w:szCs w:val="26"/>
+              </w:rPr>
+              <w:t>2:00</w:t>
+            </w:r>
+            <w:r>
+              <w:rPr>
+                <w:rFonts w:ascii="Barlow Condensed Medium" w:eastAsia="標楷體" w:hAnsi="Barlow Condensed Medium" w:cs="Segoe UI Symbol" w:hint="eastAsia"/>
+                <w:w w:val="90"/>
+                <w:sz w:val="26"/>
+                <w:szCs w:val="26"/>
+              </w:rPr>
+              <w:t>在大稻埕教會舉行吳聖德牧師中會葬告別禮拜</w:t>
+            </w:r>
+            <w:r>
+              <w:rPr>
+                <w:rFonts w:ascii="Barlow Condensed Medium" w:eastAsia="標楷體" w:hAnsi="Barlow Condensed Medium" w:cs="Segoe UI Symbol" w:hint="eastAsia"/>
+                <w:w w:val="90"/>
+                <w:sz w:val="26"/>
+                <w:szCs w:val="26"/>
+              </w:rPr>
+              <w:t>。</w:t>
             </w:r>
           </w:p>
         </w:tc>
@@ -2187,12 +2451,97 @@
             </w:r>
             <w:r>
               <w:rPr>
+                <w:rFonts w:ascii="Barlow Condensed Medium" w:eastAsia="標楷體" w:hAnsi="Barlow Condensed Medium" w:cs="Segoe UI Symbol" w:hint="eastAsia"/>
+                <w:w w:val="90"/>
+                <w:sz w:val="26"/>
+                <w:szCs w:val="26"/>
+              </w:rPr>
+              <w:t>(5/17)</w:t>
+            </w:r>
+            <w:r>
+              <w:rPr>
+                <w:rFonts w:ascii="Barlow Condensed Medium" w:eastAsia="標楷體" w:hAnsi="Barlow Condensed Medium" w:cs="Segoe UI Symbol" w:hint="eastAsia"/>
+                <w:w w:val="90"/>
+                <w:sz w:val="26"/>
+                <w:szCs w:val="26"/>
+              </w:rPr>
+              <w:t>為玉山學院奉獻主日，請會眾代禱和奉獻</w:t>
+            </w:r>
+            <w:r>
+              <w:rPr>
+                <w:rFonts w:ascii="Barlow Condensed Medium" w:eastAsia="標楷體" w:hAnsi="Barlow Condensed Medium" w:cs="Segoe UI Symbol" w:hint="eastAsia"/>
+                <w:w w:val="90"/>
+                <w:sz w:val="26"/>
+                <w:szCs w:val="26"/>
+              </w:rPr>
+              <w:t>。</w:t>
+            </w:r>
+          </w:p>
+        </w:tc>
+      </w:tr>
+      <w:tr>
+        <w:tc>
+          <w:tcPr>
+            <w:tcW w:w="280" w:type="dxa"/>
+          </w:tcPr>
+          <w:p>
+            <w:pPr>
+              <w:snapToGrid w:val="0"/>
+              <w:spacing w:line="300" w:lineRule="exact"/>
+              <w:ind w:rightChars="11" w:right="26"/>
+              <w:jc w:val="right"/>
+              <w:rPr>
+                <w:rFonts w:ascii="Barlow Condensed Medium" w:eastAsia="華康細黑體" w:hAnsi="Barlow Condensed Medium"/>
+                <w:w w:val="90"/>
+                <w:sz w:val="26"/>
+                <w:szCs w:val="26"/>
+              </w:rPr>
+            </w:pPr>
+            <w:r>
+              <w:rPr>
+                <w:rFonts w:ascii="Barlow Condensed Medium" w:eastAsia="華康細黑體" w:hAnsi="Barlow Condensed Medium" w:hint="eastAsia"/>
+                <w:w w:val="90"/>
+                <w:sz w:val="26"/>
+                <w:szCs w:val="26"/>
+              </w:rPr>
+              <w:t>2</w:t>
+            </w:r>
+            <w:r>
+              <w:rPr>
+                <w:rFonts w:ascii="Barlow Condensed Medium" w:eastAsia="華康細黑體" w:hAnsi="Barlow Condensed Medium"/>
+                <w:w w:val="90"/>
+                <w:sz w:val="26"/>
+                <w:szCs w:val="26"/>
+              </w:rPr>
+              <w:t>.</w:t>
+            </w:r>
+          </w:p>
+        </w:tc>
+        <w:tc>
+          <w:tcPr>
+            <w:tcW w:w="5641" w:type="dxa"/>
+          </w:tcPr>
+          <w:p>
+            <w:pPr>
+              <w:kinsoku w:val="0"/>
+              <w:snapToGrid w:val="0"/>
+              <w:spacing w:line="300" w:lineRule="exact"/>
+              <w:jc w:val="both"/>
+              <w:rPr>
                 <w:rFonts w:ascii="Barlow Condensed Medium" w:eastAsia="標楷體" w:hAnsi="Barlow Condensed Medium" w:cs="Segoe UI Symbol"/>
                 <w:w w:val="90"/>
                 <w:sz w:val="26"/>
                 <w:szCs w:val="26"/>
               </w:rPr>
-              <w:t>(5/</w:t>
+            </w:pPr>
+            <w:r>
+              <w:rPr>
+                <w:rFonts w:ascii="Segoe UI Symbol" w:eastAsia="標楷體" w:hAnsi="Segoe UI Symbol" w:cs="Segoe UI Symbol"/>
+                <w:w w:val="90"/>
+                <w:sz w:val="26"/>
+                <w:szCs w:val="26"/>
+              </w:rPr>
+              <w:t>★</w:t>
             </w:r>
             <w:r>
               <w:rPr>
@@ -2201,7 +2550,7 @@
                 <w:sz w:val="26"/>
                 <w:szCs w:val="26"/>
               </w:rPr>
-              <w:t>10</w:t>
+              <w:t>下主日</w:t>
             </w:r>
             <w:r>
               <w:rPr>
@@ -2210,7 +2559,7 @@
                 <w:sz w:val="26"/>
                 <w:szCs w:val="26"/>
               </w:rPr>
-              <w:t>)</w:t>
+              <w:t>(5/24)</w:t>
             </w:r>
             <w:r>
               <w:rPr>
@@ -2219,7 +2568,7 @@
                 <w:sz w:val="26"/>
                 <w:szCs w:val="26"/>
               </w:rPr>
-              <w:t>為母親節，敬祝所有母親佳節蒙福</w:t>
+              <w:t>為聖靈降靈節</w:t>
             </w:r>
             <w:r>
               <w:rPr>
@@ -2229,271 +2578,6 @@
                 <w:szCs w:val="26"/>
               </w:rPr>
               <w:t>。</w:t>
-            </w:r>
-            <w:r>
-              <w:rPr>
-                <w:rFonts w:ascii="Barlow Condensed Medium" w:eastAsia="標楷體" w:hAnsi="Barlow Condensed Medium" w:cs="Segoe UI Symbol" w:hint="eastAsia"/>
-                <w:w w:val="90"/>
-                <w:sz w:val="26"/>
-                <w:szCs w:val="26"/>
-              </w:rPr>
-              <w:t>今日有主日學的表演活動和社青預備的愛餐，感謝媽媽的愛和辛勞。</w:t>
-            </w:r>
-          </w:p>
-        </w:tc>
-      </w:tr>
-      <w:tr>
-        <w:tc>
-          <w:tcPr>
-            <w:tcW w:w="280" w:type="dxa"/>
-          </w:tcPr>
-          <w:p>
-            <w:pPr>
-              <w:snapToGrid w:val="0"/>
-              <w:spacing w:line="300" w:lineRule="exact"/>
-              <w:ind w:rightChars="11" w:right="26"/>
-              <w:jc w:val="right"/>
-              <w:rPr>
-                <w:rFonts w:ascii="Barlow Condensed Medium" w:eastAsia="華康細黑體" w:hAnsi="Barlow Condensed Medium"/>
-                <w:w w:val="90"/>
-                <w:sz w:val="26"/>
-                <w:szCs w:val="26"/>
-              </w:rPr>
-            </w:pPr>
-            <w:r>
-              <w:rPr>
-                <w:rFonts w:ascii="Barlow Condensed Medium" w:eastAsia="華康細黑體" w:hAnsi="Barlow Condensed Medium" w:hint="eastAsia"/>
-                <w:w w:val="90"/>
-                <w:sz w:val="26"/>
-                <w:szCs w:val="26"/>
-              </w:rPr>
-              <w:t>2</w:t>
-            </w:r>
-            <w:r>
-              <w:rPr>
-                <w:rFonts w:ascii="Barlow Condensed Medium" w:eastAsia="華康細黑體" w:hAnsi="Barlow Condensed Medium"/>
-                <w:w w:val="90"/>
-                <w:sz w:val="26"/>
-                <w:szCs w:val="26"/>
-              </w:rPr>
-              <w:t>.</w:t>
-            </w:r>
-          </w:p>
-        </w:tc>
-        <w:tc>
-          <w:tcPr>
-            <w:tcW w:w="5641" w:type="dxa"/>
-          </w:tcPr>
-          <w:p>
-            <w:pPr>
-              <w:kinsoku w:val="0"/>
-              <w:snapToGrid w:val="0"/>
-              <w:spacing w:line="300" w:lineRule="exact"/>
-              <w:jc w:val="both"/>
-              <w:rPr>
-                <w:rFonts w:ascii="Barlow Condensed Medium" w:eastAsia="標楷體" w:hAnsi="Barlow Condensed Medium" w:cs="Segoe UI Symbol"/>
-                <w:w w:val="90"/>
-                <w:sz w:val="26"/>
-                <w:szCs w:val="26"/>
-              </w:rPr>
-            </w:pPr>
-            <w:r>
-              <w:rPr>
-                <w:rFonts w:ascii="Segoe UI Symbol" w:eastAsia="標楷體" w:hAnsi="Segoe UI Symbol" w:cs="Segoe UI Symbol"/>
-                <w:w w:val="90"/>
-                <w:sz w:val="26"/>
-                <w:szCs w:val="26"/>
-              </w:rPr>
-              <w:t>★</w:t>
-            </w:r>
-            <w:r>
-              <w:rPr>
-                <w:rFonts w:ascii="Barlow Condensed Medium" w:eastAsia="標楷體" w:hAnsi="Barlow Condensed Medium" w:cs="Segoe UI Symbol"/>
-                <w:w w:val="90"/>
-                <w:sz w:val="26"/>
-                <w:szCs w:val="26"/>
-              </w:rPr>
-              <w:t>5</w:t>
-            </w:r>
-            <w:r>
-              <w:rPr>
-                <w:rFonts w:ascii="Barlow Condensed Medium" w:eastAsia="標楷體" w:hAnsi="Barlow Condensed Medium" w:cs="Segoe UI Symbol" w:hint="eastAsia"/>
-                <w:w w:val="90"/>
-                <w:sz w:val="26"/>
-                <w:szCs w:val="26"/>
-              </w:rPr>
-              <w:t>/</w:t>
-            </w:r>
-            <w:r>
-              <w:rPr>
-                <w:rFonts w:ascii="Barlow Condensed Medium" w:eastAsia="標楷體" w:hAnsi="Barlow Condensed Medium" w:cs="Segoe UI Symbol"/>
-                <w:w w:val="90"/>
-                <w:sz w:val="26"/>
-                <w:szCs w:val="26"/>
-              </w:rPr>
-              <w:t>14</w:t>
-            </w:r>
-            <w:r>
-              <w:rPr>
-                <w:rFonts w:ascii="Barlow Condensed Medium" w:eastAsia="標楷體" w:hAnsi="Barlow Condensed Medium" w:cs="Segoe UI Symbol" w:hint="eastAsia"/>
-                <w:w w:val="90"/>
-                <w:sz w:val="26"/>
-                <w:szCs w:val="26"/>
-              </w:rPr>
-              <w:t>(</w:t>
-            </w:r>
-            <w:r>
-              <w:rPr>
-                <w:rFonts w:ascii="Barlow Condensed Medium" w:eastAsia="標楷體" w:hAnsi="Barlow Condensed Medium" w:cs="Segoe UI Symbol" w:hint="eastAsia"/>
-                <w:w w:val="90"/>
-                <w:sz w:val="26"/>
-                <w:szCs w:val="26"/>
-              </w:rPr>
-              <w:t>四</w:t>
-            </w:r>
-            <w:r>
-              <w:rPr>
-                <w:rFonts w:ascii="Barlow Condensed Medium" w:eastAsia="標楷體" w:hAnsi="Barlow Condensed Medium" w:cs="Segoe UI Symbol" w:hint="eastAsia"/>
-                <w:w w:val="90"/>
-                <w:sz w:val="26"/>
-                <w:szCs w:val="26"/>
-              </w:rPr>
-              <w:t>)</w:t>
-            </w:r>
-            <w:r>
-              <w:rPr>
-                <w:rFonts w:ascii="Barlow Condensed Medium" w:eastAsia="標楷體" w:hAnsi="Barlow Condensed Medium" w:cs="Segoe UI Symbol" w:hint="eastAsia"/>
-                <w:w w:val="90"/>
-                <w:sz w:val="26"/>
-                <w:szCs w:val="26"/>
-              </w:rPr>
-              <w:t>本會</w:t>
-            </w:r>
-            <w:r>
-              <w:rPr>
-                <w:rFonts w:ascii="Barlow Condensed Medium" w:eastAsia="標楷體" w:hAnsi="Barlow Condensed Medium" w:cs="Segoe UI Symbol" w:hint="eastAsia"/>
-                <w:w w:val="90"/>
-                <w:sz w:val="26"/>
-                <w:szCs w:val="26"/>
-              </w:rPr>
-              <w:t>松年團契</w:t>
-            </w:r>
-            <w:r>
-              <w:rPr>
-                <w:rFonts w:ascii="Barlow Condensed Medium" w:eastAsia="標楷體" w:hAnsi="Barlow Condensed Medium" w:cs="Segoe UI Symbol" w:hint="eastAsia"/>
-                <w:w w:val="90"/>
-                <w:sz w:val="26"/>
-                <w:szCs w:val="26"/>
-              </w:rPr>
-              <w:t>將舉辨</w:t>
-            </w:r>
-            <w:r>
-              <w:rPr>
-                <w:rFonts w:ascii="Barlow Condensed Medium" w:eastAsia="標楷體" w:hAnsi="Barlow Condensed Medium" w:cs="Segoe UI Symbol" w:hint="eastAsia"/>
-                <w:w w:val="90"/>
-                <w:sz w:val="26"/>
-                <w:szCs w:val="26"/>
-              </w:rPr>
-              <w:t>金山</w:t>
-            </w:r>
-            <w:r>
-              <w:rPr>
-                <w:rFonts w:ascii="新細明體" w:eastAsia="新細明體" w:hAnsi="新細明體" w:cs="新細明體" w:hint="eastAsia"/>
-                <w:w w:val="90"/>
-                <w:sz w:val="26"/>
-                <w:szCs w:val="26"/>
-              </w:rPr>
-              <w:t>‧</w:t>
-            </w:r>
-            <w:r>
-              <w:rPr>
-                <w:rFonts w:ascii="Barlow Condensed Medium" w:eastAsia="標楷體" w:hAnsi="Barlow Condensed Medium" w:cs="Segoe UI Symbol" w:hint="eastAsia"/>
-                <w:w w:val="90"/>
-                <w:sz w:val="26"/>
-                <w:szCs w:val="26"/>
-              </w:rPr>
-              <w:t>萬里一日遊</w:t>
-            </w:r>
-            <w:r>
-              <w:rPr>
-                <w:rFonts w:ascii="Barlow Condensed Medium" w:eastAsia="標楷體" w:hAnsi="Barlow Condensed Medium" w:cs="Segoe UI Symbol" w:hint="eastAsia"/>
-                <w:w w:val="90"/>
-                <w:sz w:val="26"/>
-                <w:szCs w:val="26"/>
-              </w:rPr>
-              <w:t>。當日上午</w:t>
-            </w:r>
-            <w:r>
-              <w:rPr>
-                <w:rFonts w:ascii="Barlow Condensed Medium" w:eastAsia="標楷體" w:hAnsi="Barlow Condensed Medium" w:cs="Segoe UI Symbol" w:hint="eastAsia"/>
-                <w:w w:val="90"/>
-                <w:sz w:val="26"/>
-                <w:szCs w:val="26"/>
-              </w:rPr>
-              <w:t>7</w:t>
-            </w:r>
-            <w:r>
-              <w:rPr>
-                <w:rFonts w:ascii="Barlow Condensed Medium" w:eastAsia="標楷體" w:hAnsi="Barlow Condensed Medium" w:cs="Segoe UI Symbol" w:hint="eastAsia"/>
-                <w:w w:val="90"/>
-                <w:sz w:val="26"/>
-                <w:szCs w:val="26"/>
-              </w:rPr>
-              <w:t>:</w:t>
-            </w:r>
-            <w:r>
-              <w:rPr>
-                <w:rFonts w:ascii="Barlow Condensed Medium" w:eastAsia="標楷體" w:hAnsi="Barlow Condensed Medium" w:cs="Segoe UI Symbol" w:hint="eastAsia"/>
-                <w:w w:val="90"/>
-                <w:sz w:val="26"/>
-                <w:szCs w:val="26"/>
-              </w:rPr>
-              <w:t>3</w:t>
-            </w:r>
-            <w:r>
-              <w:rPr>
-                <w:rFonts w:ascii="Barlow Condensed Medium" w:eastAsia="標楷體" w:hAnsi="Barlow Condensed Medium" w:cs="Segoe UI Symbol" w:hint="eastAsia"/>
-                <w:w w:val="90"/>
-                <w:sz w:val="26"/>
-                <w:szCs w:val="26"/>
-              </w:rPr>
-              <w:t>0</w:t>
-            </w:r>
-            <w:r>
-              <w:rPr>
-                <w:rFonts w:ascii="Barlow Condensed Medium" w:eastAsia="標楷體" w:hAnsi="Barlow Condensed Medium" w:cs="Segoe UI Symbol" w:hint="eastAsia"/>
-                <w:w w:val="90"/>
-                <w:sz w:val="26"/>
-                <w:szCs w:val="26"/>
-              </w:rPr>
-              <w:t>在教會</w:t>
-            </w:r>
-            <w:r>
-              <w:rPr>
-                <w:rFonts w:ascii="Barlow Condensed Medium" w:eastAsia="標楷體" w:hAnsi="Barlow Condensed Medium" w:cs="Segoe UI Symbol" w:hint="eastAsia"/>
-                <w:w w:val="90"/>
-                <w:sz w:val="26"/>
-                <w:szCs w:val="26"/>
-              </w:rPr>
-              <w:t>集合坐車，</w:t>
-            </w:r>
-            <w:r>
-              <w:rPr>
-                <w:rFonts w:ascii="Barlow Condensed Medium" w:eastAsia="標楷體" w:hAnsi="Barlow Condensed Medium" w:cs="Segoe UI Symbol" w:hint="eastAsia"/>
-                <w:w w:val="90"/>
-                <w:sz w:val="26"/>
-                <w:szCs w:val="26"/>
-              </w:rPr>
-              <w:t>8:00</w:t>
-            </w:r>
-            <w:r>
-              <w:rPr>
-                <w:rFonts w:ascii="Barlow Condensed Medium" w:eastAsia="標楷體" w:hAnsi="Barlow Condensed Medium" w:cs="Segoe UI Symbol" w:hint="eastAsia"/>
-                <w:w w:val="90"/>
-                <w:sz w:val="26"/>
-                <w:szCs w:val="26"/>
-              </w:rPr>
-              <w:t>出發。</w:t>
             </w:r>
           </w:p>
         </w:tc>
@@ -3610,7 +3694,7 @@
         <w:spacing w:line="300" w:lineRule="exact"/>
         <w:ind w:leftChars="-59" w:left="-142"/>
         <w:rPr>
-          <w:rFonts w:asciiTheme="majorBidi" w:eastAsia="標楷體" w:hAnsiTheme="majorBidi" w:cstheme="majorBidi" w:hint="eastAsia"/>
+          <w:rFonts w:asciiTheme="majorBidi" w:eastAsia="標楷體" w:hAnsiTheme="majorBidi" w:cstheme="majorBidi"/>
           <w:bCs/>
           <w:w w:val="80"/>
           <w:sz w:val="26"/>
@@ -3634,7 +3718,7 @@
         <w:spacing w:line="300" w:lineRule="exact"/>
         <w:ind w:leftChars="-59" w:left="-142"/>
         <w:rPr>
-          <w:rFonts w:asciiTheme="majorBidi" w:eastAsia="標楷體" w:hAnsiTheme="majorBidi" w:cstheme="majorBidi" w:hint="eastAsia"/>
+          <w:rFonts w:asciiTheme="majorBidi" w:eastAsia="標楷體" w:hAnsiTheme="majorBidi" w:cstheme="majorBidi"/>
           <w:bCs/>
           <w:w w:val="80"/>
           <w:sz w:val="26"/>
@@ -3658,7 +3742,7 @@
         <w:spacing w:line="300" w:lineRule="exact"/>
         <w:ind w:leftChars="-59" w:left="-142"/>
         <w:rPr>
-          <w:rFonts w:asciiTheme="majorBidi" w:eastAsia="標楷體" w:hAnsiTheme="majorBidi" w:cstheme="majorBidi" w:hint="eastAsia"/>
+          <w:rFonts w:asciiTheme="majorBidi" w:eastAsia="標楷體" w:hAnsiTheme="majorBidi" w:cstheme="majorBidi"/>
           <w:bCs/>
           <w:w w:val="80"/>
           <w:sz w:val="26"/>
@@ -3682,7 +3766,7 @@
         <w:spacing w:line="300" w:lineRule="exact"/>
         <w:ind w:leftChars="-59" w:left="-142"/>
         <w:rPr>
-          <w:rFonts w:asciiTheme="majorBidi" w:eastAsia="標楷體" w:hAnsiTheme="majorBidi" w:cstheme="majorBidi" w:hint="eastAsia"/>
+          <w:rFonts w:asciiTheme="majorBidi" w:eastAsia="標楷體" w:hAnsiTheme="majorBidi" w:cstheme="majorBidi"/>
           <w:bCs/>
           <w:w w:val="80"/>
           <w:sz w:val="26"/>
@@ -3706,7 +3790,7 @@
         <w:spacing w:line="300" w:lineRule="exact"/>
         <w:ind w:leftChars="-59" w:left="-142"/>
         <w:rPr>
-          <w:rFonts w:asciiTheme="majorBidi" w:eastAsia="標楷體" w:hAnsiTheme="majorBidi" w:cstheme="majorBidi" w:hint="eastAsia"/>
+          <w:rFonts w:asciiTheme="majorBidi" w:eastAsia="標楷體" w:hAnsiTheme="majorBidi" w:cstheme="majorBidi"/>
           <w:bCs/>
           <w:w w:val="80"/>
           <w:sz w:val="26"/>
@@ -3730,7 +3814,7 @@
         <w:spacing w:line="300" w:lineRule="exact"/>
         <w:ind w:leftChars="-59" w:left="-142"/>
         <w:rPr>
-          <w:rFonts w:asciiTheme="majorBidi" w:eastAsia="標楷體" w:hAnsiTheme="majorBidi" w:cstheme="majorBidi" w:hint="eastAsia"/>
+          <w:rFonts w:asciiTheme="majorBidi" w:eastAsia="標楷體" w:hAnsiTheme="majorBidi" w:cstheme="majorBidi"/>
           <w:bCs/>
           <w:w w:val="80"/>
           <w:sz w:val="26"/>
@@ -3754,7 +3838,7 @@
         <w:spacing w:line="300" w:lineRule="exact"/>
         <w:ind w:leftChars="-59" w:left="-142"/>
         <w:rPr>
-          <w:rFonts w:asciiTheme="majorBidi" w:eastAsia="標楷體" w:hAnsiTheme="majorBidi" w:cstheme="majorBidi" w:hint="eastAsia"/>
+          <w:rFonts w:asciiTheme="majorBidi" w:eastAsia="標楷體" w:hAnsiTheme="majorBidi" w:cstheme="majorBidi"/>
           <w:bCs/>
           <w:w w:val="80"/>
           <w:sz w:val="26"/>
@@ -3778,7 +3862,7 @@
         <w:spacing w:line="300" w:lineRule="exact"/>
         <w:ind w:leftChars="-59" w:left="-142"/>
         <w:rPr>
-          <w:rFonts w:asciiTheme="majorBidi" w:eastAsia="標楷體" w:hAnsiTheme="majorBidi" w:cstheme="majorBidi" w:hint="eastAsia"/>
+          <w:rFonts w:asciiTheme="majorBidi" w:eastAsia="標楷體" w:hAnsiTheme="majorBidi" w:cstheme="majorBidi"/>
           <w:bCs/>
           <w:w w:val="80"/>
           <w:sz w:val="26"/>
@@ -3812,7 +3896,7 @@
         <w:spacing w:line="300" w:lineRule="exact"/>
         <w:ind w:leftChars="-59" w:left="-142"/>
         <w:rPr>
-          <w:rFonts w:asciiTheme="majorBidi" w:eastAsia="標楷體" w:hAnsiTheme="majorBidi" w:cstheme="majorBidi" w:hint="eastAsia"/>
+          <w:rFonts w:asciiTheme="majorBidi" w:eastAsia="標楷體" w:hAnsiTheme="majorBidi" w:cstheme="majorBidi"/>
           <w:bCs/>
           <w:w w:val="80"/>
           <w:sz w:val="26"/>
@@ -3836,7 +3920,7 @@
         <w:spacing w:line="300" w:lineRule="exact"/>
         <w:ind w:leftChars="-59" w:left="-142"/>
         <w:rPr>
-          <w:rFonts w:asciiTheme="majorBidi" w:eastAsia="標楷體" w:hAnsiTheme="majorBidi" w:cstheme="majorBidi" w:hint="eastAsia"/>
+          <w:rFonts w:asciiTheme="majorBidi" w:eastAsia="標楷體" w:hAnsiTheme="majorBidi" w:cstheme="majorBidi"/>
           <w:bCs/>
           <w:w w:val="80"/>
           <w:sz w:val="26"/>
@@ -3860,7 +3944,7 @@
         <w:spacing w:line="300" w:lineRule="exact"/>
         <w:ind w:leftChars="-59" w:left="-142"/>
         <w:rPr>
-          <w:rFonts w:asciiTheme="majorBidi" w:eastAsia="標楷體" w:hAnsiTheme="majorBidi" w:cstheme="majorBidi" w:hint="eastAsia"/>
+          <w:rFonts w:asciiTheme="majorBidi" w:eastAsia="標楷體" w:hAnsiTheme="majorBidi" w:cstheme="majorBidi"/>
           <w:bCs/>
           <w:w w:val="80"/>
           <w:sz w:val="26"/>
@@ -3884,7 +3968,7 @@
         <w:spacing w:line="300" w:lineRule="exact"/>
         <w:ind w:leftChars="-59" w:left="-142"/>
         <w:rPr>
-          <w:rFonts w:asciiTheme="majorBidi" w:eastAsia="標楷體" w:hAnsiTheme="majorBidi" w:cstheme="majorBidi" w:hint="eastAsia"/>
+          <w:rFonts w:asciiTheme="majorBidi" w:eastAsia="標楷體" w:hAnsiTheme="majorBidi" w:cstheme="majorBidi"/>
           <w:bCs/>
           <w:w w:val="80"/>
           <w:sz w:val="26"/>
@@ -3908,7 +3992,7 @@
         <w:spacing w:line="300" w:lineRule="exact"/>
         <w:ind w:leftChars="-59" w:left="-142"/>
         <w:rPr>
-          <w:rFonts w:asciiTheme="majorBidi" w:eastAsia="標楷體" w:hAnsiTheme="majorBidi" w:cstheme="majorBidi" w:hint="eastAsia"/>
+          <w:rFonts w:asciiTheme="majorBidi" w:eastAsia="標楷體" w:hAnsiTheme="majorBidi" w:cstheme="majorBidi"/>
           <w:bCs/>
           <w:w w:val="80"/>
           <w:sz w:val="26"/>
@@ -3932,7 +4016,7 @@
         <w:spacing w:line="300" w:lineRule="exact"/>
         <w:ind w:leftChars="-59" w:left="-142"/>
         <w:rPr>
-          <w:rFonts w:asciiTheme="majorBidi" w:eastAsia="標楷體" w:hAnsiTheme="majorBidi" w:cstheme="majorBidi" w:hint="eastAsia"/>
+          <w:rFonts w:asciiTheme="majorBidi" w:eastAsia="標楷體" w:hAnsiTheme="majorBidi" w:cstheme="majorBidi"/>
           <w:bCs/>
           <w:w w:val="80"/>
           <w:sz w:val="26"/>
@@ -4164,7 +4248,7 @@
           </mc:Choice>
           <mc:Fallback>
             <w:pict>
-              <v:group w14:anchorId="789743EB" id="群組 21" o:spid="_x0000_s1026" style="position:absolute;margin-left:538.15pt;margin-top:28.9pt;width:134.65pt;height:261.65pt;z-index:251664384;mso-position-horizontal-relative:page;mso-position-vertical-relative:page;mso-width-relative:margin;mso-height-relative:margin" coordsize="17094,33223" o:gfxdata="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">
+              <v:group w14:anchorId="789743EB" id="群組 21" o:spid="_x0000_s1026" style="position:absolute;margin-left:538.15pt;margin-top:28.9pt;width:134.65pt;height:261.65pt;z-index:251664384;mso-position-horizontal-relative:page;mso-position-vertical-relative:page;mso-width-relative:margin;mso-height-relative:margin" coordsize="17094,33223" o:gfxdata="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">
                 <v:shapetype id="_x0000_t75" coordsize="21600,21600" o:spt="75" o:preferrelative="t" path="m@4@5l@4@11@9@11@9@5xe" filled="f" stroked="f">
                   <v:stroke joinstyle="miter"/>
                   <v:formulas>
@@ -4184,10 +4268,11 @@
                   <v:path o:extrusionok="f" gradientshapeok="t" o:connecttype="rect"/>
                   <o:lock v:ext="edit" aspectratio="t"/>
                 </v:shapetype>
-                <v:shape id="圖片 18" o:spid="_x0000_s1027" type="#_x0000_t75" style="position:absolute;left:-8065;top:8065;width:33223;height:17094;rotation:90;visibility:visible;mso-wrap-style:square" o:gfxdata="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">
+                <v:shape id="圖片 18" o:spid="_x0000_s1027" type="#_x0000_t75" style="position:absolute;left:-8065;top:8065;width:33223;height:17094;rotation:90;visibility:visible;mso-wrap-style:square" o:gfxdata="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">
                   <v:imagedata r:id="rId9" o:title=""/>
+                  <v:path arrowok="t"/>
                 </v:shape>
-                <v:roundrect id="圓角矩形 7" o:spid="_x0000_s1028" style="position:absolute;left:1666;top:2875;width:14086;height:28296;visibility:visible;mso-wrap-style:square;v-text-anchor:top" arcsize="3131f" o:gfxdata="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" filled="f" stroked="f" strokeweight="2.5pt">
+                <v:roundrect id="圓角矩形 7" o:spid="_x0000_s1028" style="position:absolute;left:1666;top:2875;width:14086;height:28296;visibility:visible;mso-wrap-style:square;v-text-anchor:top" arcsize="3131f" o:gfxdata="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" filled="f" stroked="f" strokeweight="2.5pt">
                   <v:stroke joinstyle="miter"/>
                   <v:textbox style="layout-flow:vertical-ideographic" inset="1mm,1mm,1mm,1mm">
                     <w:txbxContent>
@@ -6194,12 +6279,12 @@
           </mc:Choice>
           <mc:Fallback>
             <w:pict>
-              <v:group w14:anchorId="5DF93223" id="群組 24" o:spid="_x0000_s1029" style="position:absolute;margin-left:533.85pt;margin-top:298.55pt;width:140.3pt;height:259.35pt;z-index:251662336;mso-position-horizontal-relative:page;mso-position-vertical-relative:page;mso-width-relative:margin;mso-height-relative:margin" coordsize="17818,32941" o:gfxdata="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">
+              <v:group w14:anchorId="5DF93223" id="群組 24" o:spid="_x0000_s1029" style="position:absolute;margin-left:533.85pt;margin-top:298.55pt;width:140.3pt;height:259.35pt;z-index:251662336;mso-position-horizontal-relative:page;mso-position-vertical-relative:page;mso-width-relative:margin;mso-height-relative:margin" coordsize="17818,32941" o:gfxdata="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">
                 <v:shapetype id="_x0000_t202" coordsize="21600,21600" o:spt="202" path="m,l,21600r21600,l21600,xe">
                   <v:stroke joinstyle="miter"/>
                   <v:path gradientshapeok="t" o:connecttype="rect"/>
                 </v:shapetype>
-                <v:shape id="_x0000_s1030" type="#_x0000_t202" style="position:absolute;left:351;top:293;width:17279;height:32590;visibility:visible;mso-wrap-style:square;v-text-anchor:top" o:gfxdata="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" stroked="f">
+                <v:shape id="_x0000_s1030" type="#_x0000_t202" style="position:absolute;left:351;top:293;width:17279;height:32590;visibility:visible;mso-wrap-style:square;v-text-anchor:top" o:gfxdata="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" stroked="f">
                   <v:textbox inset="0,0,0,0">
                     <w:txbxContent>
                       <w:p>
@@ -7889,7 +7974,7 @@
                     </w:txbxContent>
                   </v:textbox>
                 </v:shape>
-                <v:roundrect id="圓角矩形 5" o:spid="_x0000_s1031" style="position:absolute;width:17818;height:32941;visibility:visible;mso-wrap-style:square;v-text-anchor:middle" arcsize="2169f" o:gfxdata="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" filled="f" strokecolor="#5a5a5a [2109]" strokeweight="2.5pt">
+                <v:roundrect id="圓角矩形 5" o:spid="_x0000_s1031" style="position:absolute;width:17818;height:32941;visibility:visible;mso-wrap-style:square;v-text-anchor:middle" arcsize="2169f" o:gfxdata="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" filled="f" strokecolor="#5a5a5a [2109]" strokeweight="2.5pt">
                   <v:stroke joinstyle="miter"/>
                 </v:roundrect>
                 <w10:wrap anchorx="page" anchory="page"/>
@@ -8917,8 +9002,8 @@
           </mc:Choice>
           <mc:Fallback>
             <w:pict>
-              <v:group w14:anchorId="0AB0FEB2" id="群組 19" o:spid="_x0000_s1032" style="position:absolute;left:0;text-align:left;margin-left:534.4pt;margin-top:567.3pt;width:140.6pt;height:130.1pt;z-index:251651072;mso-position-horizontal-relative:page;mso-position-vertical-relative:page;mso-width-relative:margin;mso-height-relative:margin" coordorigin="108" coordsize="17868,16510" o:gfxdata="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">
-                <v:shape id="_x0000_s1033" type="#_x0000_t202" style="position:absolute;left:317;top:444;width:17634;height:15621;visibility:visible;mso-wrap-style:square;v-text-anchor:top" o:gfxdata="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" stroked="f">
+              <v:group w14:anchorId="0AB0FEB2" id="群組 19" o:spid="_x0000_s1032" style="position:absolute;left:0;text-align:left;margin-left:534.4pt;margin-top:567.3pt;width:140.6pt;height:130.1pt;z-index:251651072;mso-position-horizontal-relative:page;mso-position-vertical-relative:page;mso-width-relative:margin;mso-height-relative:margin" coordorigin="108" coordsize="17868,16510" o:gfxdata="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">
+                <v:shape id="_x0000_s1033" type="#_x0000_t202" style="position:absolute;left:317;top:444;width:17634;height:15621;visibility:visible;mso-wrap-style:square;v-text-anchor:top" o:gfxdata="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" stroked="f">
                   <v:textbox inset="0,0,0,0">
                     <w:txbxContent>
                       <w:p>
@@ -9774,7 +9859,7 @@
                     </w:txbxContent>
                   </v:textbox>
                 </v:shape>
-                <v:roundrect id="圓角矩形 25" o:spid="_x0000_s1034" style="position:absolute;left:108;width:17869;height:16510;visibility:visible;mso-wrap-style:square;v-text-anchor:middle" arcsize="4542f" o:gfxdata="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" filled="f" strokecolor="#5a5a5a [2109]" strokeweight="2.5pt">
+                <v:roundrect id="圓角矩形 25" o:spid="_x0000_s1034" style="position:absolute;left:108;width:17869;height:16510;visibility:visible;mso-wrap-style:square;v-text-anchor:middle" arcsize="4542f" o:gfxdata="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" filled="f" strokecolor="#5a5a5a [2109]" strokeweight="2.5pt">
                   <v:stroke joinstyle="miter"/>
                 </v:roundrect>
                 <w10:wrap anchorx="page" anchory="page"/>
@@ -9943,7 +10028,7 @@
           </mc:Choice>
           <mc:Fallback>
             <w:pict>
-              <v:shape w14:anchorId="76BD7DFF" id="文字方塊 2" o:spid="_x0000_s1035" type="#_x0000_t202" style="position:absolute;margin-left:31.4pt;margin-top:-54.1pt;width:109.8pt;height:110.6pt;z-index:251667456;visibility:visible;mso-wrap-style:square;mso-width-percent:0;mso-height-percent:200;mso-wrap-distance-left:9pt;mso-wrap-distance-top:3.6pt;mso-wrap-distance-right:9pt;mso-wrap-distance-bottom:3.6pt;mso-position-horizontal:absolute;mso-position-horizontal-relative:text;mso-position-vertical:absolute;mso-position-vertical-relative:text;mso-width-percent:0;mso-height-percent:200;mso-width-relative:margin;mso-height-relative:margin;v-text-anchor:top" o:gfxdata="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" filled="f" stroked="f">
+              <v:shape w14:anchorId="76BD7DFF" id="文字方塊 2" o:spid="_x0000_s1035" type="#_x0000_t202" style="position:absolute;margin-left:31.4pt;margin-top:-54.1pt;width:109.8pt;height:110.6pt;z-index:251667456;visibility:visible;mso-wrap-style:square;mso-width-percent:0;mso-height-percent:200;mso-wrap-distance-left:9pt;mso-wrap-distance-top:3.6pt;mso-wrap-distance-right:9pt;mso-wrap-distance-bottom:3.6pt;mso-position-horizontal:absolute;mso-position-horizontal-relative:text;mso-position-vertical:absolute;mso-position-vertical-relative:text;mso-width-percent:0;mso-height-percent:200;mso-width-relative:margin;mso-height-relative:margin;v-text-anchor:top" o:gfxdata="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" filled="f" stroked="f">
                 <v:textbox style="mso-fit-shape-to-text:t" inset="1mm,1mm,1mm,1mm">
                   <w:txbxContent>
                     <w:p>
@@ -10143,7 +10228,7 @@
           </mc:Choice>
           <mc:Fallback>
             <w:pict>
-              <v:roundrect w14:anchorId="4775AEF3" id="圓角矩形 12" o:spid="_x0000_s1036" style="position:absolute;margin-left:-.9pt;margin-top:16.35pt;width:49.3pt;height:15.45pt;z-index:251646976;visibility:visible;mso-wrap-style:square;mso-width-percent:0;mso-height-percent:0;mso-wrap-distance-left:9pt;mso-wrap-distance-top:0;mso-wrap-distance-right:9pt;mso-wrap-distance-bottom:0;mso-position-horizontal:absolute;mso-position-horizontal-relative:text;mso-position-vertical:absolute;mso-position-vertical-relative:text;mso-width-percent:0;mso-height-percent:0;mso-width-relative:margin;mso-height-relative:margin;v-text-anchor:middle" arcsize="10923f" o:gfxdata="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" fillcolor="#5a5a5a [2109]" stroked="f" strokeweight="1pt">
+              <v:roundrect w14:anchorId="4775AEF3" id="圓角矩形 12" o:spid="_x0000_s1036" style="position:absolute;margin-left:-.9pt;margin-top:16.35pt;width:49.3pt;height:15.45pt;z-index:251646976;visibility:visible;mso-wrap-style:square;mso-width-percent:0;mso-height-percent:0;mso-wrap-distance-left:9pt;mso-wrap-distance-top:0;mso-wrap-distance-right:9pt;mso-wrap-distance-bottom:0;mso-position-horizontal:absolute;mso-position-horizontal-relative:text;mso-position-vertical:absolute;mso-position-vertical-relative:text;mso-width-percent:0;mso-height-percent:0;mso-width-relative:margin;mso-height-relative:margin;v-text-anchor:middle" arcsize="10923f" o:gfxdata="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" fillcolor="#5a5a5a [2109]" stroked="f" strokeweight="1pt">
                 <v:stroke joinstyle="miter"/>
                 <v:textbox inset=".5mm,0,.5mm,0">
                   <w:txbxContent>
@@ -10284,7 +10369,7 @@
           </mc:Choice>
           <mc:Fallback>
             <w:pict>
-              <v:roundrect w14:anchorId="196DC3BF" id="圓角矩形 14" o:spid="_x0000_s1037" style="position:absolute;margin-left:-1.25pt;margin-top:16.7pt;width:83.6pt;height:15.3pt;z-index:251648000;visibility:visible;mso-wrap-style:square;mso-width-percent:0;mso-height-percent:0;mso-wrap-distance-left:9pt;mso-wrap-distance-top:0;mso-wrap-distance-right:9pt;mso-wrap-distance-bottom:0;mso-position-horizontal:absolute;mso-position-horizontal-relative:text;mso-position-vertical:absolute;mso-position-vertical-relative:text;mso-width-percent:0;mso-height-percent:0;mso-width-relative:margin;mso-height-relative:margin;v-text-anchor:middle" arcsize="10923f" o:gfxdata="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" fillcolor="#5a5a5a [2109]" stroked="f" strokeweight="1pt">
+              <v:roundrect w14:anchorId="196DC3BF" id="圓角矩形 14" o:spid="_x0000_s1037" style="position:absolute;margin-left:-1.25pt;margin-top:16.7pt;width:83.6pt;height:15.3pt;z-index:251648000;visibility:visible;mso-wrap-style:square;mso-width-percent:0;mso-height-percent:0;mso-wrap-distance-left:9pt;mso-wrap-distance-top:0;mso-wrap-distance-right:9pt;mso-wrap-distance-bottom:0;mso-position-horizontal:absolute;mso-position-horizontal-relative:text;mso-position-vertical:absolute;mso-position-vertical-relative:text;mso-width-percent:0;mso-height-percent:0;mso-width-relative:margin;mso-height-relative:margin;v-text-anchor:middle" arcsize="10923f" o:gfxdata="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" fillcolor="#5a5a5a [2109]" stroked="f" strokeweight="1pt">
                 <v:stroke joinstyle="miter"/>
                 <v:textbox inset=".5mm,0,.5mm,0">
                   <w:txbxContent>
@@ -10481,7 +10566,7 @@
           </mc:Choice>
           <mc:Fallback>
             <w:pict>
-              <v:roundrect w14:anchorId="1A4DC044" id="圓角矩形 9" o:spid="_x0000_s1038" style="position:absolute;margin-left:-.6pt;margin-top:16.6pt;width:30.35pt;height:15.3pt;z-index:251649024;visibility:visible;mso-wrap-style:square;mso-width-percent:0;mso-height-percent:0;mso-wrap-distance-left:9pt;mso-wrap-distance-top:0;mso-wrap-distance-right:9pt;mso-wrap-distance-bottom:0;mso-position-horizontal:absolute;mso-position-horizontal-relative:text;mso-position-vertical:absolute;mso-position-vertical-relative:text;mso-width-percent:0;mso-height-percent:0;mso-width-relative:margin;mso-height-relative:margin;v-text-anchor:middle" arcsize="10923f" o:gfxdata="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" fillcolor="#5a5a5a [2109]" stroked="f" strokeweight="1pt">
+              <v:roundrect w14:anchorId="1A4DC044" id="圓角矩形 9" o:spid="_x0000_s1038" style="position:absolute;margin-left:-.6pt;margin-top:16.6pt;width:30.35pt;height:15.3pt;z-index:251649024;visibility:visible;mso-wrap-style:square;mso-width-percent:0;mso-height-percent:0;mso-wrap-distance-left:9pt;mso-wrap-distance-top:0;mso-wrap-distance-right:9pt;mso-wrap-distance-bottom:0;mso-position-horizontal:absolute;mso-position-horizontal-relative:text;mso-position-vertical:absolute;mso-position-vertical-relative:text;mso-width-percent:0;mso-height-percent:0;mso-width-relative:margin;mso-height-relative:margin;v-text-anchor:middle" arcsize="10923f" o:gfxdata="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" fillcolor="#5a5a5a [2109]" stroked="f" strokeweight="1pt">
                 <v:stroke joinstyle="miter"/>
                 <v:textbox inset=".5mm,0,.5mm,0">
                   <w:txbxContent>
@@ -10747,7 +10832,7 @@
           </mc:Choice>
           <mc:Fallback>
             <w:pict>
-              <v:roundrect w14:anchorId="03BFD3A3" id="圓角矩形 13" o:spid="_x0000_s1039" style="position:absolute;margin-left:-.4pt;margin-top:16.65pt;width:49.3pt;height:15.3pt;z-index:251650048;visibility:visible;mso-wrap-style:square;mso-width-percent:0;mso-height-percent:0;mso-wrap-distance-left:9pt;mso-wrap-distance-top:0;mso-wrap-distance-right:9pt;mso-wrap-distance-bottom:0;mso-position-horizontal:absolute;mso-position-horizontal-relative:text;mso-position-vertical:absolute;mso-position-vertical-relative:text;mso-width-percent:0;mso-height-percent:0;mso-width-relative:margin;mso-height-relative:margin;v-text-anchor:middle" arcsize="10923f" o:gfxdata="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" fillcolor="#5a5a5a [2109]" stroked="f" strokeweight="1pt">
+              <v:roundrect w14:anchorId="03BFD3A3" id="圓角矩形 13" o:spid="_x0000_s1039" style="position:absolute;margin-left:-.4pt;margin-top:16.65pt;width:49.3pt;height:15.3pt;z-index:251650048;visibility:visible;mso-wrap-style:square;mso-width-percent:0;mso-height-percent:0;mso-wrap-distance-left:9pt;mso-wrap-distance-top:0;mso-wrap-distance-right:9pt;mso-wrap-distance-bottom:0;mso-position-horizontal:absolute;mso-position-horizontal-relative:text;mso-position-vertical:absolute;mso-position-vertical-relative:text;mso-width-percent:0;mso-height-percent:0;mso-width-relative:margin;mso-height-relative:margin;v-text-anchor:middle" arcsize="10923f" o:gfxdata="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" fillcolor="#5a5a5a [2109]" stroked="f" strokeweight="1pt">
                 <v:stroke joinstyle="miter"/>
                 <v:textbox inset=".5mm,0,.5mm,0">
                   <w:txbxContent>
@@ -10984,7 +11069,7 @@
           </mc:Choice>
           <mc:Fallback>
             <w:pict>
-              <v:shape w14:anchorId="77C1E33A" id="_x0000_s1040" type="#_x0000_t202" style="position:absolute;margin-left:107.25pt;margin-top:6.2pt;width:125.55pt;height:16.3pt;z-index:251666432;visibility:visible;mso-wrap-style:square;mso-width-percent:0;mso-height-percent:0;mso-wrap-distance-left:9pt;mso-wrap-distance-top:3.6pt;mso-wrap-distance-right:9pt;mso-wrap-distance-bottom:3.6pt;mso-position-horizontal:absolute;mso-position-horizontal-relative:text;mso-position-vertical:absolute;mso-position-vertical-relative:text;mso-width-percent:0;mso-height-percent:0;mso-width-relative:margin;mso-height-relative:margin;v-text-anchor:top" o:gfxdata="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" filled="f" stroked="f">
+              <v:shape w14:anchorId="77C1E33A" id="_x0000_s1040" type="#_x0000_t202" style="position:absolute;margin-left:107.25pt;margin-top:6.2pt;width:125.55pt;height:16.3pt;z-index:251666432;visibility:visible;mso-wrap-style:square;mso-width-percent:0;mso-height-percent:0;mso-wrap-distance-left:9pt;mso-wrap-distance-top:3.6pt;mso-wrap-distance-right:9pt;mso-wrap-distance-bottom:3.6pt;mso-position-horizontal:absolute;mso-position-horizontal-relative:text;mso-position-vertical:absolute;mso-position-vertical-relative:text;mso-width-percent:0;mso-height-percent:0;mso-width-relative:margin;mso-height-relative:margin;v-text-anchor:top" o:gfxdata="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" filled="f" stroked="f">
                 <v:textbox inset="0,0,0,0">
                   <w:txbxContent>
                     <w:p>
@@ -11941,7 +12026,7 @@
                 </mc:Choice>
                 <mc:Fallback>
                   <w:pict>
-                    <v:rect w14:anchorId="343BC9BA" id="矩形 8" o:spid="_x0000_s1041" style="position:absolute;left:0;text-align:left;margin-left:-.7pt;margin-top:2.7pt;width:18.75pt;height:92.3pt;z-index:251663360;visibility:visible;mso-wrap-style:square;mso-width-percent:0;mso-height-percent:0;mso-wrap-distance-left:9pt;mso-wrap-distance-top:0;mso-wrap-distance-right:9pt;mso-wrap-distance-bottom:0;mso-position-horizontal:absolute;mso-position-horizontal-relative:text;mso-position-vertical:absolute;mso-position-vertical-relative:text;mso-width-percent:0;mso-height-percent:0;mso-width-relative:margin;mso-height-relative:margin;v-text-anchor:middle" o:gfxdata="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" fillcolor="#5a5a5a [2109]" stroked="f" strokeweight="1pt">
+                    <v:rect w14:anchorId="343BC9BA" id="矩形 8" o:spid="_x0000_s1041" style="position:absolute;left:0;text-align:left;margin-left:-.7pt;margin-top:2.7pt;width:18.75pt;height:92.3pt;z-index:251663360;visibility:visible;mso-wrap-style:square;mso-width-percent:0;mso-height-percent:0;mso-wrap-distance-left:9pt;mso-wrap-distance-top:0;mso-wrap-distance-right:9pt;mso-wrap-distance-bottom:0;mso-position-horizontal:absolute;mso-position-horizontal-relative:text;mso-position-vertical:absolute;mso-position-vertical-relative:text;mso-width-percent:0;mso-height-percent:0;mso-width-relative:margin;mso-height-relative:margin;v-text-anchor:middle" o:gfxdata="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" fillcolor="#5a5a5a [2109]" stroked="f" strokeweight="1pt">
                       <v:textbox style="layout-flow:vertical-ideographic" inset="1mm,1mm,1mm,1mm">
                         <w:txbxContent>
                           <w:p>
@@ -13004,7 +13089,7 @@
                 </mc:Choice>
                 <mc:Fallback>
                   <w:pict>
-                    <v:rect w14:anchorId="363672F5" id="矩形 10" o:spid="_x0000_s1042" style="position:absolute;left:0;text-align:left;margin-left:-.7pt;margin-top:12.9pt;width:19.25pt;height:42.9pt;z-index:251659264;visibility:visible;mso-wrap-style:square;mso-width-percent:0;mso-height-percent:0;mso-wrap-distance-left:9pt;mso-wrap-distance-top:0;mso-wrap-distance-right:9pt;mso-wrap-distance-bottom:0;mso-position-horizontal:absolute;mso-position-horizontal-relative:text;mso-position-vertical:absolute;mso-position-vertical-relative:text;mso-width-percent:0;mso-height-percent:0;mso-width-relative:margin;mso-height-relative:margin;v-text-anchor:middle" o:gfxdata="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" fillcolor="#5a5a5a [2109]" stroked="f" strokeweight="1pt">
+                    <v:rect w14:anchorId="363672F5" id="矩形 10" o:spid="_x0000_s1042" style="position:absolute;left:0;text-align:left;margin-left:-.7pt;margin-top:12.9pt;width:19.25pt;height:42.9pt;z-index:251659264;visibility:visible;mso-wrap-style:square;mso-width-percent:0;mso-height-percent:0;mso-wrap-distance-left:9pt;mso-wrap-distance-top:0;mso-wrap-distance-right:9pt;mso-wrap-distance-bottom:0;mso-position-horizontal:absolute;mso-position-horizontal-relative:text;mso-position-vertical:absolute;mso-position-vertical-relative:text;mso-width-percent:0;mso-height-percent:0;mso-width-relative:margin;mso-height-relative:margin;v-text-anchor:middle" o:gfxdata="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" fillcolor="#5a5a5a [2109]" stroked="f" strokeweight="1pt">
                       <v:textbox style="layout-flow:vertical-ideographic" inset="1mm,1mm,1mm,1mm">
                         <w:txbxContent>
                           <w:p>
@@ -13819,7 +13904,7 @@
                 </mc:Choice>
                 <mc:Fallback>
                   <w:pict>
-                    <v:rect w14:anchorId="4D37C684" id="矩形 11" o:spid="_x0000_s1043" style="position:absolute;left:0;text-align:left;margin-left:-.7pt;margin-top:1.65pt;width:19.25pt;height:111.25pt;z-index:251656192;visibility:visible;mso-wrap-style:square;mso-width-percent:0;mso-height-percent:0;mso-wrap-distance-left:9pt;mso-wrap-distance-top:0;mso-wrap-distance-right:9pt;mso-wrap-distance-bottom:0;mso-position-horizontal:absolute;mso-position-horizontal-relative:text;mso-position-vertical:absolute;mso-position-vertical-relative:text;mso-width-percent:0;mso-height-percent:0;mso-width-relative:margin;mso-height-relative:margin;v-text-anchor:middle" o:gfxdata="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" fillcolor="#5a5a5a [2109]" stroked="f" strokeweight="1pt">
+                    <v:rect w14:anchorId="4D37C684" id="矩形 11" o:spid="_x0000_s1043" style="position:absolute;left:0;text-align:left;margin-left:-.7pt;margin-top:1.65pt;width:19.25pt;height:111.25pt;z-index:251656192;visibility:visible;mso-wrap-style:square;mso-width-percent:0;mso-height-percent:0;mso-wrap-distance-left:9pt;mso-wrap-distance-top:0;mso-wrap-distance-right:9pt;mso-wrap-distance-bottom:0;mso-position-horizontal:absolute;mso-position-horizontal-relative:text;mso-position-vertical:absolute;mso-position-vertical-relative:text;mso-width-percent:0;mso-height-percent:0;mso-width-relative:margin;mso-height-relative:margin;v-text-anchor:middle" o:gfxdata="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" fillcolor="#5a5a5a [2109]" stroked="f" strokeweight="1pt">
                       <v:textbox style="layout-flow:vertical-ideographic" inset="1mm,1mm,1mm,1mm">
                         <w:txbxContent>
                           <w:p>
@@ -15576,7 +15661,7 @@
           </mc:Choice>
           <mc:Fallback>
             <w:pict>
-              <v:line w14:anchorId="2E0862ED" id="直線接點 2" o:spid="_x0000_s1026" style="position:absolute;z-index:251653120;visibility:visible;mso-wrap-style:square;mso-height-percent:0;mso-wrap-distance-left:9pt;mso-wrap-distance-top:0;mso-wrap-distance-right:9pt;mso-wrap-distance-bottom:0;mso-position-horizontal:absolute;mso-position-horizontal-relative:page;mso-position-vertical:absolute;mso-position-vertical-relative:page;mso-height-percent:0;mso-height-relative:margin" from="687.75pt,19.85pt" to="687.75pt,709.8pt" o:gfxdata="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" strokecolor="black [3213]" strokeweight=".5pt">
+              <v:line w14:anchorId="6FA97938" id="直線接點 2" o:spid="_x0000_s1026" style="position:absolute;z-index:251653120;visibility:visible;mso-wrap-style:square;mso-height-percent:0;mso-wrap-distance-left:9pt;mso-wrap-distance-top:0;mso-wrap-distance-right:9pt;mso-wrap-distance-bottom:0;mso-position-horizontal:absolute;mso-position-horizontal-relative:page;mso-position-vertical:absolute;mso-position-vertical-relative:page;mso-height-percent:0;mso-height-relative:margin" from="687.75pt,19.85pt" to="687.75pt,709.8pt" o:gfxdata="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" strokecolor="black [3213]" strokeweight=".5pt">
                 <v:stroke dashstyle="3 1" joinstyle="miter"/>
                 <w10:wrap anchorx="page" anchory="page"/>
               </v:line>
@@ -16508,7 +16593,7 @@
                 <w:rFonts w:ascii="Barlow Condensed Medium" w:eastAsia="標楷體" w:hAnsi="Barlow Condensed Medium" w:cstheme="minorHAnsi" w:hint="eastAsia"/>
                 <w:w w:val="80"/>
               </w:rPr>
-              <w:t>19</w:t>
+              <w:t>11</w:t>
             </w:r>
           </w:p>
         </w:tc>
@@ -16810,7 +16895,7 @@
                 <w:rFonts w:ascii="Barlow Condensed Medium" w:eastAsia="標楷體" w:hAnsi="Barlow Condensed Medium" w:cstheme="minorHAnsi" w:hint="eastAsia"/>
                 <w:w w:val="80"/>
               </w:rPr>
-              <w:t>66</w:t>
+              <w:t>71</w:t>
             </w:r>
           </w:p>
         </w:tc>
@@ -17364,7 +17449,7 @@
                 <w:rFonts w:ascii="Barlow Condensed Medium" w:eastAsia="標楷體" w:hAnsi="Barlow Condensed Medium" w:cstheme="minorHAnsi" w:hint="eastAsia"/>
                 <w:w w:val="80"/>
               </w:rPr>
-              <w:t>7</w:t>
+              <w:t>9</w:t>
             </w:r>
           </w:p>
         </w:tc>
@@ -17645,7 +17730,7 @@
                 <w:rFonts w:ascii="Barlow Condensed Medium" w:eastAsia="標楷體" w:hAnsi="Barlow Condensed Medium" w:cstheme="minorHAnsi" w:hint="eastAsia"/>
                 <w:w w:val="80"/>
               </w:rPr>
-              <w:t>12</w:t>
+              <w:t>5</w:t>
             </w:r>
           </w:p>
         </w:tc>
@@ -18192,7 +18277,7 @@
                 <w:rFonts w:ascii="Barlow Condensed Medium" w:eastAsia="標楷體" w:hAnsi="Barlow Condensed Medium" w:cstheme="minorHAnsi" w:hint="eastAsia"/>
                 <w:w w:val="80"/>
               </w:rPr>
-              <w:t>16</w:t>
+              <w:t>18</w:t>
             </w:r>
           </w:p>
         </w:tc>
@@ -18624,7 +18709,7 @@
                 <w:rFonts w:ascii="Barlow Condensed Medium" w:eastAsia="標楷體" w:hAnsi="Barlow Condensed Medium" w:cstheme="minorHAnsi" w:hint="eastAsia"/>
                 <w:w w:val="80"/>
               </w:rPr>
-              <w:t>4</w:t>
+              <w:t>3</w:t>
             </w:r>
           </w:p>
         </w:tc>
@@ -18947,7 +19032,7 @@
                 <w:rFonts w:ascii="Barlow Condensed Medium" w:eastAsia="標楷體" w:hAnsi="Barlow Condensed Medium" w:cstheme="minorHAnsi" w:hint="eastAsia"/>
                 <w:w w:val="80"/>
               </w:rPr>
-              <w:t>4</w:t>
+              <w:t>6</w:t>
             </w:r>
           </w:p>
         </w:tc>
@@ -19229,7 +19314,7 @@
                 <w:rFonts w:ascii="Barlow Condensed Medium" w:eastAsia="標楷體" w:hAnsi="Barlow Condensed Medium" w:cstheme="minorHAnsi" w:hint="eastAsia"/>
                 <w:w w:val="80"/>
               </w:rPr>
-              <w:t>6</w:t>
+              <w:t>--</w:t>
             </w:r>
           </w:p>
         </w:tc>
@@ -20634,13 +20719,6 @@
                 <w:w w:val="80"/>
               </w:rPr>
             </w:pPr>
-            <w:r>
-              <w:rPr>
-                <w:rFonts w:ascii="Barlow Condensed Medium" w:eastAsia="標楷體" w:hAnsi="Barlow Condensed Medium" w:cstheme="minorHAnsi" w:hint="eastAsia"/>
-                <w:w w:val="80"/>
-              </w:rPr>
-              <w:t>2</w:t>
-            </w:r>
           </w:p>
         </w:tc>
         <w:tc>
@@ -22624,15 +22702,7 @@
                 <w:w w:val="80"/>
                 <w:szCs w:val="24"/>
               </w:rPr>
-              <w:t>1</w:t>
-            </w:r>
-            <w:r>
-              <w:rPr>
-                <w:rFonts w:ascii="Barlow Condensed Medium" w:eastAsia="標楷體" w:hAnsi="Barlow Condensed Medium" w:cstheme="minorHAnsi" w:hint="eastAsia"/>
-                <w:w w:val="80"/>
-                <w:szCs w:val="24"/>
-              </w:rPr>
-              <w:t>-1</w:t>
+              <w:t>1-1</w:t>
             </w:r>
             <w:r>
               <w:rPr>
@@ -23153,7 +23223,7 @@
               <w:snapToGrid w:val="0"/>
               <w:jc w:val="right"/>
               <w:rPr>
-                <w:rFonts w:ascii="Barlow Condensed Medium" w:eastAsia="標楷體" w:hAnsi="Barlow Condensed Medium" w:cstheme="minorHAnsi" w:hint="eastAsia"/>
+                <w:rFonts w:ascii="Barlow Condensed Medium" w:eastAsia="標楷體" w:hAnsi="Barlow Condensed Medium" w:cstheme="minorHAnsi"/>
                 <w:w w:val="80"/>
                 <w:szCs w:val="24"/>
               </w:rPr>
@@ -23191,7 +23261,7 @@
               <w:snapToGrid w:val="0"/>
               <w:ind w:leftChars="-2" w:left="-5" w:rightChars="-3" w:right="-7"/>
               <w:rPr>
-                <w:rFonts w:ascii="Barlow Condensed Medium" w:eastAsia="標楷體" w:hAnsi="Barlow Condensed Medium" w:cstheme="minorHAnsi" w:hint="eastAsia"/>
+                <w:rFonts w:ascii="Barlow Condensed Medium" w:eastAsia="標楷體" w:hAnsi="Barlow Condensed Medium" w:cstheme="minorHAnsi"/>
                 <w:w w:val="80"/>
                 <w:szCs w:val="24"/>
               </w:rPr>
@@ -25422,18 +25492,18 @@
                 <w:sz w:val="20"/>
                 <w:szCs w:val="20"/>
               </w:rPr>
-              <w:t>代上</w:t>
+              <w:t>代下</w:t>
             </w:r>
             <w:r>
               <w:rPr>
                 <w:rFonts w:ascii="Yanone Kaffeesatz Regular" w:eastAsia="華康儷中黑" w:hAnsi="Yanone Kaffeesatz Regular" w:cs="DaunPenh"/>
                 <w:b/>
                 <w:bCs/>
-                <w:w w:val="110"/>
+                <w:w w:val="125"/>
                 <w:sz w:val="20"/>
                 <w:szCs w:val="20"/>
               </w:rPr>
-              <w:t>23:24-24*(23:32)</w:t>
+              <w:t xml:space="preserve">2:11-3*(3:17) </w:t>
             </w:r>
           </w:p>
         </w:tc>
@@ -25618,7 +25688,7 @@
                 <w:sz w:val="20"/>
                 <w:szCs w:val="20"/>
               </w:rPr>
-              <w:t>25*(1)</w:t>
+              <w:t>4*-5:10(5:10)</w:t>
             </w:r>
           </w:p>
         </w:tc>
@@ -25794,7 +25864,7 @@
                 <w:sz w:val="20"/>
                 <w:szCs w:val="20"/>
               </w:rPr>
-              <w:t>26*(28)</w:t>
+              <w:t>5:11-6:21(6:6)</w:t>
             </w:r>
           </w:p>
         </w:tc>
@@ -25970,7 +26040,7 @@
                 <w:sz w:val="20"/>
                 <w:szCs w:val="20"/>
               </w:rPr>
-              <w:t>27*(34)</w:t>
+              <w:t>6:22-42(30)</w:t>
             </w:r>
           </w:p>
         </w:tc>
@@ -26146,7 +26216,7 @@
                 <w:sz w:val="20"/>
                 <w:szCs w:val="20"/>
               </w:rPr>
-              <w:t>28*(20)</w:t>
+              <w:t>7*(16)</w:t>
             </w:r>
           </w:p>
         </w:tc>
@@ -26322,7 +26392,7 @@
                 <w:sz w:val="20"/>
                 <w:szCs w:val="20"/>
               </w:rPr>
-              <w:t>29*(17-18)</w:t>
+              <w:t>8*-9:8(8:11)</w:t>
             </w:r>
           </w:p>
         </w:tc>
@@ -26498,29 +26568,7 @@
                 <w:sz w:val="20"/>
                 <w:szCs w:val="20"/>
               </w:rPr>
-              <w:t>代下</w:t>
-            </w:r>
-            <w:r>
-              <w:rPr>
-                <w:rFonts w:ascii="Yanone Kaffeesatz Regular" w:eastAsia="華康儷中黑" w:hAnsi="Yanone Kaffeesatz Regular" w:cs="DaunPenh"/>
-                <w:b/>
-                <w:bCs/>
-                <w:w w:val="125"/>
-                <w:sz w:val="20"/>
-                <w:szCs w:val="20"/>
-              </w:rPr>
-              <w:t>1*-2:10</w:t>
-            </w:r>
-            <w:r>
-              <w:rPr>
-                <w:rFonts w:ascii="Yanone Kaffeesatz Regular" w:eastAsia="華康儷中黑" w:hAnsi="Yanone Kaffeesatz Regular" w:cs="DaunPenh"/>
-                <w:b/>
-                <w:bCs/>
-                <w:w w:val="125"/>
-                <w:sz w:val="20"/>
-                <w:szCs w:val="20"/>
-              </w:rPr>
-              <w:sym w:font="Wingdings 3" w:char="F094"/>
+              <w:t>9:9-10:7(9:22-23)</w:t>
             </w:r>
           </w:p>
         </w:tc>
@@ -26927,7 +26975,7 @@
           <w:sz w:val="26"/>
           <w:szCs w:val="26"/>
         </w:rPr>
-        <w:t>永遠分別出來</w:t>
+        <w:t>不可勝數的榮耀</w:t>
       </w:r>
       <w:r>
         <w:rPr>
@@ -26979,51 +27027,7 @@
           <w:sz w:val="26"/>
           <w:szCs w:val="26"/>
         </w:rPr>
-        <w:t>那日，大衛懼怕</w:t>
-      </w:r>
-      <w:r>
-        <w:rPr>
-          <w:rFonts w:ascii="華康古印體" w:eastAsia="華康古印體" w:hAnsi="Barlow Condensed Medium" w:cs="Arial" w:hint="eastAsia"/>
-          <w:b/>
-          <w:bCs/>
-          <w:w w:val="70"/>
-          <w:sz w:val="26"/>
-          <w:szCs w:val="26"/>
-        </w:rPr>
-        <w:t xml:space="preserve">　</w:t>
-      </w:r>
-      <w:r>
-        <w:rPr>
-          <w:rFonts w:ascii="華康古印體" w:eastAsia="華康古印體" w:hAnsi="Barlow Condensed Medium" w:cs="Arial" w:hint="eastAsia"/>
-          <w:b/>
-          <w:bCs/>
-          <w:w w:val="70"/>
-          <w:sz w:val="26"/>
-          <w:szCs w:val="26"/>
-        </w:rPr>
-        <w:t>神，說：「</w:t>
-      </w:r>
-      <w:r>
-        <w:rPr>
-          <w:rFonts w:ascii="華康古印體" w:eastAsia="華康古印體" w:hAnsi="Barlow Condensed Medium" w:cs="Arial" w:hint="eastAsia"/>
-          <w:b/>
-          <w:bCs/>
-          <w:w w:val="70"/>
-          <w:sz w:val="26"/>
-          <w:szCs w:val="26"/>
-        </w:rPr>
-        <w:t xml:space="preserve">　</w:t>
-      </w:r>
-      <w:r>
-        <w:rPr>
-          <w:rFonts w:ascii="華康古印體" w:eastAsia="華康古印體" w:hAnsi="Barlow Condensed Medium" w:cs="Arial" w:hint="eastAsia"/>
-          <w:b/>
-          <w:bCs/>
-          <w:w w:val="70"/>
-          <w:sz w:val="26"/>
-          <w:szCs w:val="26"/>
-        </w:rPr>
-        <w:t>神的約櫃怎可運到我這裏來？」</w:t>
+        <w:t>我所要建造的殿宇甚大；因為我們的神至大，超乎諸神。天和天上的天，尚且不足他居住的，誰能為他建造殿宇呢？我是誰？能為他建造殿宇嗎？不過在他面前燒香而已。</w:t>
       </w:r>
       <w:r>
         <w:rPr>
@@ -27043,7 +27047,7 @@
           <w:sz w:val="26"/>
           <w:szCs w:val="26"/>
         </w:rPr>
-        <w:t>代上</w:t>
+        <w:t>代</w:t>
       </w:r>
       <w:r>
         <w:rPr>
@@ -27053,7 +27057,7 @@
           <w:sz w:val="26"/>
           <w:szCs w:val="26"/>
         </w:rPr>
-        <w:t>13</w:t>
+        <w:t>下</w:t>
       </w:r>
       <w:r>
         <w:rPr>
@@ -27063,7 +27067,7 @@
           <w:sz w:val="26"/>
           <w:szCs w:val="26"/>
         </w:rPr>
-        <w:t>:</w:t>
+        <w:t>2</w:t>
       </w:r>
       <w:r>
         <w:rPr>
@@ -27073,7 +27077,17 @@
           <w:sz w:val="26"/>
           <w:szCs w:val="26"/>
         </w:rPr>
-        <w:t>12</w:t>
+        <w:t>:</w:t>
+      </w:r>
+      <w:r>
+        <w:rPr>
+          <w:rFonts w:ascii="Barlow Condensed Medium" w:eastAsia="華康儷中黑" w:hAnsi="Barlow Condensed Medium" w:cs="Calibri" w:hint="eastAsia"/>
+          <w:bCs/>
+          <w:w w:val="70"/>
+          <w:sz w:val="26"/>
+          <w:szCs w:val="26"/>
+        </w:rPr>
+        <w:t>5-6</w:t>
       </w:r>
       <w:r>
         <w:rPr>
@@ -27195,7 +27209,7 @@
                 <w:sz w:val="26"/>
                 <w:szCs w:val="26"/>
               </w:rPr>
-              <w:t>為何用大量篇幅記錄利未人的事奉</w:t>
+              <w:t xml:space="preserve">　神既不住人手造的殿，又為何要蓋它</w:t>
             </w:r>
             <w:r>
               <w:rPr>
@@ -27206,6 +27220,17 @@
               </w:rPr>
               <w:t>?</w:t>
             </w:r>
+            <w:r>
+              <w:rPr>
+                <w:rFonts w:ascii="Barlow Condensed Medium" w:eastAsia="華康中黑體" w:hAnsi="Barlow Condensed Medium" w:cs="Arial" w:hint="eastAsia"/>
+                <w:w w:val="75"/>
+                <w:sz w:val="26"/>
+                <w:szCs w:val="26"/>
+              </w:rPr>
+              <w:t xml:space="preserve"> </w:t>
+            </w:r>
+            <w:bookmarkStart w:id="6" w:name="_GoBack"/>
+            <w:bookmarkEnd w:id="6"/>
           </w:p>
         </w:tc>
       </w:tr>
@@ -27267,7 +27292,7 @@
                 <w:sz w:val="26"/>
                 <w:szCs w:val="26"/>
               </w:rPr>
-              <w:t>制度與人如何成事</w:t>
+              <w:t>王向人民徵勞役有何問題</w:t>
             </w:r>
             <w:r>
               <w:rPr>
@@ -27339,7 +27364,7 @@
                 <w:sz w:val="26"/>
                 <w:szCs w:val="26"/>
               </w:rPr>
-              <w:t>祭司由家族專任的優缺點</w:t>
+              <w:t>國與國交往的基本原則</w:t>
             </w:r>
             <w:r>
               <w:rPr>
@@ -27420,7 +27445,7 @@
                 <w:sz w:val="26"/>
                 <w:szCs w:val="26"/>
               </w:rPr>
-              <w:t>一個組織能永久運作的條件為何</w:t>
+              <w:t>如何才能真正榮耀　神</w:t>
             </w:r>
             <w:r>
               <w:rPr>
@@ -27541,7 +27566,7 @@
           </mc:Choice>
           <mc:Fallback>
             <w:pict>
-              <v:line w14:anchorId="71185668" id="直線接點 6" o:spid="_x0000_s1026" style="position:absolute;z-index:251665408;visibility:visible;mso-wrap-style:square;mso-width-percent:0;mso-height-percent:0;mso-wrap-distance-left:9pt;mso-wrap-distance-top:0;mso-wrap-distance-right:9pt;mso-wrap-distance-bottom:0;mso-position-horizontal:absolute;mso-position-horizontal-relative:page;mso-position-vertical:absolute;mso-position-vertical-relative:page;mso-width-percent:0;mso-height-percent:0;mso-width-relative:margin;mso-height-relative:margin" from="343.9pt,19.85pt" to="345.05pt,710.95pt" o:gfxdata="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" strokecolor="black [3213]" strokeweight=".5pt">
+              <v:line w14:anchorId="50F714FA" id="直線接點 6" o:spid="_x0000_s1026" style="position:absolute;z-index:251665408;visibility:visible;mso-wrap-style:square;mso-width-percent:0;mso-height-percent:0;mso-wrap-distance-left:9pt;mso-wrap-distance-top:0;mso-wrap-distance-right:9pt;mso-wrap-distance-bottom:0;mso-position-horizontal:absolute;mso-position-horizontal-relative:page;mso-position-vertical:absolute;mso-position-vertical-relative:page;mso-width-percent:0;mso-height-percent:0;mso-width-relative:margin;mso-height-relative:margin" from="343.9pt,19.85pt" to="345.05pt,710.95pt" o:gfxdata="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" strokecolor="black [3213]" strokeweight=".5pt">
                 <v:stroke dashstyle="3 1" joinstyle="miter"/>
                 <w10:wrap anchorx="page" anchory="page"/>
               </v:line>
@@ -27619,7 +27644,7 @@
           </mc:Choice>
           <mc:Fallback>
             <w:pict>
-              <v:line w14:anchorId="61651AD3" id="直線接點 4" o:spid="_x0000_s1026" style="position:absolute;z-index:251661312;visibility:visible;mso-wrap-style:square;mso-width-percent:0;mso-height-percent:0;mso-wrap-distance-left:9pt;mso-wrap-distance-top:0;mso-wrap-distance-right:9pt;mso-wrap-distance-bottom:0;mso-position-horizontal:absolute;mso-position-horizontal-relative:page;mso-position-vertical:absolute;mso-position-vertical-relative:page;mso-width-percent:0;mso-height-percent:0;mso-width-relative:margin;mso-height-relative:margin" from="343.9pt,19.85pt" to="345.05pt,710.95pt" o:gfxdata="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" strokecolor="black [3213]" strokeweight=".5pt">
+              <v:line w14:anchorId="62EFC7D0" id="直線接點 4" o:spid="_x0000_s1026" style="position:absolute;z-index:251661312;visibility:visible;mso-wrap-style:square;mso-width-percent:0;mso-height-percent:0;mso-wrap-distance-left:9pt;mso-wrap-distance-top:0;mso-wrap-distance-right:9pt;mso-wrap-distance-bottom:0;mso-position-horizontal:absolute;mso-position-horizontal-relative:page;mso-position-vertical:absolute;mso-position-vertical-relative:page;mso-width-percent:0;mso-height-percent:0;mso-width-relative:margin;mso-height-relative:margin" from="343.9pt,19.85pt" to="345.05pt,710.95pt" o:gfxdata="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" strokecolor="black [3213]" strokeweight=".5pt">
                 <v:stroke dashstyle="3 1" joinstyle="miter"/>
                 <w10:wrap anchorx="page" anchory="page"/>
               </v:line>
@@ -27811,7 +27836,7 @@
           <w:sz w:val="26"/>
           <w:szCs w:val="26"/>
         </w:rPr>
-        <w:t>永遠分別出來</w:t>
+        <w:t>不可勝數的榮耀</w:t>
       </w:r>
       <w:r>
         <w:rPr>
@@ -27893,16 +27918,16 @@
                 <w:sz w:val="26"/>
                 <w:szCs w:val="26"/>
               </w:rPr>
-              <w:t>代上</w:t>
-            </w:r>
-            <w:r>
-              <w:rPr>
-                <w:rFonts w:ascii="Barlow Condensed Medium" w:eastAsia="華康儷中黑" w:hAnsi="Barlow Condensed Medium" w:cs="Calibri"/>
+              <w:t>代下</w:t>
+            </w:r>
+            <w:r>
+              <w:rPr>
+                <w:rFonts w:ascii="Barlow Condensed Medium" w:eastAsia="華康儷中黑" w:hAnsi="Barlow Condensed Medium" w:cs="Calibri" w:hint="eastAsia"/>
                 <w:w w:val="72"/>
                 <w:sz w:val="26"/>
                 <w:szCs w:val="26"/>
               </w:rPr>
-              <w:t>23:1-14</w:t>
+              <w:t>2:1-10</w:t>
             </w:r>
           </w:p>
         </w:tc>
@@ -27955,7 +27980,7 @@
           <w:sz w:val="26"/>
           <w:szCs w:val="26"/>
         </w:rPr>
-        <w:t>歷代志直接跳過押沙龍叛變和亞多尼雅爭位，切到大衛年老立所羅門為王，是為了強調這兩王最大的功績就是建造聖殿。而其他插曲都改變不了　神的旨意。</w:t>
+        <w:t>聖殿和皇宮的工程浩大，耗費龐大的人力和物力。但是為何要為天地都容不下的　神耶和華蓋一座殿呢？乃是按　神的話，作為祂與大衛家永遠同在的記號。</w:t>
       </w:r>
       <w:r>
         <w:rPr>
@@ -27964,7 +27989,7 @@
           <w:sz w:val="26"/>
           <w:szCs w:val="26"/>
         </w:rPr>
-        <w:t>因為有列王記的歷史可以比較，使我們瞭解到，有部分的歷史事件被省略，應該是作者故意安排。可能是篇幅縮減，更可能是作者，就是要集中篇幅來說籌建聖殿的事。又開始記錄一大堆家族和人名，從利未人在聖殿的排班、到祭司的班次、樂師的班次、守衛的班次和其他的工作人員。其實大衛時代的編制，到尼希米重建聖殿的編制，有可能已大幅縮水。而這些記錄，所講述的就是聖殿事奉的家族傳承和使命。就像所羅門的第一聖殿是兩位先王所建立，是　神的旨意，沒有人能改變。又尼希米重建的第二聖殿，也是　神的旨意。雖然當時約櫃已遭掠奪，甚至毀壞，但是　神所定的居所、聽人祈禱和祝福的殿，仍是以色列人找回民族的自我認同最神聖的記憶。</w:t>
+        <w:t>宮殿、神廟或陵墓就如同人類的奢侈品一樣，是要在民生物質需求滿足和充裕之後，來可能有餘力來打造這種追求精神上的榮耀性和紀念性的巨大建築。就算是　神廟，表面上是榮耀神靈，實際上卻有政治上收聚民心和經濟上促進商業活動的果效。所以，大衛好不容易平定四方邊境，人民需要的是休養生息，享受和平。直到傳給兒子所羅門，國力恢復且民生富裕之際，建造聖殿和皇宮，追求更高的精神生活，才是明智之舉，也是　神旨意背後的美意。後來聖殿蓋了七年，皇宮蓋了十三年，就可見工程的浩大。重點是所羅門自己如何解釋為耶和華蓋聖殿的意義。高大的殿宇和焚香的儀式都是人為了營造神靈降臨的氛圍而作，耶和華的尊榮和崇高根本不能裝在人的建築裡。建造聖殿乃是為了履行父親的遺命和繼承耶和華給大衛家的聖約和祝福。當然，　神的同在，也象徵祂與以色列人聖約一樣長存。就像我國在非洲唯一的邦交國史瓦濟蘭王國，如何能抗拒大國的經濟威脅。據說是先王的遺命，一種對盟友的忠誠。而所羅門的聖殿也是建立在這樣的忠誠之上。</w:t>
       </w:r>
     </w:p>
     <w:p>
@@ -27987,115 +28012,7 @@
           <w:sz w:val="26"/>
           <w:szCs w:val="26"/>
         </w:rPr>
-        <w:t>大衛一開始點數</w:t>
-      </w:r>
-      <w:r>
-        <w:rPr>
-          <w:rFonts w:ascii="Barlow Condensed Medium" w:eastAsia="華康儷中黑" w:hAnsi="Barlow Condensed Medium" w:hint="eastAsia"/>
-          <w:w w:val="70"/>
-          <w:sz w:val="26"/>
-          <w:szCs w:val="26"/>
-        </w:rPr>
-        <w:t>30</w:t>
-      </w:r>
-      <w:r>
-        <w:rPr>
-          <w:rFonts w:ascii="Barlow Condensed Medium" w:eastAsia="華康儷中黑" w:hAnsi="Barlow Condensed Medium" w:hint="eastAsia"/>
-          <w:w w:val="70"/>
-          <w:sz w:val="26"/>
-          <w:szCs w:val="26"/>
-        </w:rPr>
-        <w:t>歲以上的利未人</w:t>
-      </w:r>
-      <w:r>
-        <w:rPr>
-          <w:rFonts w:ascii="Barlow Condensed Medium" w:eastAsia="華康儷中黑" w:hAnsi="Barlow Condensed Medium" w:hint="eastAsia"/>
-          <w:w w:val="70"/>
-          <w:sz w:val="26"/>
-          <w:szCs w:val="26"/>
-        </w:rPr>
-        <w:t>3</w:t>
-      </w:r>
-      <w:r>
-        <w:rPr>
-          <w:rFonts w:ascii="Barlow Condensed Medium" w:eastAsia="華康儷中黑" w:hAnsi="Barlow Condensed Medium" w:hint="eastAsia"/>
-          <w:w w:val="70"/>
-          <w:sz w:val="26"/>
-          <w:szCs w:val="26"/>
-        </w:rPr>
-        <w:t>萬</w:t>
-      </w:r>
-      <w:r>
-        <w:rPr>
-          <w:rFonts w:ascii="Barlow Condensed Medium" w:eastAsia="華康儷中黑" w:hAnsi="Barlow Condensed Medium" w:hint="eastAsia"/>
-          <w:w w:val="70"/>
-          <w:sz w:val="26"/>
-          <w:szCs w:val="26"/>
-        </w:rPr>
-        <w:t>8</w:t>
-      </w:r>
-      <w:r>
-        <w:rPr>
-          <w:rFonts w:ascii="Barlow Condensed Medium" w:eastAsia="華康儷中黑" w:hAnsi="Barlow Condensed Medium" w:hint="eastAsia"/>
-          <w:w w:val="70"/>
-          <w:sz w:val="26"/>
-          <w:szCs w:val="26"/>
-        </w:rPr>
-        <w:t>千人，再依工作職份按家族來分班次。後來可能人手不夠，又徵召了</w:t>
-      </w:r>
-      <w:r>
-        <w:rPr>
-          <w:rFonts w:ascii="Barlow Condensed Medium" w:eastAsia="華康儷中黑" w:hAnsi="Barlow Condensed Medium" w:hint="eastAsia"/>
-          <w:w w:val="70"/>
-          <w:sz w:val="26"/>
-          <w:szCs w:val="26"/>
-        </w:rPr>
-        <w:t>20</w:t>
-      </w:r>
-      <w:r>
-        <w:rPr>
-          <w:rFonts w:ascii="Barlow Condensed Medium" w:eastAsia="華康儷中黑" w:hAnsi="Barlow Condensed Medium" w:hint="eastAsia"/>
-          <w:w w:val="70"/>
-          <w:sz w:val="26"/>
-          <w:szCs w:val="26"/>
-        </w:rPr>
-        <w:t>歲以上的</w:t>
-      </w:r>
-      <w:r>
-        <w:rPr>
-          <w:rFonts w:ascii="Barlow Condensed Medium" w:eastAsia="華康儷中黑" w:hAnsi="Barlow Condensed Medium" w:hint="eastAsia"/>
-          <w:w w:val="70"/>
-          <w:sz w:val="26"/>
-          <w:szCs w:val="26"/>
-        </w:rPr>
-        <w:t>(24</w:t>
-      </w:r>
-      <w:r>
-        <w:rPr>
-          <w:rFonts w:ascii="Barlow Condensed Medium" w:eastAsia="華康儷中黑" w:hAnsi="Barlow Condensed Medium" w:hint="eastAsia"/>
-          <w:w w:val="70"/>
-          <w:sz w:val="26"/>
-          <w:szCs w:val="26"/>
-        </w:rPr>
-        <w:t>節</w:t>
-      </w:r>
-      <w:r>
-        <w:rPr>
-          <w:rFonts w:ascii="Barlow Condensed Medium" w:eastAsia="華康儷中黑" w:hAnsi="Barlow Condensed Medium" w:hint="eastAsia"/>
-          <w:w w:val="70"/>
-          <w:sz w:val="26"/>
-          <w:szCs w:val="26"/>
-        </w:rPr>
-        <w:t>)</w:t>
-      </w:r>
-      <w:r>
-        <w:rPr>
-          <w:rFonts w:ascii="Barlow Condensed Medium" w:eastAsia="華康儷中黑" w:hAnsi="Barlow Condensed Medium" w:hint="eastAsia"/>
-          <w:w w:val="70"/>
-          <w:sz w:val="26"/>
-          <w:szCs w:val="26"/>
-        </w:rPr>
-        <w:t>。制度和人是聖殿的軟體。</w:t>
+        <w:t>首先是材料，主要是巨石和巨木，取得沒問題，搬運才是最大的問題。古代的巨大工程都須要苦役作搬運的人力，通常是戰俘，而所羅門用的是剩餘的迦南人。</w:t>
       </w:r>
       <w:r>
         <w:rPr>
@@ -28104,7 +28021,7 @@
           <w:sz w:val="26"/>
           <w:szCs w:val="26"/>
         </w:rPr>
-        <w:t>根據民數記第</w:t>
+        <w:t>本章的</w:t>
       </w:r>
       <w:r>
         <w:rPr>
@@ -28113,7 +28030,7 @@
           <w:sz w:val="26"/>
           <w:szCs w:val="26"/>
         </w:rPr>
-        <w:t>4</w:t>
+        <w:t>17,18</w:t>
       </w:r>
       <w:r>
         <w:rPr>
@@ -28122,7 +28039,7 @@
           <w:sz w:val="26"/>
           <w:szCs w:val="26"/>
         </w:rPr>
-        <w:t>章的規定，未利人必須滿</w:t>
+        <w:t>節重述了苦役的人數，又補充說明了他們就是住在以色列人中的迦南人。有沒有使用牲口我們不得而知，或許建材需要更有技巧的搬運，人成了可學習和指揮的最佳勞動力。古代甚至會為了這種苦役的短缺而發動戰爭，用從他國抓來的奴隸作補充。特別是俘擄各種技術的工匠，更是對建築工程大有助益。這也是撒母耳在一開始警告以色列人的，有了王，他們就必須作王的奴隸。這樣的苦役制度一直延續到所羅門的兒子羅波安。在所羅門時代就已經徵召了三萬以色列人作苦役</w:t>
       </w:r>
       <w:r>
         <w:rPr>
@@ -28131,7 +28048,7 @@
           <w:sz w:val="26"/>
           <w:szCs w:val="26"/>
         </w:rPr>
-        <w:t>30</w:t>
+        <w:t>(</w:t>
       </w:r>
       <w:r>
         <w:rPr>
@@ -28140,7 +28057,7 @@
           <w:sz w:val="26"/>
           <w:szCs w:val="26"/>
         </w:rPr>
-        <w:t>歲才能進入聖殿事奉。限制家族和年齡就是對聖殿事奉能力最基本的要求，因為古代沒有專門的學校和認證方式，唯一的認證就是，在家族中，長輩帶晚輩，師傅帶徒弟，邊作邊學，這些老前輩就是技能的品質保證。如此，一代傳一代。而大衛時代，預計動用的人力是摩西會幕的</w:t>
+        <w:t>王上</w:t>
       </w:r>
       <w:r>
         <w:rPr>
@@ -28149,7 +28066,7 @@
           <w:sz w:val="26"/>
           <w:szCs w:val="26"/>
         </w:rPr>
-        <w:t>8</w:t>
+        <w:t>5:13-18)</w:t>
       </w:r>
       <w:r>
         <w:rPr>
@@ -28158,7 +28075,7 @@
           <w:sz w:val="26"/>
           <w:szCs w:val="26"/>
         </w:rPr>
-        <w:t>倍以上，新聖殿的事奉規模甚大，所以就把</w:t>
+        <w:t>。為後來王國的分裂埋下了禍根。被以色列人擁立為王的耶羅波安，竟是所羅門任命的約瑟家服勞役工人的總監。</w:t>
       </w:r>
       <w:r>
         <w:rPr>
@@ -28167,7 +28084,7 @@
           <w:sz w:val="26"/>
           <w:szCs w:val="26"/>
         </w:rPr>
-        <w:t>20</w:t>
+        <w:t>(</w:t>
       </w:r>
       <w:r>
         <w:rPr>
@@ -28176,7 +28093,7 @@
           <w:sz w:val="26"/>
           <w:szCs w:val="26"/>
         </w:rPr>
-        <w:t>歲以上的利未人也召募了。或許第二聖殿面臨相同的問題，</w:t>
+        <w:t>王上</w:t>
       </w:r>
       <w:r>
         <w:rPr>
@@ -28185,7 +28102,16 @@
           <w:sz w:val="26"/>
           <w:szCs w:val="26"/>
         </w:rPr>
-        <w:t>回歸的人原本就少，就更需要召募年輕世代來補足人力。這樣的記錄，可能也是作為合法性的證據吧。無論如何，在聖殿的硬體都尚未成形之前，大衛就已經備預好了聖殿事奉的制度和人力，乃是有前瞻性的作為。在教會中或任何事，計劃在先，而人就是為了完成計劃而設立的。這些人不只是有名字，更是有家族的專業，這個軟體的實力就傳承在利未人的家族之中。前一陣子，國人憂心，我們的護國神山台積電會不會被取代。其實硬體花錢就有，但是真正難取代的是軟實力，就是設計的能力、程式和參數，以及工程師。這就是專業的優勢，難以取代。</w:t>
+        <w:t>11:28)</w:t>
+      </w:r>
+      <w:r>
+        <w:rPr>
+          <w:rFonts w:ascii="Barlow Condensed Medium" w:eastAsia="華康細黑體" w:hAnsi="Barlow Condensed Medium" w:cs="微軟正黑體" w:hint="eastAsia"/>
+          <w:w w:val="70"/>
+          <w:sz w:val="26"/>
+          <w:szCs w:val="26"/>
+        </w:rPr>
+        <w:t>。苦役無法取代，如何善待才是智慧。</w:t>
       </w:r>
     </w:p>
     <w:p>
@@ -28208,7 +28134,7 @@
           <w:sz w:val="26"/>
           <w:szCs w:val="26"/>
         </w:rPr>
-        <w:t>亞倫和他的子孫被分別為聖，就是保留給耶和華的聖物。是作為耶和華的祭司，執行聖所內的事奉。顯示古代的文化教養和技藝傳承仍以家族為中心。</w:t>
+        <w:t>其次是技術人才，採石和伐木的技術不在話下，還需要冶金、用特殊絲線縫製布料和精細雕刻等工匠。因此，與泰爾王希蘭的木材交易和技術合作不可缺。</w:t>
       </w:r>
       <w:r>
         <w:rPr>
@@ -28217,119 +28143,7 @@
           <w:sz w:val="26"/>
           <w:szCs w:val="26"/>
         </w:rPr>
-        <w:t>就像利未人是代替以色列所有的長子獻給了　神，可以說是　神專屬的僕人和財產。那麼，祭司的職分就長子中的長子，由亞倫的家承擔最親近　神的事奉工作，就是所有的獻祭儀式。雖然世襲的制度像是特權，但是祭司是家族性、多人的事奉，專職於聖殿的工作難有治政權力壟斷的問題。重點是　神會親自管理，出了錯，可能就會像烏撒的下場。但是在耶穌的時代就不同了，因為羅馬人給猶太人自治權，當時的大祭司能夠影響七十人公會的決定，有政治和地方的司法權，墮落就開始了。話說回來，總是有忠心於　神的僕人，也有虛偽的，　神必然明白。但是，在古代，以家族來傳承專業的知識和技能，仍是最好的方法。</w:t>
-      </w:r>
-    </w:p>
-    <w:p>
-      <w:pPr>
-        <w:kinsoku w:val="0"/>
-        <w:snapToGrid w:val="0"/>
-        <w:spacing w:afterLines="50" w:after="165" w:line="290" w:lineRule="exact"/>
-        <w:rPr>
-          <w:rFonts w:ascii="Cambria" w:eastAsia="華康細黑體" w:hAnsi="Cambria" w:cs="Cambria"/>
-          <w:w w:val="70"/>
-          <w:sz w:val="26"/>
-          <w:szCs w:val="26"/>
-        </w:rPr>
-      </w:pPr>
-      <w:r>
-        <w:rPr>
-          <w:rFonts w:ascii="Barlow Condensed Medium" w:eastAsia="華康儷中黑" w:hAnsi="Barlow Condensed Medium" w:cs="新細明體"/>
-          <w:w w:val="70"/>
-          <w:sz w:val="26"/>
-          <w:szCs w:val="26"/>
-        </w:rPr>
-        <w:t>＜</w:t>
-      </w:r>
-      <w:r>
-        <w:rPr>
-          <w:rFonts w:ascii="Barlow Condensed Medium" w:eastAsia="華康儷中黑" w:hAnsi="Barlow Condensed Medium" w:cs="新細明體" w:hint="eastAsia"/>
-          <w:w w:val="70"/>
-          <w:sz w:val="26"/>
-          <w:szCs w:val="26"/>
-        </w:rPr>
-        <w:t>媽媽的味道</w:t>
-      </w:r>
-      <w:r>
-        <w:rPr>
-          <w:rFonts w:ascii="Barlow Condensed Medium" w:eastAsia="華康儷中黑" w:hAnsi="Barlow Condensed Medium" w:cs="新細明體"/>
-          <w:w w:val="70"/>
-          <w:sz w:val="26"/>
-          <w:szCs w:val="26"/>
-        </w:rPr>
-        <w:t>＞</w:t>
-      </w:r>
-      <w:r>
-        <w:rPr>
-          <w:rFonts w:ascii="Cambria" w:eastAsia="華康細黑體" w:hAnsi="Cambria" w:cs="Cambria" w:hint="eastAsia"/>
-          <w:w w:val="70"/>
-          <w:sz w:val="26"/>
-          <w:szCs w:val="26"/>
-        </w:rPr>
-        <w:t>媽媽的味道就是一個家的文化傳承。不要小看家庭飲食的智慧，除了傳承美味和愛家人</w:t>
-      </w:r>
-      <w:r>
-        <w:rPr>
-          <w:rFonts w:ascii="Cambria" w:eastAsia="華康細黑體" w:hAnsi="Cambria" w:cs="Cambria" w:hint="eastAsia"/>
-          <w:w w:val="70"/>
-          <w:sz w:val="26"/>
-          <w:szCs w:val="26"/>
-        </w:rPr>
-        <w:t>(</w:t>
-      </w:r>
-      <w:r>
-        <w:rPr>
-          <w:rFonts w:ascii="Cambria" w:eastAsia="華康細黑體" w:hAnsi="Cambria" w:cs="Cambria" w:hint="eastAsia"/>
-          <w:w w:val="70"/>
-          <w:sz w:val="26"/>
-          <w:szCs w:val="26"/>
-        </w:rPr>
-        <w:t>服侍人</w:t>
-      </w:r>
-      <w:r>
-        <w:rPr>
-          <w:rFonts w:ascii="Cambria" w:eastAsia="華康細黑體" w:hAnsi="Cambria" w:cs="Cambria" w:hint="eastAsia"/>
-          <w:w w:val="70"/>
-          <w:sz w:val="26"/>
-          <w:szCs w:val="26"/>
-        </w:rPr>
-        <w:t>)</w:t>
-      </w:r>
-      <w:r>
-        <w:rPr>
-          <w:rFonts w:ascii="Cambria" w:eastAsia="華康細黑體" w:hAnsi="Cambria" w:cs="Cambria" w:hint="eastAsia"/>
-          <w:w w:val="70"/>
-          <w:sz w:val="26"/>
-          <w:szCs w:val="26"/>
-        </w:rPr>
-        <w:t>的心，更是關係到健康的飲</w:t>
-      </w:r>
-      <w:r>
-        <w:rPr>
-          <w:rFonts w:ascii="Cambria" w:eastAsia="華康細黑體" w:hAnsi="Cambria" w:cs="Cambria" w:hint="eastAsia"/>
-          <w:w w:val="70"/>
-          <w:sz w:val="26"/>
-          <w:szCs w:val="26"/>
-        </w:rPr>
-        <w:t>食習慣。其實就一般家庭而言，會煮飯的意思，就是冰箱剩下什麼，就能變出一桌什麼樣的菜。就像有名的客家小炒，根據客家人的說法，那道菜就是菜櫥中剩下的菜一起炒一炒，就是客家小炒。我的母親是國小老師，下班要趕著煮飯就必須手腳</w:t>
-      </w:r>
-      <w:r>
-        <w:rPr>
-          <w:rFonts w:ascii="Cambria" w:eastAsia="華康細黑體" w:hAnsi="Cambria" w:cs="Cambria" w:hint="eastAsia"/>
-          <w:w w:val="70"/>
-          <w:sz w:val="26"/>
-          <w:szCs w:val="26"/>
-        </w:rPr>
-        <w:t>俐落</w:t>
-      </w:r>
-      <w:r>
-        <w:rPr>
-          <w:rFonts w:ascii="Cambria" w:eastAsia="華康細黑體" w:hAnsi="Cambria" w:cs="Cambria" w:hint="eastAsia"/>
-          <w:w w:val="70"/>
-          <w:sz w:val="26"/>
-          <w:szCs w:val="26"/>
-        </w:rPr>
-        <w:t>，我算是有傳到。印象中的都是簡單的家常菜，又上國中開始三個小孩都出外念書，一起吃飯的時間只剩過年過節。反而是想念母親帶著我們包的粽子，又我們家的香菇雞湯，不是先喝湯或吃雞肉，而是三個小孩搶著夾香菇。再不然就是按季節的出產會吃菜瓜粥、竹筍粥，偶而會吃海產粥。媽媽的味道其實是和媽媽一起同桌吃飯，媽媽是一個家的象徵，因為我們都是從媽媽的肚子蹦出來的。所以，傳承的不只是食物，而是一家人被媽媽的愛餵飽的滋味。</w:t>
+        <w:t>所羅門與希蘭王往來的信息有許多有趣的地方。首先是交易的目的，就是為至高超過諸神的耶和華建造聖殿，一方面是見證　神興起以色列王國，另一方面則是共享建造聖殿的榮耀。也就是說，與鄰國有和平的關係和互利的貿易往來，乃是耶和華的子民榮耀祂的方式，卻不是用武力強奪鄰國的資源來建設自己國家。這也延續了大衛與希蘭的友好關係。其次是提出物資和人才技術的需求。泰爾就是推羅，是一個腓尼基人的商業小島，著名的就是出口香柏木、紡織品和染料。除此之外，腓尼基人也有相當好的建築技術。如此，透過兩邊的資源和人才的合作，這麼大的工程才有可能實現。又希蘭王派來的巧匠與大衛預備的巧匠一同工作，就產生了文化和技術的交流。又一個小細節，說到紫色和朱紅色絲線，兩字的原文都不是希伯文，而分別是亞蘭文和波斯文，這就反映出作者書寫的年代。不論是被統治，或是與鄰國互助合作，不同的時代建造聖殿，造成了不同的文化交流。</w:t>
       </w:r>
     </w:p>
     <w:p>
@@ -28339,6 +28153,74 @@
         <w:spacing w:afterLines="50" w:after="165" w:line="290" w:lineRule="exact"/>
         <w:jc w:val="both"/>
         <w:rPr>
+          <w:rFonts w:ascii="Cambria" w:eastAsia="華康細黑體" w:hAnsi="Cambria" w:cs="Cambria"/>
+          <w:w w:val="70"/>
+          <w:sz w:val="26"/>
+          <w:szCs w:val="26"/>
+        </w:rPr>
+      </w:pPr>
+      <w:r>
+        <w:rPr>
+          <w:rFonts w:ascii="Barlow Condensed Medium" w:eastAsia="華康儷中黑" w:hAnsi="Barlow Condensed Medium" w:cs="新細明體"/>
+          <w:w w:val="70"/>
+          <w:sz w:val="26"/>
+          <w:szCs w:val="26"/>
+        </w:rPr>
+        <w:t>＜</w:t>
+      </w:r>
+      <w:r>
+        <w:rPr>
+          <w:rFonts w:ascii="Barlow Condensed Medium" w:eastAsia="華康儷中黑" w:hAnsi="Barlow Condensed Medium" w:cs="新細明體" w:hint="eastAsia"/>
+          <w:w w:val="70"/>
+          <w:sz w:val="26"/>
+          <w:szCs w:val="26"/>
+        </w:rPr>
+        <w:t>見證榮耀</w:t>
+      </w:r>
+      <w:r>
+        <w:rPr>
+          <w:rFonts w:ascii="Barlow Condensed Medium" w:eastAsia="華康儷中黑" w:hAnsi="Barlow Condensed Medium" w:cs="新細明體"/>
+          <w:w w:val="70"/>
+          <w:sz w:val="26"/>
+          <w:szCs w:val="26"/>
+        </w:rPr>
+        <w:t>＞</w:t>
+      </w:r>
+      <w:r>
+        <w:rPr>
+          <w:rFonts w:ascii="Cambria" w:eastAsia="華康細黑體" w:hAnsi="Cambria" w:cs="Cambria" w:hint="eastAsia"/>
+          <w:w w:val="70"/>
+          <w:sz w:val="26"/>
+          <w:szCs w:val="26"/>
+        </w:rPr>
+        <w:t>大衛的王朝和所羅門的聖殿都是　神耶和華為了彰顯和見證自己的信實和與以色列人的聖約，用祂的大能所成就的。使一群埃及的奴隸變成大國的國民。後來，當以色列人背離祂，追隨偶像且在道德上墮落的時候，</w:t>
+      </w:r>
+      <w:r>
+        <w:rPr>
+          <w:rFonts w:ascii="Cambria" w:eastAsia="華康細黑體" w:hAnsi="Cambria" w:cs="Cambria" w:hint="eastAsia"/>
+          <w:w w:val="70"/>
+          <w:sz w:val="26"/>
+          <w:szCs w:val="26"/>
+        </w:rPr>
+        <w:t xml:space="preserve">  </w:t>
+      </w:r>
+      <w:r>
+        <w:rPr>
+          <w:rFonts w:ascii="Cambria" w:eastAsia="華康細黑體" w:hAnsi="Cambria" w:cs="Cambria" w:hint="eastAsia"/>
+          <w:w w:val="70"/>
+          <w:sz w:val="26"/>
+          <w:szCs w:val="26"/>
+        </w:rPr>
+        <w:t>神竟然容許祂的聖殿和約櫃被拆毀，容許自己的名被辱罵。但是，　神的榮耀卻一絲一亳沒有減損，正因祂不住人手所造的殿。祂又繼續帶領祂的餘民回歸，重建祂的殿，直到祂的愛子耶穌基督，用他的身體建造新的聖殿。這新聖殿是由追隨基督的門徒所組成，學習基督的愛和行動，真正榮耀他的天父。什麼是榮耀，跳水救人的大學生枉喪性命卻有榮耀。消防員為了救人把氧氣罩給了傷者使用卻犧牲了自己有榮耀。任何彰顯良善和堅守誠信的人有榮耀。當人願意真實地活出神性來榮耀神，就有真正的榮耀。</w:t>
+      </w:r>
+    </w:p>
+    <w:p>
+      <w:pPr>
+        <w:kinsoku w:val="0"/>
+        <w:snapToGrid w:val="0"/>
+        <w:spacing w:afterLines="50" w:after="165" w:line="290" w:lineRule="exact"/>
+        <w:jc w:val="both"/>
+        <w:rPr>
           <w:rFonts w:ascii="Barlow Condensed Medium" w:eastAsia="華康儷中黑" w:hAnsi="Barlow Condensed Medium"/>
           <w:w w:val="70"/>
           <w:sz w:val="26"/>
@@ -28352,7 +28234,7 @@
           <w:sz w:val="26"/>
           <w:szCs w:val="26"/>
         </w:rPr>
-        <w:t>大衛雖不能建造　神的聖殿，卻為它預備了材料、制度和人才，好讓聖殿能長久順利地運作。而今日，建造　神的教會也一樣，更重要的是人、制度和傳承。</w:t>
+        <w:t>所羅門明白，他所造的聖殿裝不下　神不可勝數的榮耀，只是個容自己為　神燒香的地方。真正榮耀　神的正如希蘭所說，是　神賜所羅門以智慧治國和建造。</w:t>
       </w:r>
       <w:r>
         <w:rPr>
@@ -28361,7 +28243,7 @@
           <w:sz w:val="26"/>
           <w:szCs w:val="26"/>
         </w:rPr>
-        <w:t>尼希米為了重建和讓聖殿重新運作起來，特別將大衛當時的聖殿事奉制度和人力分配記錄下來，就是希望能重現傳統且傳承下去。傳承的不只有摩西五經中的事奉規矩，更有聖殿中，裡裡外外的例行公事，都需要有制度來維持。而台灣長老教會的地方教會普遍人數不多，在維持和傳承一個教會的文化和制度上比較困難。但是，簡單的比喻就是一種有遠見的預備，如同你想裝</w:t>
+        <w:t>君王用宮殿、城池和軍隊來榮耀自己，又建造神廟更是為了提高統治者的聲望和利益。但是，真正認識　神耶和華的人明白，　神不需要，人也不能用，人所造之物來榮耀祂。正如耶穌所教導的，唯有那遵行　神話語的，又在暗處行善不叫人看見的，如此榮耀那在天上的父，父看見就必報答。又像人用恩賜來服事眾人，像所羅門用他的智慧治理邦國，讓世人看見，　神藉著祂的僕人祝福眾人的，就是榮耀　神了。</w:t>
       </w:r>
       <w:r>
         <w:rPr>
@@ -28370,44 +28252,22 @@
           <w:sz w:val="26"/>
           <w:szCs w:val="26"/>
         </w:rPr>
-        <w:t>20</w:t>
+        <w:sym w:font="Wingdings" w:char="F043"/>
       </w:r>
-      <w:r>
-        <w:rPr>
-          <w:rFonts w:ascii="Barlow Condensed Medium" w:eastAsia="華康細黑體" w:hAnsi="Barlow Condensed Medium" w:cs="微軟正黑體" w:hint="eastAsia"/>
+    </w:p>
+    <w:p>
+      <w:pPr>
+        <w:kinsoku w:val="0"/>
+        <w:snapToGrid w:val="0"/>
+        <w:spacing w:afterLines="50" w:after="165" w:line="290" w:lineRule="exact"/>
+        <w:jc w:val="both"/>
+        <w:rPr>
+          <w:rFonts w:ascii="Barlow Condensed Medium" w:eastAsia="華康儷中黑" w:hAnsi="Barlow Condensed Medium"/>
           <w:w w:val="70"/>
           <w:sz w:val="26"/>
           <w:szCs w:val="26"/>
         </w:rPr>
-        <w:t>公升的水，就不能只拿一個</w:t>
-      </w:r>
-      <w:r>
-        <w:rPr>
-          <w:rFonts w:ascii="Barlow Condensed Medium" w:eastAsia="華康細黑體" w:hAnsi="Barlow Condensed Medium" w:cs="微軟正黑體" w:hint="eastAsia"/>
-          <w:w w:val="70"/>
-          <w:sz w:val="26"/>
-          <w:szCs w:val="26"/>
-        </w:rPr>
-        <w:t>5</w:t>
-      </w:r>
-      <w:r>
-        <w:rPr>
-          <w:rFonts w:ascii="Barlow Condensed Medium" w:eastAsia="華康細黑體" w:hAnsi="Barlow Condensed Medium" w:cs="微軟正黑體" w:hint="eastAsia"/>
-          <w:w w:val="70"/>
-          <w:sz w:val="26"/>
-          <w:szCs w:val="26"/>
-        </w:rPr>
-        <w:t>公升的勺子。而制度和文化裝的是人，必須先分別出來歸給　神，才能蒙　神的祝福。</w:t>
-      </w:r>
-      <w:r>
-        <w:rPr>
-          <w:rFonts w:ascii="Barlow Condensed Medium" w:eastAsia="華康細黑體" w:hAnsi="Barlow Condensed Medium" w:cs="微軟正黑體" w:hint="eastAsia"/>
-          <w:w w:val="70"/>
-          <w:sz w:val="26"/>
-          <w:szCs w:val="26"/>
-        </w:rPr>
-        <w:sym w:font="Wingdings" w:char="F043"/>
-      </w:r>
+      </w:pPr>
     </w:p>
     <w:sectPr>
       <w:headerReference w:type="even" r:id="rId16"/>
@@ -28429,7 +28289,7 @@
 </file>
 
 <file path=word/endnotes.xml><?xml version="1.0" encoding="utf-8"?>
-<w:endnotes xmlns:wpc="http://schemas.microsoft.com/office/word/2010/wordprocessingCanvas" xmlns:cx="http://schemas.microsoft.com/office/drawing/2014/chartex" xmlns:cx1="http://schemas.microsoft.com/office/drawing/2015/9/8/chartex" xmlns:cx2="http://schemas.microsoft.com/office/drawing/2015/10/21/chartex" xmlns:cx3="http://schemas.microsoft.com/office/drawing/2016/5/9/chartex" xmlns:cx4="http://schemas.microsoft.com/office/drawing/2016/5/10/chartex" xmlns:cx5="http://schemas.microsoft.com/office/drawing/2016/5/11/chartex" xmlns:cx6="http://schemas.microsoft.com/office/drawing/2016/5/12/chartex" xmlns:cx7="http://schemas.microsoft.com/office/drawing/2016/5/13/chartex" xmlns:cx8="http://schemas.microsoft.com/office/drawing/2016/5/14/chartex" xmlns:mc="http://schemas.openxmlformats.org/markup-compatibility/2006" xmlns:aink="http://schemas.microsoft.com/office/drawing/2016/ink" xmlns:am3d="http://schemas.microsoft.com/office/drawing/2017/model3d" xmlns:o="urn:schemas-microsoft-com:office:office" xmlns:oel="http://schemas.microsoft.com/office/2019/extlst" xmlns:r="http://schemas.openxmlformats.org/officeDocument/2006/relationships" xmlns:m="http://schemas.openxmlformats.org/officeDocument/2006/math" xmlns:v="urn:schemas-microsoft-com:vml" xmlns:wp14="http://schemas.microsoft.com/office/word/2010/wordprocessingDrawing" xmlns:wp="http://schemas.openxmlformats.org/drawingml/2006/wordprocessingDrawing" xmlns:w10="urn:schemas-microsoft-com:office:word" xmlns:w="http://schemas.openxmlformats.org/wordprocessingml/2006/main" xmlns:w14="http://schemas.microsoft.com/office/word/2010/wordml" xmlns:w15="http://schemas.microsoft.com/office/word/2012/wordml" xmlns:w16cex="http://schemas.microsoft.com/office/word/2018/wordml/cex" xmlns:w16cid="http://schemas.microsoft.com/office/word/2016/wordml/cid" xmlns:w16="http://schemas.microsoft.com/office/word/2018/wordml" xmlns:w16sdtdh="http://schemas.microsoft.com/office/word/2020/wordml/sdtdatahash" xmlns:w16se="http://schemas.microsoft.com/office/word/2015/wordml/symex" xmlns:wpg="http://schemas.microsoft.com/office/word/2010/wordprocessingGroup" xmlns:wpi="http://schemas.microsoft.com/office/word/2010/wordprocessingInk" xmlns:wne="http://schemas.microsoft.com/office/word/2006/wordml" xmlns:wps="http://schemas.microsoft.com/office/word/2010/wordprocessingShape" mc:Ignorable="w14 w15 w16se w16cid w16 w16cex w16sdtdh wp14">
+<w:endnotes xmlns:wpc="http://schemas.microsoft.com/office/word/2010/wordprocessingCanvas" xmlns:mc="http://schemas.openxmlformats.org/markup-compatibility/2006" xmlns:o="urn:schemas-microsoft-com:office:office" xmlns:r="http://schemas.openxmlformats.org/officeDocument/2006/relationships" xmlns:m="http://schemas.openxmlformats.org/officeDocument/2006/math" xmlns:v="urn:schemas-microsoft-com:vml" xmlns:wp14="http://schemas.microsoft.com/office/word/2010/wordprocessingDrawing" xmlns:wp="http://schemas.openxmlformats.org/drawingml/2006/wordprocessingDrawing" xmlns:w10="urn:schemas-microsoft-com:office:word" xmlns:w="http://schemas.openxmlformats.org/wordprocessingml/2006/main" xmlns:w14="http://schemas.microsoft.com/office/word/2010/wordml" xmlns:w15="http://schemas.microsoft.com/office/word/2012/wordml" xmlns:wpg="http://schemas.microsoft.com/office/word/2010/wordprocessingGroup" xmlns:wpi="http://schemas.microsoft.com/office/word/2010/wordprocessingInk" xmlns:wne="http://schemas.microsoft.com/office/word/2006/wordml" xmlns:wps="http://schemas.microsoft.com/office/word/2010/wordprocessingShape" mc:Ignorable="w14 w15 wp14">
   <w:endnote w:type="separator" w:id="-1">
     <w:p>
       <w:r>
@@ -28448,7 +28308,7 @@
 </file>
 
 <file path=word/footnotes.xml><?xml version="1.0" encoding="utf-8"?>
-<w:footnotes xmlns:wpc="http://schemas.microsoft.com/office/word/2010/wordprocessingCanvas" xmlns:cx="http://schemas.microsoft.com/office/drawing/2014/chartex" xmlns:cx1="http://schemas.microsoft.com/office/drawing/2015/9/8/chartex" xmlns:cx2="http://schemas.microsoft.com/office/drawing/2015/10/21/chartex" xmlns:cx3="http://schemas.microsoft.com/office/drawing/2016/5/9/chartex" xmlns:cx4="http://schemas.microsoft.com/office/drawing/2016/5/10/chartex" xmlns:cx5="http://schemas.microsoft.com/office/drawing/2016/5/11/chartex" xmlns:cx6="http://schemas.microsoft.com/office/drawing/2016/5/12/chartex" xmlns:cx7="http://schemas.microsoft.com/office/drawing/2016/5/13/chartex" xmlns:cx8="http://schemas.microsoft.com/office/drawing/2016/5/14/chartex" xmlns:mc="http://schemas.openxmlformats.org/markup-compatibility/2006" xmlns:aink="http://schemas.microsoft.com/office/drawing/2016/ink" xmlns:am3d="http://schemas.microsoft.com/office/drawing/2017/model3d" xmlns:o="urn:schemas-microsoft-com:office:office" xmlns:oel="http://schemas.microsoft.com/office/2019/extlst" xmlns:r="http://schemas.openxmlformats.org/officeDocument/2006/relationships" xmlns:m="http://schemas.openxmlformats.org/officeDocument/2006/math" xmlns:v="urn:schemas-microsoft-com:vml" xmlns:wp14="http://schemas.microsoft.com/office/word/2010/wordprocessingDrawing" xmlns:wp="http://schemas.openxmlformats.org/drawingml/2006/wordprocessingDrawing" xmlns:w10="urn:schemas-microsoft-com:office:word" xmlns:w="http://schemas.openxmlformats.org/wordprocessingml/2006/main" xmlns:w14="http://schemas.microsoft.com/office/word/2010/wordml" xmlns:w15="http://schemas.microsoft.com/office/word/2012/wordml" xmlns:w16cex="http://schemas.microsoft.com/office/word/2018/wordml/cex" xmlns:w16cid="http://schemas.microsoft.com/office/word/2016/wordml/cid" xmlns:w16="http://schemas.microsoft.com/office/word/2018/wordml" xmlns:w16sdtdh="http://schemas.microsoft.com/office/word/2020/wordml/sdtdatahash" xmlns:w16se="http://schemas.microsoft.com/office/word/2015/wordml/symex" xmlns:wpg="http://schemas.microsoft.com/office/word/2010/wordprocessingGroup" xmlns:wpi="http://schemas.microsoft.com/office/word/2010/wordprocessingInk" xmlns:wne="http://schemas.microsoft.com/office/word/2006/wordml" xmlns:wps="http://schemas.microsoft.com/office/word/2010/wordprocessingShape" mc:Ignorable="w14 w15 w16se w16cid w16 w16cex w16sdtdh wp14">
+<w:footnotes xmlns:wpc="http://schemas.microsoft.com/office/word/2010/wordprocessingCanvas" xmlns:mc="http://schemas.openxmlformats.org/markup-compatibility/2006" xmlns:o="urn:schemas-microsoft-com:office:office" xmlns:r="http://schemas.openxmlformats.org/officeDocument/2006/relationships" xmlns:m="http://schemas.openxmlformats.org/officeDocument/2006/math" xmlns:v="urn:schemas-microsoft-com:vml" xmlns:wp14="http://schemas.microsoft.com/office/word/2010/wordprocessingDrawing" xmlns:wp="http://schemas.openxmlformats.org/drawingml/2006/wordprocessingDrawing" xmlns:w10="urn:schemas-microsoft-com:office:word" xmlns:w="http://schemas.openxmlformats.org/wordprocessingml/2006/main" xmlns:w14="http://schemas.microsoft.com/office/word/2010/wordml" xmlns:w15="http://schemas.microsoft.com/office/word/2012/wordml" xmlns:wpg="http://schemas.microsoft.com/office/word/2010/wordprocessingGroup" xmlns:wpi="http://schemas.microsoft.com/office/word/2010/wordprocessingInk" xmlns:wne="http://schemas.microsoft.com/office/word/2006/wordml" xmlns:wps="http://schemas.microsoft.com/office/word/2010/wordprocessingShape" mc:Ignorable="w14 w15 wp14">
   <w:footnote w:type="separator" w:id="-1">
     <w:p>
       <w:r>
@@ -28467,7 +28327,7 @@
 </file>
 
 <file path=word/header1.xml><?xml version="1.0" encoding="utf-8"?>
-<w:hdr xmlns:wpc="http://schemas.microsoft.com/office/word/2010/wordprocessingCanvas" xmlns:cx="http://schemas.microsoft.com/office/drawing/2014/chartex" xmlns:cx1="http://schemas.microsoft.com/office/drawing/2015/9/8/chartex" xmlns:cx2="http://schemas.microsoft.com/office/drawing/2015/10/21/chartex" xmlns:cx3="http://schemas.microsoft.com/office/drawing/2016/5/9/chartex" xmlns:cx4="http://schemas.microsoft.com/office/drawing/2016/5/10/chartex" xmlns:cx5="http://schemas.microsoft.com/office/drawing/2016/5/11/chartex" xmlns:cx6="http://schemas.microsoft.com/office/drawing/2016/5/12/chartex" xmlns:cx7="http://schemas.microsoft.com/office/drawing/2016/5/13/chartex" xmlns:cx8="http://schemas.microsoft.com/office/drawing/2016/5/14/chartex" xmlns:mc="http://schemas.openxmlformats.org/markup-compatibility/2006" xmlns:aink="http://schemas.microsoft.com/office/drawing/2016/ink" xmlns:am3d="http://schemas.microsoft.com/office/drawing/2017/model3d" xmlns:o="urn:schemas-microsoft-com:office:office" xmlns:oel="http://schemas.microsoft.com/office/2019/extlst" xmlns:r="http://schemas.openxmlformats.org/officeDocument/2006/relationships" xmlns:m="http://schemas.openxmlformats.org/officeDocument/2006/math" xmlns:v="urn:schemas-microsoft-com:vml" xmlns:wp14="http://schemas.microsoft.com/office/word/2010/wordprocessingDrawing" xmlns:wp="http://schemas.openxmlformats.org/drawingml/2006/wordprocessingDrawing" xmlns:w10="urn:schemas-microsoft-com:office:word" xmlns:w="http://schemas.openxmlformats.org/wordprocessingml/2006/main" xmlns:w14="http://schemas.microsoft.com/office/word/2010/wordml" xmlns:w15="http://schemas.microsoft.com/office/word/2012/wordml" xmlns:w16cex="http://schemas.microsoft.com/office/word/2018/wordml/cex" xmlns:w16cid="http://schemas.microsoft.com/office/word/2016/wordml/cid" xmlns:w16="http://schemas.microsoft.com/office/word/2018/wordml" xmlns:w16sdtdh="http://schemas.microsoft.com/office/word/2020/wordml/sdtdatahash" xmlns:w16se="http://schemas.microsoft.com/office/word/2015/wordml/symex" xmlns:wpg="http://schemas.microsoft.com/office/word/2010/wordprocessingGroup" xmlns:wpi="http://schemas.microsoft.com/office/word/2010/wordprocessingInk" xmlns:wne="http://schemas.microsoft.com/office/word/2006/wordml" xmlns:wps="http://schemas.microsoft.com/office/word/2010/wordprocessingShape" mc:Ignorable="w14 w15 w16se w16cid w16 w16cex w16sdtdh wp14">
+<w:hdr xmlns:wpc="http://schemas.microsoft.com/office/word/2010/wordprocessingCanvas" xmlns:mc="http://schemas.openxmlformats.org/markup-compatibility/2006" xmlns:o="urn:schemas-microsoft-com:office:office" xmlns:r="http://schemas.openxmlformats.org/officeDocument/2006/relationships" xmlns:m="http://schemas.openxmlformats.org/officeDocument/2006/math" xmlns:v="urn:schemas-microsoft-com:vml" xmlns:wp14="http://schemas.microsoft.com/office/word/2010/wordprocessingDrawing" xmlns:wp="http://schemas.openxmlformats.org/drawingml/2006/wordprocessingDrawing" xmlns:w10="urn:schemas-microsoft-com:office:word" xmlns:w="http://schemas.openxmlformats.org/wordprocessingml/2006/main" xmlns:w14="http://schemas.microsoft.com/office/word/2010/wordml" xmlns:w15="http://schemas.microsoft.com/office/word/2012/wordml" xmlns:wpg="http://schemas.microsoft.com/office/word/2010/wordprocessingGroup" xmlns:wpi="http://schemas.microsoft.com/office/word/2010/wordprocessingInk" xmlns:wne="http://schemas.microsoft.com/office/word/2006/wordml" xmlns:wps="http://schemas.microsoft.com/office/word/2010/wordprocessingShape" mc:Ignorable="w14 w15 wp14">
   <w:p>
     <w:pPr>
       <w:pStyle w:val="a4"/>
@@ -28925,7 +28785,7 @@
 </file>
 
 <file path=word/header2.xml><?xml version="1.0" encoding="utf-8"?>
-<w:hdr xmlns:wpc="http://schemas.microsoft.com/office/word/2010/wordprocessingCanvas" xmlns:cx="http://schemas.microsoft.com/office/drawing/2014/chartex" xmlns:cx1="http://schemas.microsoft.com/office/drawing/2015/9/8/chartex" xmlns:cx2="http://schemas.microsoft.com/office/drawing/2015/10/21/chartex" xmlns:cx3="http://schemas.microsoft.com/office/drawing/2016/5/9/chartex" xmlns:cx4="http://schemas.microsoft.com/office/drawing/2016/5/10/chartex" xmlns:cx5="http://schemas.microsoft.com/office/drawing/2016/5/11/chartex" xmlns:cx6="http://schemas.microsoft.com/office/drawing/2016/5/12/chartex" xmlns:cx7="http://schemas.microsoft.com/office/drawing/2016/5/13/chartex" xmlns:cx8="http://schemas.microsoft.com/office/drawing/2016/5/14/chartex" xmlns:mc="http://schemas.openxmlformats.org/markup-compatibility/2006" xmlns:aink="http://schemas.microsoft.com/office/drawing/2016/ink" xmlns:am3d="http://schemas.microsoft.com/office/drawing/2017/model3d" xmlns:o="urn:schemas-microsoft-com:office:office" xmlns:oel="http://schemas.microsoft.com/office/2019/extlst" xmlns:r="http://schemas.openxmlformats.org/officeDocument/2006/relationships" xmlns:m="http://schemas.openxmlformats.org/officeDocument/2006/math" xmlns:v="urn:schemas-microsoft-com:vml" xmlns:wp14="http://schemas.microsoft.com/office/word/2010/wordprocessingDrawing" xmlns:wp="http://schemas.openxmlformats.org/drawingml/2006/wordprocessingDrawing" xmlns:w10="urn:schemas-microsoft-com:office:word" xmlns:w="http://schemas.openxmlformats.org/wordprocessingml/2006/main" xmlns:w14="http://schemas.microsoft.com/office/word/2010/wordml" xmlns:w15="http://schemas.microsoft.com/office/word/2012/wordml" xmlns:w16cex="http://schemas.microsoft.com/office/word/2018/wordml/cex" xmlns:w16cid="http://schemas.microsoft.com/office/word/2016/wordml/cid" xmlns:w16="http://schemas.microsoft.com/office/word/2018/wordml" xmlns:w16sdtdh="http://schemas.microsoft.com/office/word/2020/wordml/sdtdatahash" xmlns:w16se="http://schemas.microsoft.com/office/word/2015/wordml/symex" xmlns:wpg="http://schemas.microsoft.com/office/word/2010/wordprocessingGroup" xmlns:wpi="http://schemas.microsoft.com/office/word/2010/wordprocessingInk" xmlns:wne="http://schemas.microsoft.com/office/word/2006/wordml" xmlns:wps="http://schemas.microsoft.com/office/word/2010/wordprocessingShape" mc:Ignorable="w14 w15 w16se w16cid w16 w16cex w16sdtdh wp14">
+<w:hdr xmlns:wpc="http://schemas.microsoft.com/office/word/2010/wordprocessingCanvas" xmlns:mc="http://schemas.openxmlformats.org/markup-compatibility/2006" xmlns:o="urn:schemas-microsoft-com:office:office" xmlns:r="http://schemas.openxmlformats.org/officeDocument/2006/relationships" xmlns:m="http://schemas.openxmlformats.org/officeDocument/2006/math" xmlns:v="urn:schemas-microsoft-com:vml" xmlns:wp14="http://schemas.microsoft.com/office/word/2010/wordprocessingDrawing" xmlns:wp="http://schemas.openxmlformats.org/drawingml/2006/wordprocessingDrawing" xmlns:w10="urn:schemas-microsoft-com:office:word" xmlns:w="http://schemas.openxmlformats.org/wordprocessingml/2006/main" xmlns:w14="http://schemas.microsoft.com/office/word/2010/wordml" xmlns:w15="http://schemas.microsoft.com/office/word/2012/wordml" xmlns:wpg="http://schemas.microsoft.com/office/word/2010/wordprocessingGroup" xmlns:wpi="http://schemas.microsoft.com/office/word/2010/wordprocessingInk" xmlns:wne="http://schemas.microsoft.com/office/word/2006/wordml" xmlns:wps="http://schemas.microsoft.com/office/word/2010/wordprocessingShape" mc:Ignorable="w14 w15 wp14">
   <w:p>
     <w:pPr>
       <w:pStyle w:val="a4"/>
@@ -29383,7 +29243,7 @@
 </file>
 
 <file path=word/header3.xml><?xml version="1.0" encoding="utf-8"?>
-<w:hdr xmlns:wpc="http://schemas.microsoft.com/office/word/2010/wordprocessingCanvas" xmlns:cx="http://schemas.microsoft.com/office/drawing/2014/chartex" xmlns:cx1="http://schemas.microsoft.com/office/drawing/2015/9/8/chartex" xmlns:cx2="http://schemas.microsoft.com/office/drawing/2015/10/21/chartex" xmlns:cx3="http://schemas.microsoft.com/office/drawing/2016/5/9/chartex" xmlns:cx4="http://schemas.microsoft.com/office/drawing/2016/5/10/chartex" xmlns:cx5="http://schemas.microsoft.com/office/drawing/2016/5/11/chartex" xmlns:cx6="http://schemas.microsoft.com/office/drawing/2016/5/12/chartex" xmlns:cx7="http://schemas.microsoft.com/office/drawing/2016/5/13/chartex" xmlns:cx8="http://schemas.microsoft.com/office/drawing/2016/5/14/chartex" xmlns:mc="http://schemas.openxmlformats.org/markup-compatibility/2006" xmlns:aink="http://schemas.microsoft.com/office/drawing/2016/ink" xmlns:am3d="http://schemas.microsoft.com/office/drawing/2017/model3d" xmlns:o="urn:schemas-microsoft-com:office:office" xmlns:oel="http://schemas.microsoft.com/office/2019/extlst" xmlns:r="http://schemas.openxmlformats.org/officeDocument/2006/relationships" xmlns:m="http://schemas.openxmlformats.org/officeDocument/2006/math" xmlns:v="urn:schemas-microsoft-com:vml" xmlns:wp14="http://schemas.microsoft.com/office/word/2010/wordprocessingDrawing" xmlns:wp="http://schemas.openxmlformats.org/drawingml/2006/wordprocessingDrawing" xmlns:w10="urn:schemas-microsoft-com:office:word" xmlns:w="http://schemas.openxmlformats.org/wordprocessingml/2006/main" xmlns:w14="http://schemas.microsoft.com/office/word/2010/wordml" xmlns:w15="http://schemas.microsoft.com/office/word/2012/wordml" xmlns:w16cex="http://schemas.microsoft.com/office/word/2018/wordml/cex" xmlns:w16cid="http://schemas.microsoft.com/office/word/2016/wordml/cid" xmlns:w16="http://schemas.microsoft.com/office/word/2018/wordml" xmlns:w16sdtdh="http://schemas.microsoft.com/office/word/2020/wordml/sdtdatahash" xmlns:w16se="http://schemas.microsoft.com/office/word/2015/wordml/symex" xmlns:wpg="http://schemas.microsoft.com/office/word/2010/wordprocessingGroup" xmlns:wpi="http://schemas.microsoft.com/office/word/2010/wordprocessingInk" xmlns:wne="http://schemas.microsoft.com/office/word/2006/wordml" xmlns:wps="http://schemas.microsoft.com/office/word/2010/wordprocessingShape" mc:Ignorable="w14 w15 w16se w16cid w16 w16cex w16sdtdh wp14">
+<w:hdr xmlns:wpc="http://schemas.microsoft.com/office/word/2010/wordprocessingCanvas" xmlns:mc="http://schemas.openxmlformats.org/markup-compatibility/2006" xmlns:o="urn:schemas-microsoft-com:office:office" xmlns:r="http://schemas.openxmlformats.org/officeDocument/2006/relationships" xmlns:m="http://schemas.openxmlformats.org/officeDocument/2006/math" xmlns:v="urn:schemas-microsoft-com:vml" xmlns:wp14="http://schemas.microsoft.com/office/word/2010/wordprocessingDrawing" xmlns:wp="http://schemas.openxmlformats.org/drawingml/2006/wordprocessingDrawing" xmlns:w10="urn:schemas-microsoft-com:office:word" xmlns:w="http://schemas.openxmlformats.org/wordprocessingml/2006/main" xmlns:w14="http://schemas.microsoft.com/office/word/2010/wordml" xmlns:w15="http://schemas.microsoft.com/office/word/2012/wordml" xmlns:wpg="http://schemas.microsoft.com/office/word/2010/wordprocessingGroup" xmlns:wpi="http://schemas.microsoft.com/office/word/2010/wordprocessingInk" xmlns:wne="http://schemas.microsoft.com/office/word/2006/wordml" xmlns:wps="http://schemas.microsoft.com/office/word/2010/wordprocessingShape" mc:Ignorable="w14 w15 wp14">
   <w:p>
     <w:pPr>
       <w:pStyle w:val="a4"/>
@@ -29841,7 +29701,7 @@
 </file>
 
 <file path=word/header4.xml><?xml version="1.0" encoding="utf-8"?>
-<w:hdr xmlns:wpc="http://schemas.microsoft.com/office/word/2010/wordprocessingCanvas" xmlns:cx="http://schemas.microsoft.com/office/drawing/2014/chartex" xmlns:cx1="http://schemas.microsoft.com/office/drawing/2015/9/8/chartex" xmlns:cx2="http://schemas.microsoft.com/office/drawing/2015/10/21/chartex" xmlns:cx3="http://schemas.microsoft.com/office/drawing/2016/5/9/chartex" xmlns:cx4="http://schemas.microsoft.com/office/drawing/2016/5/10/chartex" xmlns:cx5="http://schemas.microsoft.com/office/drawing/2016/5/11/chartex" xmlns:cx6="http://schemas.microsoft.com/office/drawing/2016/5/12/chartex" xmlns:cx7="http://schemas.microsoft.com/office/drawing/2016/5/13/chartex" xmlns:cx8="http://schemas.microsoft.com/office/drawing/2016/5/14/chartex" xmlns:mc="http://schemas.openxmlformats.org/markup-compatibility/2006" xmlns:aink="http://schemas.microsoft.com/office/drawing/2016/ink" xmlns:am3d="http://schemas.microsoft.com/office/drawing/2017/model3d" xmlns:o="urn:schemas-microsoft-com:office:office" xmlns:oel="http://schemas.microsoft.com/office/2019/extlst" xmlns:r="http://schemas.openxmlformats.org/officeDocument/2006/relationships" xmlns:m="http://schemas.openxmlformats.org/officeDocument/2006/math" xmlns:v="urn:schemas-microsoft-com:vml" xmlns:wp14="http://schemas.microsoft.com/office/word/2010/wordprocessingDrawing" xmlns:wp="http://schemas.openxmlformats.org/drawingml/2006/wordprocessingDrawing" xmlns:w10="urn:schemas-microsoft-com:office:word" xmlns:w="http://schemas.openxmlformats.org/wordprocessingml/2006/main" xmlns:w14="http://schemas.microsoft.com/office/word/2010/wordml" xmlns:w15="http://schemas.microsoft.com/office/word/2012/wordml" xmlns:w16cex="http://schemas.microsoft.com/office/word/2018/wordml/cex" xmlns:w16cid="http://schemas.microsoft.com/office/word/2016/wordml/cid" xmlns:w16="http://schemas.microsoft.com/office/word/2018/wordml" xmlns:w16sdtdh="http://schemas.microsoft.com/office/word/2020/wordml/sdtdatahash" xmlns:w16se="http://schemas.microsoft.com/office/word/2015/wordml/symex" xmlns:wpg="http://schemas.microsoft.com/office/word/2010/wordprocessingGroup" xmlns:wpi="http://schemas.microsoft.com/office/word/2010/wordprocessingInk" xmlns:wne="http://schemas.microsoft.com/office/word/2006/wordml" xmlns:wps="http://schemas.microsoft.com/office/word/2010/wordprocessingShape" mc:Ignorable="w14 w15 w16se w16cid w16 w16cex w16sdtdh wp14">
+<w:hdr xmlns:wpc="http://schemas.microsoft.com/office/word/2010/wordprocessingCanvas" xmlns:mc="http://schemas.openxmlformats.org/markup-compatibility/2006" xmlns:o="urn:schemas-microsoft-com:office:office" xmlns:r="http://schemas.openxmlformats.org/officeDocument/2006/relationships" xmlns:m="http://schemas.openxmlformats.org/officeDocument/2006/math" xmlns:v="urn:schemas-microsoft-com:vml" xmlns:wp14="http://schemas.microsoft.com/office/word/2010/wordprocessingDrawing" xmlns:wp="http://schemas.openxmlformats.org/drawingml/2006/wordprocessingDrawing" xmlns:w10="urn:schemas-microsoft-com:office:word" xmlns:w="http://schemas.openxmlformats.org/wordprocessingml/2006/main" xmlns:w14="http://schemas.microsoft.com/office/word/2010/wordml" xmlns:w15="http://schemas.microsoft.com/office/word/2012/wordml" xmlns:wpg="http://schemas.microsoft.com/office/word/2010/wordprocessingGroup" xmlns:wpi="http://schemas.microsoft.com/office/word/2010/wordprocessingInk" xmlns:wne="http://schemas.microsoft.com/office/word/2006/wordml" xmlns:wps="http://schemas.microsoft.com/office/word/2010/wordprocessingShape" mc:Ignorable="w14 w15 wp14">
   <w:p>
     <w:pPr>
       <w:pStyle w:val="a4"/>
@@ -29913,7 +29773,7 @@
         <w:b/>
         <w:noProof/>
       </w:rPr>
-      <w:t>2619</w:t>
+      <w:t>2620</w:t>
     </w:r>
     <w:r>
       <w:rPr>
@@ -30050,7 +29910,7 @@
         <w:b/>
         <w:noProof/>
       </w:rPr>
-      <w:t>10</w:t>
+      <w:t>17</w:t>
     </w:r>
     <w:r>
       <w:rPr>
@@ -30122,7 +29982,7 @@
         <w:b/>
         <w:noProof/>
       </w:rPr>
-      <w:t>2619</w:t>
+      <w:t>2620</w:t>
     </w:r>
     <w:r>
       <w:rPr>
@@ -30259,7 +30119,7 @@
         <w:b/>
         <w:noProof/>
       </w:rPr>
-      <w:t>10</w:t>
+      <w:t>17</w:t>
     </w:r>
     <w:r>
       <w:rPr>
@@ -30299,7 +30159,7 @@
 </file>
 
 <file path=word/numbering.xml><?xml version="1.0" encoding="utf-8"?>
-<w:numbering xmlns:wpc="http://schemas.microsoft.com/office/word/2010/wordprocessingCanvas" xmlns:cx="http://schemas.microsoft.com/office/drawing/2014/chartex" xmlns:cx1="http://schemas.microsoft.com/office/drawing/2015/9/8/chartex" xmlns:cx2="http://schemas.microsoft.com/office/drawing/2015/10/21/chartex" xmlns:cx3="http://schemas.microsoft.com/office/drawing/2016/5/9/chartex" xmlns:cx4="http://schemas.microsoft.com/office/drawing/2016/5/10/chartex" xmlns:cx5="http://schemas.microsoft.com/office/drawing/2016/5/11/chartex" xmlns:cx6="http://schemas.microsoft.com/office/drawing/2016/5/12/chartex" xmlns:cx7="http://schemas.microsoft.com/office/drawing/2016/5/13/chartex" xmlns:cx8="http://schemas.microsoft.com/office/drawing/2016/5/14/chartex" xmlns:mc="http://schemas.openxmlformats.org/markup-compatibility/2006" xmlns:aink="http://schemas.microsoft.com/office/drawing/2016/ink" xmlns:am3d="http://schemas.microsoft.com/office/drawing/2017/model3d" xmlns:o="urn:schemas-microsoft-com:office:office" xmlns:oel="http://schemas.microsoft.com/office/2019/extlst" xmlns:r="http://schemas.openxmlformats.org/officeDocument/2006/relationships" xmlns:m="http://schemas.openxmlformats.org/officeDocument/2006/math" xmlns:v="urn:schemas-microsoft-com:vml" xmlns:wp14="http://schemas.microsoft.com/office/word/2010/wordprocessingDrawing" xmlns:wp="http://schemas.openxmlformats.org/drawingml/2006/wordprocessingDrawing" xmlns:w10="urn:schemas-microsoft-com:office:word" xmlns:w="http://schemas.openxmlformats.org/wordprocessingml/2006/main" xmlns:w14="http://schemas.microsoft.com/office/word/2010/wordml" xmlns:w15="http://schemas.microsoft.com/office/word/2012/wordml" xmlns:w16cex="http://schemas.microsoft.com/office/word/2018/wordml/cex" xmlns:w16cid="http://schemas.microsoft.com/office/word/2016/wordml/cid" xmlns:w16="http://schemas.microsoft.com/office/word/2018/wordml" xmlns:w16sdtdh="http://schemas.microsoft.com/office/word/2020/wordml/sdtdatahash" xmlns:w16se="http://schemas.microsoft.com/office/word/2015/wordml/symex" xmlns:wpg="http://schemas.microsoft.com/office/word/2010/wordprocessingGroup" xmlns:wpi="http://schemas.microsoft.com/office/word/2010/wordprocessingInk" xmlns:wne="http://schemas.microsoft.com/office/word/2006/wordml" xmlns:wps="http://schemas.microsoft.com/office/word/2010/wordprocessingShape" mc:Ignorable="w14 w15 w16se w16cid w16 w16cex w16sdtdh wp14">
+<w:numbering xmlns:wpc="http://schemas.microsoft.com/office/word/2010/wordprocessingCanvas" xmlns:mc="http://schemas.openxmlformats.org/markup-compatibility/2006" xmlns:o="urn:schemas-microsoft-com:office:office" xmlns:r="http://schemas.openxmlformats.org/officeDocument/2006/relationships" xmlns:m="http://schemas.openxmlformats.org/officeDocument/2006/math" xmlns:v="urn:schemas-microsoft-com:vml" xmlns:wp14="http://schemas.microsoft.com/office/word/2010/wordprocessingDrawing" xmlns:wp="http://schemas.openxmlformats.org/drawingml/2006/wordprocessingDrawing" xmlns:w10="urn:schemas-microsoft-com:office:word" xmlns:w="http://schemas.openxmlformats.org/wordprocessingml/2006/main" xmlns:w14="http://schemas.microsoft.com/office/word/2010/wordml" xmlns:w15="http://schemas.microsoft.com/office/word/2012/wordml" xmlns:wpg="http://schemas.microsoft.com/office/word/2010/wordprocessingGroup" xmlns:wpi="http://schemas.microsoft.com/office/word/2010/wordprocessingInk" xmlns:wne="http://schemas.microsoft.com/office/word/2006/wordml" xmlns:wps="http://schemas.microsoft.com/office/word/2010/wordprocessingShape" mc:Ignorable="w14 w15 wp14">
   <w:abstractNum w:abstractNumId="0" w15:restartNumberingAfterBreak="0">
     <w:nsid w:val="0397573A"/>
     <w:multiLevelType w:val="hybridMultilevel"/>
@@ -31902,65 +31762,65 @@
       </w:pPr>
     </w:lvl>
   </w:abstractNum>
-  <w:num w:numId="1" w16cid:durableId="2099859851">
+  <w:num w:numId="1">
     <w:abstractNumId w:val="17"/>
   </w:num>
-  <w:num w:numId="2" w16cid:durableId="1756434989">
+  <w:num w:numId="2">
     <w:abstractNumId w:val="5"/>
   </w:num>
-  <w:num w:numId="3" w16cid:durableId="189880863">
+  <w:num w:numId="3">
     <w:abstractNumId w:val="8"/>
   </w:num>
-  <w:num w:numId="4" w16cid:durableId="912424308">
+  <w:num w:numId="4">
     <w:abstractNumId w:val="3"/>
   </w:num>
-  <w:num w:numId="5" w16cid:durableId="527258047">
+  <w:num w:numId="5">
     <w:abstractNumId w:val="9"/>
   </w:num>
-  <w:num w:numId="6" w16cid:durableId="1809474854">
+  <w:num w:numId="6">
     <w:abstractNumId w:val="16"/>
   </w:num>
-  <w:num w:numId="7" w16cid:durableId="731545031">
+  <w:num w:numId="7">
     <w:abstractNumId w:val="15"/>
   </w:num>
-  <w:num w:numId="8" w16cid:durableId="339432990">
+  <w:num w:numId="8">
     <w:abstractNumId w:val="7"/>
   </w:num>
-  <w:num w:numId="9" w16cid:durableId="816648155">
+  <w:num w:numId="9">
     <w:abstractNumId w:val="13"/>
   </w:num>
-  <w:num w:numId="10" w16cid:durableId="1293755835">
+  <w:num w:numId="10">
     <w:abstractNumId w:val="4"/>
   </w:num>
-  <w:num w:numId="11" w16cid:durableId="1536698110">
+  <w:num w:numId="11">
     <w:abstractNumId w:val="10"/>
   </w:num>
-  <w:num w:numId="12" w16cid:durableId="229848350">
+  <w:num w:numId="12">
     <w:abstractNumId w:val="2"/>
   </w:num>
-  <w:num w:numId="13" w16cid:durableId="809401608">
+  <w:num w:numId="13">
     <w:abstractNumId w:val="11"/>
   </w:num>
-  <w:num w:numId="14" w16cid:durableId="1839032015">
+  <w:num w:numId="14">
     <w:abstractNumId w:val="12"/>
   </w:num>
-  <w:num w:numId="15" w16cid:durableId="109130887">
+  <w:num w:numId="15">
     <w:abstractNumId w:val="1"/>
   </w:num>
-  <w:num w:numId="16" w16cid:durableId="1861580087">
+  <w:num w:numId="16">
     <w:abstractNumId w:val="0"/>
   </w:num>
-  <w:num w:numId="17" w16cid:durableId="1940024657">
+  <w:num w:numId="17">
     <w:abstractNumId w:val="14"/>
   </w:num>
-  <w:num w:numId="18" w16cid:durableId="2090231926">
+  <w:num w:numId="18">
     <w:abstractNumId w:val="6"/>
   </w:num>
 </w:numbering>
 </file>
 
 <file path=word/styles.xml><?xml version="1.0" encoding="utf-8"?>
-<w:styles xmlns:mc="http://schemas.openxmlformats.org/markup-compatibility/2006" xmlns:r="http://schemas.openxmlformats.org/officeDocument/2006/relationships" xmlns:w="http://schemas.openxmlformats.org/wordprocessingml/2006/main" xmlns:w14="http://schemas.microsoft.com/office/word/2010/wordml" xmlns:w15="http://schemas.microsoft.com/office/word/2012/wordml" xmlns:w16cex="http://schemas.microsoft.com/office/word/2018/wordml/cex" xmlns:w16cid="http://schemas.microsoft.com/office/word/2016/wordml/cid" xmlns:w16="http://schemas.microsoft.com/office/word/2018/wordml" xmlns:w16sdtdh="http://schemas.microsoft.com/office/word/2020/wordml/sdtdatahash" xmlns:w16se="http://schemas.microsoft.com/office/word/2015/wordml/symex" mc:Ignorable="w14 w15 w16se w16cid w16 w16cex w16sdtdh">
+<w:styles xmlns:mc="http://schemas.openxmlformats.org/markup-compatibility/2006" xmlns:r="http://schemas.openxmlformats.org/officeDocument/2006/relationships" xmlns:w="http://schemas.openxmlformats.org/wordprocessingml/2006/main" xmlns:w14="http://schemas.microsoft.com/office/word/2010/wordml" xmlns:w15="http://schemas.microsoft.com/office/word/2012/wordml" mc:Ignorable="w14 w15">
   <w:docDefaults>
     <w:rPrDefault>
       <w:rPr>
@@ -31973,7 +31833,7 @@
     </w:rPrDefault>
     <w:pPrDefault/>
   </w:docDefaults>
-  <w:latentStyles w:defLockedState="0" w:defUIPriority="99" w:defSemiHidden="0" w:defUnhideWhenUsed="0" w:defQFormat="0" w:count="376">
+  <w:latentStyles w:defLockedState="0" w:defUIPriority="99" w:defSemiHidden="0" w:defUnhideWhenUsed="0" w:defQFormat="0" w:count="371">
     <w:lsdException w:name="Normal" w:uiPriority="0" w:qFormat="1"/>
     <w:lsdException w:name="heading 1" w:uiPriority="9" w:qFormat="1"/>
     <w:lsdException w:name="heading 2" w:semiHidden="1" w:uiPriority="9" w:unhideWhenUsed="1" w:qFormat="1"/>
@@ -32345,11 +32205,6 @@
     <w:lsdException w:name="List Table 5 Dark Accent 6" w:uiPriority="50"/>
     <w:lsdException w:name="List Table 6 Colorful Accent 6" w:uiPriority="51"/>
     <w:lsdException w:name="List Table 7 Colorful Accent 6" w:uiPriority="52"/>
-    <w:lsdException w:name="Mention" w:semiHidden="1" w:unhideWhenUsed="1"/>
-    <w:lsdException w:name="Smart Hyperlink" w:semiHidden="1" w:unhideWhenUsed="1"/>
-    <w:lsdException w:name="Hashtag" w:semiHidden="1" w:unhideWhenUsed="1"/>
-    <w:lsdException w:name="Unresolved Mention" w:semiHidden="1" w:unhideWhenUsed="1"/>
-    <w:lsdException w:name="Smart Link" w:semiHidden="1" w:unhideWhenUsed="1"/>
   </w:latentStyles>
   <w:style w:type="paragraph" w:default="1" w:styleId="a">
     <w:name w:val="Normal"/>
@@ -33005,7 +32860,7 @@
 </file>
 
 <file path=customXml/itemProps1.xml><?xml version="1.0" encoding="utf-8"?>
-<ds:datastoreItem xmlns:ds="http://schemas.openxmlformats.org/officeDocument/2006/customXml" ds:itemID="{D0619C75-7AA4-4F6A-B102-B37274A326D3}">
+<ds:datastoreItem xmlns:ds="http://schemas.openxmlformats.org/officeDocument/2006/customXml" ds:itemID="{0D7F6633-3E5A-4398-8D19-0C474E5F80E5}">
   <ds:schemaRefs>
     <ds:schemaRef ds:uri="http://schemas.openxmlformats.org/officeDocument/2006/bibliography"/>
   </ds:schemaRefs>
